--- a/table.docx
+++ b/table.docx
@@ -45,22 +45,12 @@
       </w:r>
       <w:r>
         <w:rPr>
-          <w:i/>
           <w:b w:val="true"/>
           <w:rFonts w:ascii="Calibri" w:hAnsi="Calibri"/>
           <w:sz w:val="24"/>
           <w:color w:val="333333"/>
         </w:rPr>
-        <w:t xml:space="preserve">MAPK8IP3</w:t>
-      </w:r>
-      <w:r>
-        <w:rPr>
-          <w:b w:val="true"/>
-          <w:rFonts w:ascii="Calibri" w:hAnsi="Calibri"/>
-          <w:sz w:val="24"/>
-          <w:color w:val="333333"/>
-        </w:rPr>
-        <w:t xml:space="preserve"> Variant Phenotype Summary</w:t>
+        <w:t xml:space="preserve">Variant NM_015133.5</w:t>
       </w:r>
     </w:p>
     <w:tbl xmlns:w="http://schemas.openxmlformats.org/wordprocessingml/2006/main" xmlns:wp="http://schemas.openxmlformats.org/drawingml/2006/wordprocessingDrawing" xmlns:r="http://schemas.openxmlformats.org/officeDocument/2006/relationships" xmlns:w14="http://schemas.microsoft.com/office/word/2010/wordml">
@@ -108,7 +98,7 @@
                 <w:rFonts w:ascii="Calibri" w:hAnsi="Calibri"/>
                 <w:sz w:val="20"/>
               </w:rPr>
-              <w:t xml:space="preserve">E27X</w:t>
+              <w:t xml:space="preserve">p.E27X</w:t>
             </w:r>
           </w:p>
         </w:tc>
@@ -131,7 +121,7 @@
                 <w:rFonts w:ascii="Calibri" w:hAnsi="Calibri"/>
                 <w:sz w:val="20"/>
               </w:rPr>
-              <w:t xml:space="preserve">R578C</w:t>
+              <w:t xml:space="preserve">p.R578C</w:t>
             </w:r>
           </w:p>
         </w:tc>
@@ -155,7 +145,7 @@
                 <w:rFonts w:ascii="Calibri" w:hAnsi="Calibri"/>
                 <w:sz w:val="20"/>
               </w:rPr>
-              <w:t xml:space="preserve">R1146C</w:t>
+              <w:t xml:space="preserve">p.R1146C</w:t>
             </w:r>
           </w:p>
         </w:tc>
@@ -183,80 +173,105 @@
               <w:rPr>
                 <w:rFonts w:ascii="Calibri" w:hAnsi="Calibri"/>
                 <w:sz w:val="20"/>
-              </w:rPr>
-              <w:t xml:space="preserve">N with clinical data available</w:t>
-            </w:r>
-          </w:p>
-        </w:tc>
-        <w:tc>
-          <w:tcPr>
-            <w:tcBorders>
-              <w:top w:val="single" w:space="0" w:color="D3D3D3"/>
-              <w:bottom w:val="single" w:space="0" w:color="D3D3D3"/>
-              <w:start w:val="single" w:space="0" w:color="D3D3D3"/>
-              <w:end w:val="single" w:space="0" w:color="D3D3D3"/>
-            </w:tcBorders>
-          </w:tcPr>
-          <w:p>
-            <w:pPr>
-              <w:spacing w:before="0" w:after="60"/>
-              <w:keepNext/>
-              <w:jc w:val="center"/>
-            </w:pPr>
-            <w:r>
-              <w:rPr>
-                <w:rFonts w:ascii="Calibri" w:hAnsi="Calibri"/>
-                <w:sz w:val="20"/>
-              </w:rPr>
-              <w:t xml:space="preserve">1</w:t>
-            </w:r>
-          </w:p>
-        </w:tc>
-        <w:tc>
-          <w:tcPr>
-            <w:tcBorders>
-              <w:top w:val="single" w:space="0" w:color="D3D3D3"/>
-              <w:bottom w:val="single" w:space="0" w:color="D3D3D3"/>
-              <w:start w:val="single" w:space="0" w:color="D3D3D3"/>
-              <w:end w:val="single" w:space="0" w:color="D3D3D3"/>
-            </w:tcBorders>
-          </w:tcPr>
-          <w:p>
-            <w:pPr>
-              <w:spacing w:before="0" w:after="60"/>
-              <w:keepNext/>
-              <w:jc w:val="center"/>
-            </w:pPr>
-            <w:r>
-              <w:rPr>
-                <w:rFonts w:ascii="Calibri" w:hAnsi="Calibri"/>
-                <w:sz w:val="20"/>
-              </w:rPr>
-              <w:t xml:space="preserve">5</w:t>
-            </w:r>
-          </w:p>
-        </w:tc>
-        <w:tc>
-          <w:tcPr>
-            <w:tcBorders>
-              <w:top w:val="single" w:space="0" w:color="D3D3D3"/>
-              <w:bottom w:val="single" w:space="0" w:color="D3D3D3"/>
-              <w:start w:val="single" w:space="0" w:color="D3D3D3"/>
-              <w:end w:val="single" w:space="0" w:color="D3D3D3"/>
-            </w:tcBorders>
-          </w:tcPr>
-          <w:p>
-            <w:pPr>
-              <w:spacing w:before="0" w:after="60"/>
-              <w:keepNext/>
-              <w:jc w:val="center"/>
-            </w:pPr>
-            <w:r>
-              <w:rPr>
-                <w:rFonts w:ascii="Calibri" w:hAnsi="Calibri"/>
-                <w:sz w:val="20"/>
-              </w:rPr>
-              <w:t xml:space="preserve">12</w:t>
+                <w:b w:val="true"/>
+              </w:rPr>
+              <w:t xml:space="default"/>
+            </w:r>
+          </w:p>
+        </w:tc>
+        <w:tc>
+          <w:tcPr>
+            <w:tcBorders>
+              <w:top w:val="single" w:space="0" w:color="D3D3D3"/>
+              <w:bottom w:val="single" w:space="0" w:color="D3D3D3"/>
+              <w:start w:val="single" w:space="0" w:color="D3D3D3"/>
+              <w:end w:val="single" w:space="0" w:color="D3D3D3"/>
+            </w:tcBorders>
+          </w:tcPr>
+          <w:p>
+            <w:pPr>
+              <w:spacing w:before="0" w:after="60"/>
+              <w:keepNext/>
+              <w:jc w:val="center"/>
+            </w:pPr>
+            <w:r>
+              <w:rPr>
+                <w:i/>
+                <w:rFonts w:ascii="Calibri" w:hAnsi="Calibri"/>
+                <w:sz w:val="20"/>
+              </w:rPr>
+              <w:t xml:space="preserve">n</w:t>
+            </w:r>
+            <w:r>
+              <w:rPr>
+                <w:rFonts w:ascii="Calibri" w:hAnsi="Calibri"/>
+                <w:sz w:val="20"/>
+              </w:rPr>
+              <w:t xml:space="preserve">=1</w:t>
+            </w:r>
+          </w:p>
+        </w:tc>
+        <w:tc>
+          <w:tcPr>
+            <w:tcBorders>
+              <w:top w:val="single" w:space="0" w:color="D3D3D3"/>
+              <w:bottom w:val="single" w:space="0" w:color="D3D3D3"/>
+              <w:start w:val="single" w:space="0" w:color="D3D3D3"/>
+              <w:end w:val="single" w:space="0" w:color="D3D3D3"/>
+            </w:tcBorders>
+          </w:tcPr>
+          <w:p>
+            <w:pPr>
+              <w:spacing w:before="0" w:after="60"/>
+              <w:keepNext/>
+              <w:jc w:val="center"/>
+            </w:pPr>
+            <w:r>
+              <w:rPr>
+                <w:i/>
+                <w:rFonts w:ascii="Calibri" w:hAnsi="Calibri"/>
+                <w:sz w:val="20"/>
+              </w:rPr>
+              <w:t xml:space="preserve">n</w:t>
+            </w:r>
+            <w:r>
+              <w:rPr>
+                <w:rFonts w:ascii="Calibri" w:hAnsi="Calibri"/>
+                <w:sz w:val="20"/>
+              </w:rPr>
+              <w:t xml:space="preserve">=5</w:t>
+            </w:r>
+          </w:p>
+        </w:tc>
+        <w:tc>
+          <w:tcPr>
+            <w:tcBorders>
+              <w:top w:val="single" w:space="0" w:color="D3D3D3"/>
+              <w:bottom w:val="single" w:space="0" w:color="D3D3D3"/>
+              <w:start w:val="single" w:space="0" w:color="D3D3D3"/>
+              <w:end w:val="single" w:space="0" w:color="D3D3D3"/>
+            </w:tcBorders>
+          </w:tcPr>
+          <w:p>
+            <w:pPr>
+              <w:spacing w:before="0" w:after="60"/>
+              <w:keepNext/>
+              <w:jc w:val="center"/>
+            </w:pPr>
+            <w:r>
+              <w:rPr>
+                <w:i/>
+                <w:rFonts w:ascii="Calibri" w:hAnsi="Calibri"/>
+                <w:sz w:val="20"/>
+              </w:rPr>
+              <w:t xml:space="preserve">n</w:t>
+            </w:r>
+            <w:r>
+              <w:rPr>
+                <w:rFonts w:ascii="Calibri" w:hAnsi="Calibri"/>
+                <w:sz w:val="20"/>
+              </w:rPr>
+              <w:t xml:space="preserve">=12</w:t>
             </w:r>
           </w:p>
         </w:tc>
@@ -284,6 +299,7 @@
               <w:rPr>
                 <w:rFonts w:ascii="Calibri" w:hAnsi="Calibri"/>
                 <w:sz w:val="20"/>
+                <w:b w:val="true"/>
               </w:rPr>
               <w:t xml:space="preserve">Hypotonia</w:t>
             </w:r>
@@ -309,55 +325,55 @@
                 <w:rFonts w:ascii="Calibri" w:hAnsi="Calibri"/>
                 <w:sz w:val="20"/>
               </w:rPr>
-              <w:t xml:space="default">100.00%</w:t>
-            </w:r>
-          </w:p>
-        </w:tc>
-        <w:tc>
-          <w:tcPr>
-            <w:tcBorders>
-              <w:top w:val="single" w:space="0" w:color="D3D3D3"/>
-              <w:bottom w:val="single" w:space="0" w:color="D3D3D3"/>
-              <w:start w:val="single" w:space="0" w:color="D3D3D3"/>
-              <w:end w:val="single" w:space="0" w:color="D3D3D3"/>
-            </w:tcBorders>
-          </w:tcPr>
-          <w:p>
-            <w:pPr>
-              <w:spacing w:before="0" w:after="60"/>
-              <w:keepNext/>
-              <w:jc w:val="center"/>
-            </w:pPr>
-            <w:r>
-              <w:rPr>
-                <w:rFonts w:ascii="Calibri" w:hAnsi="Calibri"/>
-                <w:sz w:val="20"/>
-              </w:rPr>
-              <w:t xml:space="default">20.00%</w:t>
-            </w:r>
-          </w:p>
-        </w:tc>
-        <w:tc>
-          <w:tcPr>
-            <w:tcBorders>
-              <w:top w:val="single" w:space="0" w:color="D3D3D3"/>
-              <w:bottom w:val="single" w:space="0" w:color="D3D3D3"/>
-              <w:start w:val="single" w:space="0" w:color="D3D3D3"/>
-              <w:end w:val="single" w:space="0" w:color="D3D3D3"/>
-            </w:tcBorders>
-          </w:tcPr>
-          <w:p>
-            <w:pPr>
-              <w:spacing w:before="0" w:after="60"/>
-              <w:keepNext/>
-              <w:jc w:val="center"/>
-            </w:pPr>
-            <w:r>
-              <w:rPr>
-                <w:rFonts w:ascii="Calibri" w:hAnsi="Calibri"/>
-                <w:sz w:val="20"/>
-              </w:rPr>
-              <w:t xml:space="default">66.67%</w:t>
+              <w:t xml:space="preserve">100%</w:t>
+            </w:r>
+          </w:p>
+        </w:tc>
+        <w:tc>
+          <w:tcPr>
+            <w:tcBorders>
+              <w:top w:val="single" w:space="0" w:color="D3D3D3"/>
+              <w:bottom w:val="single" w:space="0" w:color="D3D3D3"/>
+              <w:start w:val="single" w:space="0" w:color="D3D3D3"/>
+              <w:end w:val="single" w:space="0" w:color="D3D3D3"/>
+            </w:tcBorders>
+          </w:tcPr>
+          <w:p>
+            <w:pPr>
+              <w:spacing w:before="0" w:after="60"/>
+              <w:keepNext/>
+              <w:jc w:val="center"/>
+            </w:pPr>
+            <w:r>
+              <w:rPr>
+                <w:rFonts w:ascii="Calibri" w:hAnsi="Calibri"/>
+                <w:sz w:val="20"/>
+              </w:rPr>
+              <w:t xml:space="preserve">20%</w:t>
+            </w:r>
+          </w:p>
+        </w:tc>
+        <w:tc>
+          <w:tcPr>
+            <w:tcBorders>
+              <w:top w:val="single" w:space="0" w:color="D3D3D3"/>
+              <w:bottom w:val="single" w:space="0" w:color="D3D3D3"/>
+              <w:start w:val="single" w:space="0" w:color="D3D3D3"/>
+              <w:end w:val="single" w:space="0" w:color="D3D3D3"/>
+            </w:tcBorders>
+          </w:tcPr>
+          <w:p>
+            <w:pPr>
+              <w:spacing w:before="0" w:after="60"/>
+              <w:keepNext/>
+              <w:jc w:val="center"/>
+            </w:pPr>
+            <w:r>
+              <w:rPr>
+                <w:rFonts w:ascii="Calibri" w:hAnsi="Calibri"/>
+                <w:sz w:val="20"/>
+              </w:rPr>
+              <w:t xml:space="preserve">66.7%</w:t>
             </w:r>
           </w:p>
         </w:tc>
@@ -385,6 +401,7 @@
               <w:rPr>
                 <w:rFonts w:ascii="Calibri" w:hAnsi="Calibri"/>
                 <w:sz w:val="20"/>
+                <w:b w:val="true"/>
               </w:rPr>
               <w:t xml:space="preserve">Hypertonia</w:t>
             </w:r>
@@ -410,55 +427,55 @@
                 <w:rFonts w:ascii="Calibri" w:hAnsi="Calibri"/>
                 <w:sz w:val="20"/>
               </w:rPr>
-              <w:t xml:space="default">0.00%</w:t>
-            </w:r>
-          </w:p>
-        </w:tc>
-        <w:tc>
-          <w:tcPr>
-            <w:tcBorders>
-              <w:top w:val="single" w:space="0" w:color="D3D3D3"/>
-              <w:bottom w:val="single" w:space="0" w:color="D3D3D3"/>
-              <w:start w:val="single" w:space="0" w:color="D3D3D3"/>
-              <w:end w:val="single" w:space="0" w:color="D3D3D3"/>
-            </w:tcBorders>
-          </w:tcPr>
-          <w:p>
-            <w:pPr>
-              <w:spacing w:before="0" w:after="60"/>
-              <w:keepNext/>
-              <w:jc w:val="center"/>
-            </w:pPr>
-            <w:r>
-              <w:rPr>
-                <w:rFonts w:ascii="Calibri" w:hAnsi="Calibri"/>
-                <w:sz w:val="20"/>
-              </w:rPr>
-              <w:t xml:space="default">60.00%</w:t>
-            </w:r>
-          </w:p>
-        </w:tc>
-        <w:tc>
-          <w:tcPr>
-            <w:tcBorders>
-              <w:top w:val="single" w:space="0" w:color="D3D3D3"/>
-              <w:bottom w:val="single" w:space="0" w:color="D3D3D3"/>
-              <w:start w:val="single" w:space="0" w:color="D3D3D3"/>
-              <w:end w:val="single" w:space="0" w:color="D3D3D3"/>
-            </w:tcBorders>
-          </w:tcPr>
-          <w:p>
-            <w:pPr>
-              <w:spacing w:before="0" w:after="60"/>
-              <w:keepNext/>
-              <w:jc w:val="center"/>
-            </w:pPr>
-            <w:r>
-              <w:rPr>
-                <w:rFonts w:ascii="Calibri" w:hAnsi="Calibri"/>
-                <w:sz w:val="20"/>
-              </w:rPr>
-              <w:t xml:space="default">8.33%</w:t>
+              <w:t xml:space="preserve">0%</w:t>
+            </w:r>
+          </w:p>
+        </w:tc>
+        <w:tc>
+          <w:tcPr>
+            <w:tcBorders>
+              <w:top w:val="single" w:space="0" w:color="D3D3D3"/>
+              <w:bottom w:val="single" w:space="0" w:color="D3D3D3"/>
+              <w:start w:val="single" w:space="0" w:color="D3D3D3"/>
+              <w:end w:val="single" w:space="0" w:color="D3D3D3"/>
+            </w:tcBorders>
+          </w:tcPr>
+          <w:p>
+            <w:pPr>
+              <w:spacing w:before="0" w:after="60"/>
+              <w:keepNext/>
+              <w:jc w:val="center"/>
+            </w:pPr>
+            <w:r>
+              <w:rPr>
+                <w:rFonts w:ascii="Calibri" w:hAnsi="Calibri"/>
+                <w:sz w:val="20"/>
+              </w:rPr>
+              <w:t xml:space="preserve">60%</w:t>
+            </w:r>
+          </w:p>
+        </w:tc>
+        <w:tc>
+          <w:tcPr>
+            <w:tcBorders>
+              <w:top w:val="single" w:space="0" w:color="D3D3D3"/>
+              <w:bottom w:val="single" w:space="0" w:color="D3D3D3"/>
+              <w:start w:val="single" w:space="0" w:color="D3D3D3"/>
+              <w:end w:val="single" w:space="0" w:color="D3D3D3"/>
+            </w:tcBorders>
+          </w:tcPr>
+          <w:p>
+            <w:pPr>
+              <w:spacing w:before="0" w:after="60"/>
+              <w:keepNext/>
+              <w:jc w:val="center"/>
+            </w:pPr>
+            <w:r>
+              <w:rPr>
+                <w:rFonts w:ascii="Calibri" w:hAnsi="Calibri"/>
+                <w:sz w:val="20"/>
+              </w:rPr>
+              <w:t xml:space="preserve">8.3%</w:t>
             </w:r>
           </w:p>
         </w:tc>
@@ -486,6 +503,7 @@
               <w:rPr>
                 <w:rFonts w:ascii="Calibri" w:hAnsi="Calibri"/>
                 <w:sz w:val="20"/>
+                <w:b w:val="true"/>
               </w:rPr>
               <w:t xml:space="preserve">Ataxia</w:t>
             </w:r>
@@ -511,55 +529,55 @@
                 <w:rFonts w:ascii="Calibri" w:hAnsi="Calibri"/>
                 <w:sz w:val="20"/>
               </w:rPr>
-              <w:t xml:space="default">100.00%</w:t>
-            </w:r>
-          </w:p>
-        </w:tc>
-        <w:tc>
-          <w:tcPr>
-            <w:tcBorders>
-              <w:top w:val="single" w:space="0" w:color="D3D3D3"/>
-              <w:bottom w:val="single" w:space="0" w:color="D3D3D3"/>
-              <w:start w:val="single" w:space="0" w:color="D3D3D3"/>
-              <w:end w:val="single" w:space="0" w:color="D3D3D3"/>
-            </w:tcBorders>
-          </w:tcPr>
-          <w:p>
-            <w:pPr>
-              <w:spacing w:before="0" w:after="60"/>
-              <w:keepNext/>
-              <w:jc w:val="center"/>
-            </w:pPr>
-            <w:r>
-              <w:rPr>
-                <w:rFonts w:ascii="Calibri" w:hAnsi="Calibri"/>
-                <w:sz w:val="20"/>
-              </w:rPr>
-              <w:t xml:space="default">0.00%</w:t>
-            </w:r>
-          </w:p>
-        </w:tc>
-        <w:tc>
-          <w:tcPr>
-            <w:tcBorders>
-              <w:top w:val="single" w:space="0" w:color="D3D3D3"/>
-              <w:bottom w:val="single" w:space="0" w:color="D3D3D3"/>
-              <w:start w:val="single" w:space="0" w:color="D3D3D3"/>
-              <w:end w:val="single" w:space="0" w:color="D3D3D3"/>
-            </w:tcBorders>
-          </w:tcPr>
-          <w:p>
-            <w:pPr>
-              <w:spacing w:before="0" w:after="60"/>
-              <w:keepNext/>
-              <w:jc w:val="center"/>
-            </w:pPr>
-            <w:r>
-              <w:rPr>
-                <w:rFonts w:ascii="Calibri" w:hAnsi="Calibri"/>
-                <w:sz w:val="20"/>
-              </w:rPr>
-              <w:t xml:space="default">0.00%</w:t>
+              <w:t xml:space="preserve">100%</w:t>
+            </w:r>
+          </w:p>
+        </w:tc>
+        <w:tc>
+          <w:tcPr>
+            <w:tcBorders>
+              <w:top w:val="single" w:space="0" w:color="D3D3D3"/>
+              <w:bottom w:val="single" w:space="0" w:color="D3D3D3"/>
+              <w:start w:val="single" w:space="0" w:color="D3D3D3"/>
+              <w:end w:val="single" w:space="0" w:color="D3D3D3"/>
+            </w:tcBorders>
+          </w:tcPr>
+          <w:p>
+            <w:pPr>
+              <w:spacing w:before="0" w:after="60"/>
+              <w:keepNext/>
+              <w:jc w:val="center"/>
+            </w:pPr>
+            <w:r>
+              <w:rPr>
+                <w:rFonts w:ascii="Calibri" w:hAnsi="Calibri"/>
+                <w:sz w:val="20"/>
+              </w:rPr>
+              <w:t xml:space="preserve">0%</w:t>
+            </w:r>
+          </w:p>
+        </w:tc>
+        <w:tc>
+          <w:tcPr>
+            <w:tcBorders>
+              <w:top w:val="single" w:space="0" w:color="D3D3D3"/>
+              <w:bottom w:val="single" w:space="0" w:color="D3D3D3"/>
+              <w:start w:val="single" w:space="0" w:color="D3D3D3"/>
+              <w:end w:val="single" w:space="0" w:color="D3D3D3"/>
+            </w:tcBorders>
+          </w:tcPr>
+          <w:p>
+            <w:pPr>
+              <w:spacing w:before="0" w:after="60"/>
+              <w:keepNext/>
+              <w:jc w:val="center"/>
+            </w:pPr>
+            <w:r>
+              <w:rPr>
+                <w:rFonts w:ascii="Calibri" w:hAnsi="Calibri"/>
+                <w:sz w:val="20"/>
+              </w:rPr>
+              <w:t xml:space="preserve">0%</w:t>
             </w:r>
           </w:p>
         </w:tc>
@@ -587,6 +605,7 @@
               <w:rPr>
                 <w:rFonts w:ascii="Calibri" w:hAnsi="Calibri"/>
                 <w:sz w:val="20"/>
+                <w:b w:val="true"/>
               </w:rPr>
               <w:t xml:space="preserve">Tremor</w:t>
             </w:r>
@@ -612,55 +631,55 @@
                 <w:rFonts w:ascii="Calibri" w:hAnsi="Calibri"/>
                 <w:sz w:val="20"/>
               </w:rPr>
-              <w:t xml:space="default">0.00%</w:t>
-            </w:r>
-          </w:p>
-        </w:tc>
-        <w:tc>
-          <w:tcPr>
-            <w:tcBorders>
-              <w:top w:val="single" w:space="0" w:color="D3D3D3"/>
-              <w:bottom w:val="single" w:space="0" w:color="D3D3D3"/>
-              <w:start w:val="single" w:space="0" w:color="D3D3D3"/>
-              <w:end w:val="single" w:space="0" w:color="D3D3D3"/>
-            </w:tcBorders>
-          </w:tcPr>
-          <w:p>
-            <w:pPr>
-              <w:spacing w:before="0" w:after="60"/>
-              <w:keepNext/>
-              <w:jc w:val="center"/>
-            </w:pPr>
-            <w:r>
-              <w:rPr>
-                <w:rFonts w:ascii="Calibri" w:hAnsi="Calibri"/>
-                <w:sz w:val="20"/>
-              </w:rPr>
-              <w:t xml:space="default">40.00%</w:t>
-            </w:r>
-          </w:p>
-        </w:tc>
-        <w:tc>
-          <w:tcPr>
-            <w:tcBorders>
-              <w:top w:val="single" w:space="0" w:color="D3D3D3"/>
-              <w:bottom w:val="single" w:space="0" w:color="D3D3D3"/>
-              <w:start w:val="single" w:space="0" w:color="D3D3D3"/>
-              <w:end w:val="single" w:space="0" w:color="D3D3D3"/>
-            </w:tcBorders>
-          </w:tcPr>
-          <w:p>
-            <w:pPr>
-              <w:spacing w:before="0" w:after="60"/>
-              <w:keepNext/>
-              <w:jc w:val="center"/>
-            </w:pPr>
-            <w:r>
-              <w:rPr>
-                <w:rFonts w:ascii="Calibri" w:hAnsi="Calibri"/>
-                <w:sz w:val="20"/>
-              </w:rPr>
-              <w:t xml:space="default">0.00%</w:t>
+              <w:t xml:space="preserve">0%</w:t>
+            </w:r>
+          </w:p>
+        </w:tc>
+        <w:tc>
+          <w:tcPr>
+            <w:tcBorders>
+              <w:top w:val="single" w:space="0" w:color="D3D3D3"/>
+              <w:bottom w:val="single" w:space="0" w:color="D3D3D3"/>
+              <w:start w:val="single" w:space="0" w:color="D3D3D3"/>
+              <w:end w:val="single" w:space="0" w:color="D3D3D3"/>
+            </w:tcBorders>
+          </w:tcPr>
+          <w:p>
+            <w:pPr>
+              <w:spacing w:before="0" w:after="60"/>
+              <w:keepNext/>
+              <w:jc w:val="center"/>
+            </w:pPr>
+            <w:r>
+              <w:rPr>
+                <w:rFonts w:ascii="Calibri" w:hAnsi="Calibri"/>
+                <w:sz w:val="20"/>
+              </w:rPr>
+              <w:t xml:space="preserve">40%</w:t>
+            </w:r>
+          </w:p>
+        </w:tc>
+        <w:tc>
+          <w:tcPr>
+            <w:tcBorders>
+              <w:top w:val="single" w:space="0" w:color="D3D3D3"/>
+              <w:bottom w:val="single" w:space="0" w:color="D3D3D3"/>
+              <w:start w:val="single" w:space="0" w:color="D3D3D3"/>
+              <w:end w:val="single" w:space="0" w:color="D3D3D3"/>
+            </w:tcBorders>
+          </w:tcPr>
+          <w:p>
+            <w:pPr>
+              <w:spacing w:before="0" w:after="60"/>
+              <w:keepNext/>
+              <w:jc w:val="center"/>
+            </w:pPr>
+            <w:r>
+              <w:rPr>
+                <w:rFonts w:ascii="Calibri" w:hAnsi="Calibri"/>
+                <w:sz w:val="20"/>
+              </w:rPr>
+              <w:t xml:space="preserve">0%</w:t>
             </w:r>
           </w:p>
         </w:tc>
@@ -688,6 +707,7 @@
               <w:rPr>
                 <w:rFonts w:ascii="Calibri" w:hAnsi="Calibri"/>
                 <w:sz w:val="20"/>
+                <w:b w:val="true"/>
               </w:rPr>
               <w:t xml:space="preserve">Myoclonus</w:t>
             </w:r>
@@ -713,55 +733,55 @@
                 <w:rFonts w:ascii="Calibri" w:hAnsi="Calibri"/>
                 <w:sz w:val="20"/>
               </w:rPr>
-              <w:t xml:space="default">0.00%</w:t>
-            </w:r>
-          </w:p>
-        </w:tc>
-        <w:tc>
-          <w:tcPr>
-            <w:tcBorders>
-              <w:top w:val="single" w:space="0" w:color="D3D3D3"/>
-              <w:bottom w:val="single" w:space="0" w:color="D3D3D3"/>
-              <w:start w:val="single" w:space="0" w:color="D3D3D3"/>
-              <w:end w:val="single" w:space="0" w:color="D3D3D3"/>
-            </w:tcBorders>
-          </w:tcPr>
-          <w:p>
-            <w:pPr>
-              <w:spacing w:before="0" w:after="60"/>
-              <w:keepNext/>
-              <w:jc w:val="center"/>
-            </w:pPr>
-            <w:r>
-              <w:rPr>
-                <w:rFonts w:ascii="Calibri" w:hAnsi="Calibri"/>
-                <w:sz w:val="20"/>
-              </w:rPr>
-              <w:t xml:space="default">40.00%</w:t>
-            </w:r>
-          </w:p>
-        </w:tc>
-        <w:tc>
-          <w:tcPr>
-            <w:tcBorders>
-              <w:top w:val="single" w:space="0" w:color="D3D3D3"/>
-              <w:bottom w:val="single" w:space="0" w:color="D3D3D3"/>
-              <w:start w:val="single" w:space="0" w:color="D3D3D3"/>
-              <w:end w:val="single" w:space="0" w:color="D3D3D3"/>
-            </w:tcBorders>
-          </w:tcPr>
-          <w:p>
-            <w:pPr>
-              <w:spacing w:before="0" w:after="60"/>
-              <w:keepNext/>
-              <w:jc w:val="center"/>
-            </w:pPr>
-            <w:r>
-              <w:rPr>
-                <w:rFonts w:ascii="Calibri" w:hAnsi="Calibri"/>
-                <w:sz w:val="20"/>
-              </w:rPr>
-              <w:t xml:space="default">0.00%</w:t>
+              <w:t xml:space="preserve">0%</w:t>
+            </w:r>
+          </w:p>
+        </w:tc>
+        <w:tc>
+          <w:tcPr>
+            <w:tcBorders>
+              <w:top w:val="single" w:space="0" w:color="D3D3D3"/>
+              <w:bottom w:val="single" w:space="0" w:color="D3D3D3"/>
+              <w:start w:val="single" w:space="0" w:color="D3D3D3"/>
+              <w:end w:val="single" w:space="0" w:color="D3D3D3"/>
+            </w:tcBorders>
+          </w:tcPr>
+          <w:p>
+            <w:pPr>
+              <w:spacing w:before="0" w:after="60"/>
+              <w:keepNext/>
+              <w:jc w:val="center"/>
+            </w:pPr>
+            <w:r>
+              <w:rPr>
+                <w:rFonts w:ascii="Calibri" w:hAnsi="Calibri"/>
+                <w:sz w:val="20"/>
+              </w:rPr>
+              <w:t xml:space="preserve">40%</w:t>
+            </w:r>
+          </w:p>
+        </w:tc>
+        <w:tc>
+          <w:tcPr>
+            <w:tcBorders>
+              <w:top w:val="single" w:space="0" w:color="D3D3D3"/>
+              <w:bottom w:val="single" w:space="0" w:color="D3D3D3"/>
+              <w:start w:val="single" w:space="0" w:color="D3D3D3"/>
+              <w:end w:val="single" w:space="0" w:color="D3D3D3"/>
+            </w:tcBorders>
+          </w:tcPr>
+          <w:p>
+            <w:pPr>
+              <w:spacing w:before="0" w:after="60"/>
+              <w:keepNext/>
+              <w:jc w:val="center"/>
+            </w:pPr>
+            <w:r>
+              <w:rPr>
+                <w:rFonts w:ascii="Calibri" w:hAnsi="Calibri"/>
+                <w:sz w:val="20"/>
+              </w:rPr>
+              <w:t xml:space="preserve">0%</w:t>
             </w:r>
           </w:p>
         </w:tc>
@@ -789,6 +809,7 @@
               <w:rPr>
                 <w:rFonts w:ascii="Calibri" w:hAnsi="Calibri"/>
                 <w:sz w:val="20"/>
+                <w:b w:val="true"/>
               </w:rPr>
               <w:t xml:space="preserve">Dystonia</w:t>
             </w:r>
@@ -814,55 +835,55 @@
                 <w:rFonts w:ascii="Calibri" w:hAnsi="Calibri"/>
                 <w:sz w:val="20"/>
               </w:rPr>
-              <w:t xml:space="default">100.00%</w:t>
-            </w:r>
-          </w:p>
-        </w:tc>
-        <w:tc>
-          <w:tcPr>
-            <w:tcBorders>
-              <w:top w:val="single" w:space="0" w:color="D3D3D3"/>
-              <w:bottom w:val="single" w:space="0" w:color="D3D3D3"/>
-              <w:start w:val="single" w:space="0" w:color="D3D3D3"/>
-              <w:end w:val="single" w:space="0" w:color="D3D3D3"/>
-            </w:tcBorders>
-          </w:tcPr>
-          <w:p>
-            <w:pPr>
-              <w:spacing w:before="0" w:after="60"/>
-              <w:keepNext/>
-              <w:jc w:val="center"/>
-            </w:pPr>
-            <w:r>
-              <w:rPr>
-                <w:rFonts w:ascii="Calibri" w:hAnsi="Calibri"/>
-                <w:sz w:val="20"/>
-              </w:rPr>
-              <w:t xml:space="default">40.00%</w:t>
-            </w:r>
-          </w:p>
-        </w:tc>
-        <w:tc>
-          <w:tcPr>
-            <w:tcBorders>
-              <w:top w:val="single" w:space="0" w:color="D3D3D3"/>
-              <w:bottom w:val="single" w:space="0" w:color="D3D3D3"/>
-              <w:start w:val="single" w:space="0" w:color="D3D3D3"/>
-              <w:end w:val="single" w:space="0" w:color="D3D3D3"/>
-            </w:tcBorders>
-          </w:tcPr>
-          <w:p>
-            <w:pPr>
-              <w:spacing w:before="0" w:after="60"/>
-              <w:keepNext/>
-              <w:jc w:val="center"/>
-            </w:pPr>
-            <w:r>
-              <w:rPr>
-                <w:rFonts w:ascii="Calibri" w:hAnsi="Calibri"/>
-                <w:sz w:val="20"/>
-              </w:rPr>
-              <w:t xml:space="default">0.00%</w:t>
+              <w:t xml:space="preserve">100%</w:t>
+            </w:r>
+          </w:p>
+        </w:tc>
+        <w:tc>
+          <w:tcPr>
+            <w:tcBorders>
+              <w:top w:val="single" w:space="0" w:color="D3D3D3"/>
+              <w:bottom w:val="single" w:space="0" w:color="D3D3D3"/>
+              <w:start w:val="single" w:space="0" w:color="D3D3D3"/>
+              <w:end w:val="single" w:space="0" w:color="D3D3D3"/>
+            </w:tcBorders>
+          </w:tcPr>
+          <w:p>
+            <w:pPr>
+              <w:spacing w:before="0" w:after="60"/>
+              <w:keepNext/>
+              <w:jc w:val="center"/>
+            </w:pPr>
+            <w:r>
+              <w:rPr>
+                <w:rFonts w:ascii="Calibri" w:hAnsi="Calibri"/>
+                <w:sz w:val="20"/>
+              </w:rPr>
+              <w:t xml:space="preserve">40%</w:t>
+            </w:r>
+          </w:p>
+        </w:tc>
+        <w:tc>
+          <w:tcPr>
+            <w:tcBorders>
+              <w:top w:val="single" w:space="0" w:color="D3D3D3"/>
+              <w:bottom w:val="single" w:space="0" w:color="D3D3D3"/>
+              <w:start w:val="single" w:space="0" w:color="D3D3D3"/>
+              <w:end w:val="single" w:space="0" w:color="D3D3D3"/>
+            </w:tcBorders>
+          </w:tcPr>
+          <w:p>
+            <w:pPr>
+              <w:spacing w:before="0" w:after="60"/>
+              <w:keepNext/>
+              <w:jc w:val="center"/>
+            </w:pPr>
+            <w:r>
+              <w:rPr>
+                <w:rFonts w:ascii="Calibri" w:hAnsi="Calibri"/>
+                <w:sz w:val="20"/>
+              </w:rPr>
+              <w:t xml:space="preserve">0%</w:t>
             </w:r>
           </w:p>
         </w:tc>
@@ -890,6 +911,7 @@
               <w:rPr>
                 <w:rFonts w:ascii="Calibri" w:hAnsi="Calibri"/>
                 <w:sz w:val="20"/>
+                <w:b w:val="true"/>
               </w:rPr>
               <w:t xml:space="preserve">Anxiety</w:t>
             </w:r>
@@ -915,55 +937,55 @@
                 <w:rFonts w:ascii="Calibri" w:hAnsi="Calibri"/>
                 <w:sz w:val="20"/>
               </w:rPr>
-              <w:t xml:space="default">100.00%</w:t>
-            </w:r>
-          </w:p>
-        </w:tc>
-        <w:tc>
-          <w:tcPr>
-            <w:tcBorders>
-              <w:top w:val="single" w:space="0" w:color="D3D3D3"/>
-              <w:bottom w:val="single" w:space="0" w:color="D3D3D3"/>
-              <w:start w:val="single" w:space="0" w:color="D3D3D3"/>
-              <w:end w:val="single" w:space="0" w:color="D3D3D3"/>
-            </w:tcBorders>
-          </w:tcPr>
-          <w:p>
-            <w:pPr>
-              <w:spacing w:before="0" w:after="60"/>
-              <w:keepNext/>
-              <w:jc w:val="center"/>
-            </w:pPr>
-            <w:r>
-              <w:rPr>
-                <w:rFonts w:ascii="Calibri" w:hAnsi="Calibri"/>
-                <w:sz w:val="20"/>
-              </w:rPr>
-              <w:t xml:space="default">40.00%</w:t>
-            </w:r>
-          </w:p>
-        </w:tc>
-        <w:tc>
-          <w:tcPr>
-            <w:tcBorders>
-              <w:top w:val="single" w:space="0" w:color="D3D3D3"/>
-              <w:bottom w:val="single" w:space="0" w:color="D3D3D3"/>
-              <w:start w:val="single" w:space="0" w:color="D3D3D3"/>
-              <w:end w:val="single" w:space="0" w:color="D3D3D3"/>
-            </w:tcBorders>
-          </w:tcPr>
-          <w:p>
-            <w:pPr>
-              <w:spacing w:before="0" w:after="60"/>
-              <w:keepNext/>
-              <w:jc w:val="center"/>
-            </w:pPr>
-            <w:r>
-              <w:rPr>
-                <w:rFonts w:ascii="Calibri" w:hAnsi="Calibri"/>
-                <w:sz w:val="20"/>
-              </w:rPr>
-              <w:t xml:space="default">33.33%</w:t>
+              <w:t xml:space="preserve">100%</w:t>
+            </w:r>
+          </w:p>
+        </w:tc>
+        <w:tc>
+          <w:tcPr>
+            <w:tcBorders>
+              <w:top w:val="single" w:space="0" w:color="D3D3D3"/>
+              <w:bottom w:val="single" w:space="0" w:color="D3D3D3"/>
+              <w:start w:val="single" w:space="0" w:color="D3D3D3"/>
+              <w:end w:val="single" w:space="0" w:color="D3D3D3"/>
+            </w:tcBorders>
+          </w:tcPr>
+          <w:p>
+            <w:pPr>
+              <w:spacing w:before="0" w:after="60"/>
+              <w:keepNext/>
+              <w:jc w:val="center"/>
+            </w:pPr>
+            <w:r>
+              <w:rPr>
+                <w:rFonts w:ascii="Calibri" w:hAnsi="Calibri"/>
+                <w:sz w:val="20"/>
+              </w:rPr>
+              <w:t xml:space="preserve">40%</w:t>
+            </w:r>
+          </w:p>
+        </w:tc>
+        <w:tc>
+          <w:tcPr>
+            <w:tcBorders>
+              <w:top w:val="single" w:space="0" w:color="D3D3D3"/>
+              <w:bottom w:val="single" w:space="0" w:color="D3D3D3"/>
+              <w:start w:val="single" w:space="0" w:color="D3D3D3"/>
+              <w:end w:val="single" w:space="0" w:color="D3D3D3"/>
+            </w:tcBorders>
+          </w:tcPr>
+          <w:p>
+            <w:pPr>
+              <w:spacing w:before="0" w:after="60"/>
+              <w:keepNext/>
+              <w:jc w:val="center"/>
+            </w:pPr>
+            <w:r>
+              <w:rPr>
+                <w:rFonts w:ascii="Calibri" w:hAnsi="Calibri"/>
+                <w:sz w:val="20"/>
+              </w:rPr>
+              <w:t xml:space="preserve">33.3%</w:t>
             </w:r>
           </w:p>
         </w:tc>
@@ -991,6 +1013,7 @@
               <w:rPr>
                 <w:rFonts w:ascii="Calibri" w:hAnsi="Calibri"/>
                 <w:sz w:val="20"/>
+                <w:b w:val="true"/>
               </w:rPr>
               <w:t xml:space="preserve">Microcephaly</w:t>
             </w:r>
@@ -1016,55 +1039,55 @@
                 <w:rFonts w:ascii="Calibri" w:hAnsi="Calibri"/>
                 <w:sz w:val="20"/>
               </w:rPr>
-              <w:t xml:space="default">0.00%</w:t>
-            </w:r>
-          </w:p>
-        </w:tc>
-        <w:tc>
-          <w:tcPr>
-            <w:tcBorders>
-              <w:top w:val="single" w:space="0" w:color="D3D3D3"/>
-              <w:bottom w:val="single" w:space="0" w:color="D3D3D3"/>
-              <w:start w:val="single" w:space="0" w:color="D3D3D3"/>
-              <w:end w:val="single" w:space="0" w:color="D3D3D3"/>
-            </w:tcBorders>
-          </w:tcPr>
-          <w:p>
-            <w:pPr>
-              <w:spacing w:before="0" w:after="60"/>
-              <w:keepNext/>
-              <w:jc w:val="center"/>
-            </w:pPr>
-            <w:r>
-              <w:rPr>
-                <w:rFonts w:ascii="Calibri" w:hAnsi="Calibri"/>
-                <w:sz w:val="20"/>
-              </w:rPr>
-              <w:t xml:space="default">80.00%</w:t>
-            </w:r>
-          </w:p>
-        </w:tc>
-        <w:tc>
-          <w:tcPr>
-            <w:tcBorders>
-              <w:top w:val="single" w:space="0" w:color="D3D3D3"/>
-              <w:bottom w:val="single" w:space="0" w:color="D3D3D3"/>
-              <w:start w:val="single" w:space="0" w:color="D3D3D3"/>
-              <w:end w:val="single" w:space="0" w:color="D3D3D3"/>
-            </w:tcBorders>
-          </w:tcPr>
-          <w:p>
-            <w:pPr>
-              <w:spacing w:before="0" w:after="60"/>
-              <w:keepNext/>
-              <w:jc w:val="center"/>
-            </w:pPr>
-            <w:r>
-              <w:rPr>
-                <w:rFonts w:ascii="Calibri" w:hAnsi="Calibri"/>
-                <w:sz w:val="20"/>
-              </w:rPr>
-              <w:t xml:space="default">50.00%</w:t>
+              <w:t xml:space="preserve">0%</w:t>
+            </w:r>
+          </w:p>
+        </w:tc>
+        <w:tc>
+          <w:tcPr>
+            <w:tcBorders>
+              <w:top w:val="single" w:space="0" w:color="D3D3D3"/>
+              <w:bottom w:val="single" w:space="0" w:color="D3D3D3"/>
+              <w:start w:val="single" w:space="0" w:color="D3D3D3"/>
+              <w:end w:val="single" w:space="0" w:color="D3D3D3"/>
+            </w:tcBorders>
+          </w:tcPr>
+          <w:p>
+            <w:pPr>
+              <w:spacing w:before="0" w:after="60"/>
+              <w:keepNext/>
+              <w:jc w:val="center"/>
+            </w:pPr>
+            <w:r>
+              <w:rPr>
+                <w:rFonts w:ascii="Calibri" w:hAnsi="Calibri"/>
+                <w:sz w:val="20"/>
+              </w:rPr>
+              <w:t xml:space="preserve">80%</w:t>
+            </w:r>
+          </w:p>
+        </w:tc>
+        <w:tc>
+          <w:tcPr>
+            <w:tcBorders>
+              <w:top w:val="single" w:space="0" w:color="D3D3D3"/>
+              <w:bottom w:val="single" w:space="0" w:color="D3D3D3"/>
+              <w:start w:val="single" w:space="0" w:color="D3D3D3"/>
+              <w:end w:val="single" w:space="0" w:color="D3D3D3"/>
+            </w:tcBorders>
+          </w:tcPr>
+          <w:p>
+            <w:pPr>
+              <w:spacing w:before="0" w:after="60"/>
+              <w:keepNext/>
+              <w:jc w:val="center"/>
+            </w:pPr>
+            <w:r>
+              <w:rPr>
+                <w:rFonts w:ascii="Calibri" w:hAnsi="Calibri"/>
+                <w:sz w:val="20"/>
+              </w:rPr>
+              <w:t xml:space="preserve">50%</w:t>
             </w:r>
           </w:p>
         </w:tc>
@@ -1092,6 +1115,7 @@
               <w:rPr>
                 <w:rFonts w:ascii="Calibri" w:hAnsi="Calibri"/>
                 <w:sz w:val="20"/>
+                <w:b w:val="true"/>
               </w:rPr>
               <w:t xml:space="preserve">Delay in gross motor</w:t>
             </w:r>
@@ -1117,55 +1141,55 @@
                 <w:rFonts w:ascii="Calibri" w:hAnsi="Calibri"/>
                 <w:sz w:val="20"/>
               </w:rPr>
-              <w:t xml:space="default">100.00%</w:t>
-            </w:r>
-          </w:p>
-        </w:tc>
-        <w:tc>
-          <w:tcPr>
-            <w:tcBorders>
-              <w:top w:val="single" w:space="0" w:color="D3D3D3"/>
-              <w:bottom w:val="single" w:space="0" w:color="D3D3D3"/>
-              <w:start w:val="single" w:space="0" w:color="D3D3D3"/>
-              <w:end w:val="single" w:space="0" w:color="D3D3D3"/>
-            </w:tcBorders>
-          </w:tcPr>
-          <w:p>
-            <w:pPr>
-              <w:spacing w:before="0" w:after="60"/>
-              <w:keepNext/>
-              <w:jc w:val="center"/>
-            </w:pPr>
-            <w:r>
-              <w:rPr>
-                <w:rFonts w:ascii="Calibri" w:hAnsi="Calibri"/>
-                <w:sz w:val="20"/>
-              </w:rPr>
-              <w:t xml:space="default">100.00%</w:t>
-            </w:r>
-          </w:p>
-        </w:tc>
-        <w:tc>
-          <w:tcPr>
-            <w:tcBorders>
-              <w:top w:val="single" w:space="0" w:color="D3D3D3"/>
-              <w:bottom w:val="single" w:space="0" w:color="D3D3D3"/>
-              <w:start w:val="single" w:space="0" w:color="D3D3D3"/>
-              <w:end w:val="single" w:space="0" w:color="D3D3D3"/>
-            </w:tcBorders>
-          </w:tcPr>
-          <w:p>
-            <w:pPr>
-              <w:spacing w:before="0" w:after="60"/>
-              <w:keepNext/>
-              <w:jc w:val="center"/>
-            </w:pPr>
-            <w:r>
-              <w:rPr>
-                <w:rFonts w:ascii="Calibri" w:hAnsi="Calibri"/>
-                <w:sz w:val="20"/>
-              </w:rPr>
-              <w:t xml:space="default">100.00%</w:t>
+              <w:t xml:space="preserve">100%</w:t>
+            </w:r>
+          </w:p>
+        </w:tc>
+        <w:tc>
+          <w:tcPr>
+            <w:tcBorders>
+              <w:top w:val="single" w:space="0" w:color="D3D3D3"/>
+              <w:bottom w:val="single" w:space="0" w:color="D3D3D3"/>
+              <w:start w:val="single" w:space="0" w:color="D3D3D3"/>
+              <w:end w:val="single" w:space="0" w:color="D3D3D3"/>
+            </w:tcBorders>
+          </w:tcPr>
+          <w:p>
+            <w:pPr>
+              <w:spacing w:before="0" w:after="60"/>
+              <w:keepNext/>
+              <w:jc w:val="center"/>
+            </w:pPr>
+            <w:r>
+              <w:rPr>
+                <w:rFonts w:ascii="Calibri" w:hAnsi="Calibri"/>
+                <w:sz w:val="20"/>
+              </w:rPr>
+              <w:t xml:space="preserve">100%</w:t>
+            </w:r>
+          </w:p>
+        </w:tc>
+        <w:tc>
+          <w:tcPr>
+            <w:tcBorders>
+              <w:top w:val="single" w:space="0" w:color="D3D3D3"/>
+              <w:bottom w:val="single" w:space="0" w:color="D3D3D3"/>
+              <w:start w:val="single" w:space="0" w:color="D3D3D3"/>
+              <w:end w:val="single" w:space="0" w:color="D3D3D3"/>
+            </w:tcBorders>
+          </w:tcPr>
+          <w:p>
+            <w:pPr>
+              <w:spacing w:before="0" w:after="60"/>
+              <w:keepNext/>
+              <w:jc w:val="center"/>
+            </w:pPr>
+            <w:r>
+              <w:rPr>
+                <w:rFonts w:ascii="Calibri" w:hAnsi="Calibri"/>
+                <w:sz w:val="20"/>
+              </w:rPr>
+              <w:t xml:space="preserve">100%</w:t>
             </w:r>
           </w:p>
         </w:tc>
@@ -1193,6 +1217,7 @@
               <w:rPr>
                 <w:rFonts w:ascii="Calibri" w:hAnsi="Calibri"/>
                 <w:sz w:val="20"/>
+                <w:b w:val="true"/>
               </w:rPr>
               <w:t xml:space="preserve">Delay in fine motor</w:t>
             </w:r>
@@ -1218,55 +1243,55 @@
                 <w:rFonts w:ascii="Calibri" w:hAnsi="Calibri"/>
                 <w:sz w:val="20"/>
               </w:rPr>
-              <w:t xml:space="default">100.00%</w:t>
-            </w:r>
-          </w:p>
-        </w:tc>
-        <w:tc>
-          <w:tcPr>
-            <w:tcBorders>
-              <w:top w:val="single" w:space="0" w:color="D3D3D3"/>
-              <w:bottom w:val="single" w:space="0" w:color="D3D3D3"/>
-              <w:start w:val="single" w:space="0" w:color="D3D3D3"/>
-              <w:end w:val="single" w:space="0" w:color="D3D3D3"/>
-            </w:tcBorders>
-          </w:tcPr>
-          <w:p>
-            <w:pPr>
-              <w:spacing w:before="0" w:after="60"/>
-              <w:keepNext/>
-              <w:jc w:val="center"/>
-            </w:pPr>
-            <w:r>
-              <w:rPr>
-                <w:rFonts w:ascii="Calibri" w:hAnsi="Calibri"/>
-                <w:sz w:val="20"/>
-              </w:rPr>
-              <w:t xml:space="default">80.00%</w:t>
-            </w:r>
-          </w:p>
-        </w:tc>
-        <w:tc>
-          <w:tcPr>
-            <w:tcBorders>
-              <w:top w:val="single" w:space="0" w:color="D3D3D3"/>
-              <w:bottom w:val="single" w:space="0" w:color="D3D3D3"/>
-              <w:start w:val="single" w:space="0" w:color="D3D3D3"/>
-              <w:end w:val="single" w:space="0" w:color="D3D3D3"/>
-            </w:tcBorders>
-          </w:tcPr>
-          <w:p>
-            <w:pPr>
-              <w:spacing w:before="0" w:after="60"/>
-              <w:keepNext/>
-              <w:jc w:val="center"/>
-            </w:pPr>
-            <w:r>
-              <w:rPr>
-                <w:rFonts w:ascii="Calibri" w:hAnsi="Calibri"/>
-                <w:sz w:val="20"/>
-              </w:rPr>
-              <w:t xml:space="default">83.33%</w:t>
+              <w:t xml:space="preserve">100%</w:t>
+            </w:r>
+          </w:p>
+        </w:tc>
+        <w:tc>
+          <w:tcPr>
+            <w:tcBorders>
+              <w:top w:val="single" w:space="0" w:color="D3D3D3"/>
+              <w:bottom w:val="single" w:space="0" w:color="D3D3D3"/>
+              <w:start w:val="single" w:space="0" w:color="D3D3D3"/>
+              <w:end w:val="single" w:space="0" w:color="D3D3D3"/>
+            </w:tcBorders>
+          </w:tcPr>
+          <w:p>
+            <w:pPr>
+              <w:spacing w:before="0" w:after="60"/>
+              <w:keepNext/>
+              <w:jc w:val="center"/>
+            </w:pPr>
+            <w:r>
+              <w:rPr>
+                <w:rFonts w:ascii="Calibri" w:hAnsi="Calibri"/>
+                <w:sz w:val="20"/>
+              </w:rPr>
+              <w:t xml:space="preserve">80%</w:t>
+            </w:r>
+          </w:p>
+        </w:tc>
+        <w:tc>
+          <w:tcPr>
+            <w:tcBorders>
+              <w:top w:val="single" w:space="0" w:color="D3D3D3"/>
+              <w:bottom w:val="single" w:space="0" w:color="D3D3D3"/>
+              <w:start w:val="single" w:space="0" w:color="D3D3D3"/>
+              <w:end w:val="single" w:space="0" w:color="D3D3D3"/>
+            </w:tcBorders>
+          </w:tcPr>
+          <w:p>
+            <w:pPr>
+              <w:spacing w:before="0" w:after="60"/>
+              <w:keepNext/>
+              <w:jc w:val="center"/>
+            </w:pPr>
+            <w:r>
+              <w:rPr>
+                <w:rFonts w:ascii="Calibri" w:hAnsi="Calibri"/>
+                <w:sz w:val="20"/>
+              </w:rPr>
+              <w:t xml:space="preserve">83.3%</w:t>
             </w:r>
           </w:p>
         </w:tc>
@@ -1294,6 +1319,7 @@
               <w:rPr>
                 <w:rFonts w:ascii="Calibri" w:hAnsi="Calibri"/>
                 <w:sz w:val="20"/>
+                <w:b w:val="true"/>
               </w:rPr>
               <w:t xml:space="preserve">Delay in language</w:t>
             </w:r>
@@ -1319,55 +1345,55 @@
                 <w:rFonts w:ascii="Calibri" w:hAnsi="Calibri"/>
                 <w:sz w:val="20"/>
               </w:rPr>
-              <w:t xml:space="default">100.00%</w:t>
-            </w:r>
-          </w:p>
-        </w:tc>
-        <w:tc>
-          <w:tcPr>
-            <w:tcBorders>
-              <w:top w:val="single" w:space="0" w:color="D3D3D3"/>
-              <w:bottom w:val="single" w:space="0" w:color="D3D3D3"/>
-              <w:start w:val="single" w:space="0" w:color="D3D3D3"/>
-              <w:end w:val="single" w:space="0" w:color="D3D3D3"/>
-            </w:tcBorders>
-          </w:tcPr>
-          <w:p>
-            <w:pPr>
-              <w:spacing w:before="0" w:after="60"/>
-              <w:keepNext/>
-              <w:jc w:val="center"/>
-            </w:pPr>
-            <w:r>
-              <w:rPr>
-                <w:rFonts w:ascii="Calibri" w:hAnsi="Calibri"/>
-                <w:sz w:val="20"/>
-              </w:rPr>
-              <w:t xml:space="default">100.00%</w:t>
-            </w:r>
-          </w:p>
-        </w:tc>
-        <w:tc>
-          <w:tcPr>
-            <w:tcBorders>
-              <w:top w:val="single" w:space="0" w:color="D3D3D3"/>
-              <w:bottom w:val="single" w:space="0" w:color="D3D3D3"/>
-              <w:start w:val="single" w:space="0" w:color="D3D3D3"/>
-              <w:end w:val="single" w:space="0" w:color="D3D3D3"/>
-            </w:tcBorders>
-          </w:tcPr>
-          <w:p>
-            <w:pPr>
-              <w:spacing w:before="0" w:after="60"/>
-              <w:keepNext/>
-              <w:jc w:val="center"/>
-            </w:pPr>
-            <w:r>
-              <w:rPr>
-                <w:rFonts w:ascii="Calibri" w:hAnsi="Calibri"/>
-                <w:sz w:val="20"/>
-              </w:rPr>
-              <w:t xml:space="default">100.00%</w:t>
+              <w:t xml:space="preserve">100%</w:t>
+            </w:r>
+          </w:p>
+        </w:tc>
+        <w:tc>
+          <w:tcPr>
+            <w:tcBorders>
+              <w:top w:val="single" w:space="0" w:color="D3D3D3"/>
+              <w:bottom w:val="single" w:space="0" w:color="D3D3D3"/>
+              <w:start w:val="single" w:space="0" w:color="D3D3D3"/>
+              <w:end w:val="single" w:space="0" w:color="D3D3D3"/>
+            </w:tcBorders>
+          </w:tcPr>
+          <w:p>
+            <w:pPr>
+              <w:spacing w:before="0" w:after="60"/>
+              <w:keepNext/>
+              <w:jc w:val="center"/>
+            </w:pPr>
+            <w:r>
+              <w:rPr>
+                <w:rFonts w:ascii="Calibri" w:hAnsi="Calibri"/>
+                <w:sz w:val="20"/>
+              </w:rPr>
+              <w:t xml:space="preserve">100%</w:t>
+            </w:r>
+          </w:p>
+        </w:tc>
+        <w:tc>
+          <w:tcPr>
+            <w:tcBorders>
+              <w:top w:val="single" w:space="0" w:color="D3D3D3"/>
+              <w:bottom w:val="single" w:space="0" w:color="D3D3D3"/>
+              <w:start w:val="single" w:space="0" w:color="D3D3D3"/>
+              <w:end w:val="single" w:space="0" w:color="D3D3D3"/>
+            </w:tcBorders>
+          </w:tcPr>
+          <w:p>
+            <w:pPr>
+              <w:spacing w:before="0" w:after="60"/>
+              <w:keepNext/>
+              <w:jc w:val="center"/>
+            </w:pPr>
+            <w:r>
+              <w:rPr>
+                <w:rFonts w:ascii="Calibri" w:hAnsi="Calibri"/>
+                <w:sz w:val="20"/>
+              </w:rPr>
+              <w:t xml:space="preserve">100%</w:t>
             </w:r>
           </w:p>
         </w:tc>
@@ -1395,6 +1421,7 @@
               <w:rPr>
                 <w:rFonts w:ascii="Calibri" w:hAnsi="Calibri"/>
                 <w:sz w:val="20"/>
+                <w:b w:val="true"/>
               </w:rPr>
               <w:t xml:space="preserve">Intellectual disability</w:t>
             </w:r>
@@ -1420,55 +1447,55 @@
                 <w:rFonts w:ascii="Calibri" w:hAnsi="Calibri"/>
                 <w:sz w:val="20"/>
               </w:rPr>
-              <w:t xml:space="default">100.00%</w:t>
-            </w:r>
-          </w:p>
-        </w:tc>
-        <w:tc>
-          <w:tcPr>
-            <w:tcBorders>
-              <w:top w:val="single" w:space="0" w:color="D3D3D3"/>
-              <w:bottom w:val="single" w:space="0" w:color="D3D3D3"/>
-              <w:start w:val="single" w:space="0" w:color="D3D3D3"/>
-              <w:end w:val="single" w:space="0" w:color="D3D3D3"/>
-            </w:tcBorders>
-          </w:tcPr>
-          <w:p>
-            <w:pPr>
-              <w:spacing w:before="0" w:after="60"/>
-              <w:keepNext/>
-              <w:jc w:val="center"/>
-            </w:pPr>
-            <w:r>
-              <w:rPr>
-                <w:rFonts w:ascii="Calibri" w:hAnsi="Calibri"/>
-                <w:sz w:val="20"/>
-              </w:rPr>
-              <w:t xml:space="default">60.00%</w:t>
-            </w:r>
-          </w:p>
-        </w:tc>
-        <w:tc>
-          <w:tcPr>
-            <w:tcBorders>
-              <w:top w:val="single" w:space="0" w:color="D3D3D3"/>
-              <w:bottom w:val="single" w:space="0" w:color="D3D3D3"/>
-              <w:start w:val="single" w:space="0" w:color="D3D3D3"/>
-              <w:end w:val="single" w:space="0" w:color="D3D3D3"/>
-            </w:tcBorders>
-          </w:tcPr>
-          <w:p>
-            <w:pPr>
-              <w:spacing w:before="0" w:after="60"/>
-              <w:keepNext/>
-              <w:jc w:val="center"/>
-            </w:pPr>
-            <w:r>
-              <w:rPr>
-                <w:rFonts w:ascii="Calibri" w:hAnsi="Calibri"/>
-                <w:sz w:val="20"/>
-              </w:rPr>
-              <w:t xml:space="default">66.67%</w:t>
+              <w:t xml:space="preserve">100%</w:t>
+            </w:r>
+          </w:p>
+        </w:tc>
+        <w:tc>
+          <w:tcPr>
+            <w:tcBorders>
+              <w:top w:val="single" w:space="0" w:color="D3D3D3"/>
+              <w:bottom w:val="single" w:space="0" w:color="D3D3D3"/>
+              <w:start w:val="single" w:space="0" w:color="D3D3D3"/>
+              <w:end w:val="single" w:space="0" w:color="D3D3D3"/>
+            </w:tcBorders>
+          </w:tcPr>
+          <w:p>
+            <w:pPr>
+              <w:spacing w:before="0" w:after="60"/>
+              <w:keepNext/>
+              <w:jc w:val="center"/>
+            </w:pPr>
+            <w:r>
+              <w:rPr>
+                <w:rFonts w:ascii="Calibri" w:hAnsi="Calibri"/>
+                <w:sz w:val="20"/>
+              </w:rPr>
+              <w:t xml:space="preserve">60%</w:t>
+            </w:r>
+          </w:p>
+        </w:tc>
+        <w:tc>
+          <w:tcPr>
+            <w:tcBorders>
+              <w:top w:val="single" w:space="0" w:color="D3D3D3"/>
+              <w:bottom w:val="single" w:space="0" w:color="D3D3D3"/>
+              <w:start w:val="single" w:space="0" w:color="D3D3D3"/>
+              <w:end w:val="single" w:space="0" w:color="D3D3D3"/>
+            </w:tcBorders>
+          </w:tcPr>
+          <w:p>
+            <w:pPr>
+              <w:spacing w:before="0" w:after="60"/>
+              <w:keepNext/>
+              <w:jc w:val="center"/>
+            </w:pPr>
+            <w:r>
+              <w:rPr>
+                <w:rFonts w:ascii="Calibri" w:hAnsi="Calibri"/>
+                <w:sz w:val="20"/>
+              </w:rPr>
+              <w:t xml:space="preserve">66.7%</w:t>
             </w:r>
           </w:p>
         </w:tc>
@@ -1496,6 +1523,7 @@
               <w:rPr>
                 <w:rFonts w:ascii="Calibri" w:hAnsi="Calibri"/>
                 <w:sz w:val="20"/>
+                <w:b w:val="true"/>
               </w:rPr>
               <w:t xml:space="preserve">ADHD</w:t>
             </w:r>
@@ -1521,55 +1549,55 @@
                 <w:rFonts w:ascii="Calibri" w:hAnsi="Calibri"/>
                 <w:sz w:val="20"/>
               </w:rPr>
-              <w:t xml:space="default">100.00%</w:t>
-            </w:r>
-          </w:p>
-        </w:tc>
-        <w:tc>
-          <w:tcPr>
-            <w:tcBorders>
-              <w:top w:val="single" w:space="0" w:color="D3D3D3"/>
-              <w:bottom w:val="single" w:space="0" w:color="D3D3D3"/>
-              <w:start w:val="single" w:space="0" w:color="D3D3D3"/>
-              <w:end w:val="single" w:space="0" w:color="D3D3D3"/>
-            </w:tcBorders>
-          </w:tcPr>
-          <w:p>
-            <w:pPr>
-              <w:spacing w:before="0" w:after="60"/>
-              <w:keepNext/>
-              <w:jc w:val="center"/>
-            </w:pPr>
-            <w:r>
-              <w:rPr>
-                <w:rFonts w:ascii="Calibri" w:hAnsi="Calibri"/>
-                <w:sz w:val="20"/>
-              </w:rPr>
-              <w:t xml:space="default">0.00%</w:t>
-            </w:r>
-          </w:p>
-        </w:tc>
-        <w:tc>
-          <w:tcPr>
-            <w:tcBorders>
-              <w:top w:val="single" w:space="0" w:color="D3D3D3"/>
-              <w:bottom w:val="single" w:space="0" w:color="D3D3D3"/>
-              <w:start w:val="single" w:space="0" w:color="D3D3D3"/>
-              <w:end w:val="single" w:space="0" w:color="D3D3D3"/>
-            </w:tcBorders>
-          </w:tcPr>
-          <w:p>
-            <w:pPr>
-              <w:spacing w:before="0" w:after="60"/>
-              <w:keepNext/>
-              <w:jc w:val="center"/>
-            </w:pPr>
-            <w:r>
-              <w:rPr>
-                <w:rFonts w:ascii="Calibri" w:hAnsi="Calibri"/>
-                <w:sz w:val="20"/>
-              </w:rPr>
-              <w:t xml:space="default">50.00%</w:t>
+              <w:t xml:space="preserve">100%</w:t>
+            </w:r>
+          </w:p>
+        </w:tc>
+        <w:tc>
+          <w:tcPr>
+            <w:tcBorders>
+              <w:top w:val="single" w:space="0" w:color="D3D3D3"/>
+              <w:bottom w:val="single" w:space="0" w:color="D3D3D3"/>
+              <w:start w:val="single" w:space="0" w:color="D3D3D3"/>
+              <w:end w:val="single" w:space="0" w:color="D3D3D3"/>
+            </w:tcBorders>
+          </w:tcPr>
+          <w:p>
+            <w:pPr>
+              <w:spacing w:before="0" w:after="60"/>
+              <w:keepNext/>
+              <w:jc w:val="center"/>
+            </w:pPr>
+            <w:r>
+              <w:rPr>
+                <w:rFonts w:ascii="Calibri" w:hAnsi="Calibri"/>
+                <w:sz w:val="20"/>
+              </w:rPr>
+              <w:t xml:space="preserve">0%</w:t>
+            </w:r>
+          </w:p>
+        </w:tc>
+        <w:tc>
+          <w:tcPr>
+            <w:tcBorders>
+              <w:top w:val="single" w:space="0" w:color="D3D3D3"/>
+              <w:bottom w:val="single" w:space="0" w:color="D3D3D3"/>
+              <w:start w:val="single" w:space="0" w:color="D3D3D3"/>
+              <w:end w:val="single" w:space="0" w:color="D3D3D3"/>
+            </w:tcBorders>
+          </w:tcPr>
+          <w:p>
+            <w:pPr>
+              <w:spacing w:before="0" w:after="60"/>
+              <w:keepNext/>
+              <w:jc w:val="center"/>
+            </w:pPr>
+            <w:r>
+              <w:rPr>
+                <w:rFonts w:ascii="Calibri" w:hAnsi="Calibri"/>
+                <w:sz w:val="20"/>
+              </w:rPr>
+              <w:t xml:space="preserve">50%</w:t>
             </w:r>
           </w:p>
         </w:tc>
@@ -1597,6 +1625,7 @@
               <w:rPr>
                 <w:rFonts w:ascii="Calibri" w:hAnsi="Calibri"/>
                 <w:sz w:val="20"/>
+                <w:b w:val="true"/>
               </w:rPr>
               <w:t xml:space="preserve">Autism</w:t>
             </w:r>
@@ -1622,55 +1651,55 @@
                 <w:rFonts w:ascii="Calibri" w:hAnsi="Calibri"/>
                 <w:sz w:val="20"/>
               </w:rPr>
-              <w:t xml:space="default">100.00%</w:t>
-            </w:r>
-          </w:p>
-        </w:tc>
-        <w:tc>
-          <w:tcPr>
-            <w:tcBorders>
-              <w:top w:val="single" w:space="0" w:color="D3D3D3"/>
-              <w:bottom w:val="single" w:space="0" w:color="D3D3D3"/>
-              <w:start w:val="single" w:space="0" w:color="D3D3D3"/>
-              <w:end w:val="single" w:space="0" w:color="D3D3D3"/>
-            </w:tcBorders>
-          </w:tcPr>
-          <w:p>
-            <w:pPr>
-              <w:spacing w:before="0" w:after="60"/>
-              <w:keepNext/>
-              <w:jc w:val="center"/>
-            </w:pPr>
-            <w:r>
-              <w:rPr>
-                <w:rFonts w:ascii="Calibri" w:hAnsi="Calibri"/>
-                <w:sz w:val="20"/>
-              </w:rPr>
-              <w:t xml:space="default">0.00%</w:t>
-            </w:r>
-          </w:p>
-        </w:tc>
-        <w:tc>
-          <w:tcPr>
-            <w:tcBorders>
-              <w:top w:val="single" w:space="0" w:color="D3D3D3"/>
-              <w:bottom w:val="single" w:space="0" w:color="D3D3D3"/>
-              <w:start w:val="single" w:space="0" w:color="D3D3D3"/>
-              <w:end w:val="single" w:space="0" w:color="D3D3D3"/>
-            </w:tcBorders>
-          </w:tcPr>
-          <w:p>
-            <w:pPr>
-              <w:spacing w:before="0" w:after="60"/>
-              <w:keepNext/>
-              <w:jc w:val="center"/>
-            </w:pPr>
-            <w:r>
-              <w:rPr>
-                <w:rFonts w:ascii="Calibri" w:hAnsi="Calibri"/>
-                <w:sz w:val="20"/>
-              </w:rPr>
-              <w:t xml:space="default">25.00%</w:t>
+              <w:t xml:space="preserve">100%</w:t>
+            </w:r>
+          </w:p>
+        </w:tc>
+        <w:tc>
+          <w:tcPr>
+            <w:tcBorders>
+              <w:top w:val="single" w:space="0" w:color="D3D3D3"/>
+              <w:bottom w:val="single" w:space="0" w:color="D3D3D3"/>
+              <w:start w:val="single" w:space="0" w:color="D3D3D3"/>
+              <w:end w:val="single" w:space="0" w:color="D3D3D3"/>
+            </w:tcBorders>
+          </w:tcPr>
+          <w:p>
+            <w:pPr>
+              <w:spacing w:before="0" w:after="60"/>
+              <w:keepNext/>
+              <w:jc w:val="center"/>
+            </w:pPr>
+            <w:r>
+              <w:rPr>
+                <w:rFonts w:ascii="Calibri" w:hAnsi="Calibri"/>
+                <w:sz w:val="20"/>
+              </w:rPr>
+              <w:t xml:space="preserve">0%</w:t>
+            </w:r>
+          </w:p>
+        </w:tc>
+        <w:tc>
+          <w:tcPr>
+            <w:tcBorders>
+              <w:top w:val="single" w:space="0" w:color="D3D3D3"/>
+              <w:bottom w:val="single" w:space="0" w:color="D3D3D3"/>
+              <w:start w:val="single" w:space="0" w:color="D3D3D3"/>
+              <w:end w:val="single" w:space="0" w:color="D3D3D3"/>
+            </w:tcBorders>
+          </w:tcPr>
+          <w:p>
+            <w:pPr>
+              <w:spacing w:before="0" w:after="60"/>
+              <w:keepNext/>
+              <w:jc w:val="center"/>
+            </w:pPr>
+            <w:r>
+              <w:rPr>
+                <w:rFonts w:ascii="Calibri" w:hAnsi="Calibri"/>
+                <w:sz w:val="20"/>
+              </w:rPr>
+              <w:t xml:space="preserve">25%</w:t>
             </w:r>
           </w:p>
         </w:tc>
@@ -1698,6 +1727,7 @@
               <w:rPr>
                 <w:rFonts w:ascii="Calibri" w:hAnsi="Calibri"/>
                 <w:sz w:val="20"/>
+                <w:b w:val="true"/>
               </w:rPr>
               <w:t xml:space="preserve">Sensory integration disorder</w:t>
             </w:r>
@@ -1723,55 +1753,55 @@
                 <w:rFonts w:ascii="Calibri" w:hAnsi="Calibri"/>
                 <w:sz w:val="20"/>
               </w:rPr>
-              <w:t xml:space="default">0.00%</w:t>
-            </w:r>
-          </w:p>
-        </w:tc>
-        <w:tc>
-          <w:tcPr>
-            <w:tcBorders>
-              <w:top w:val="single" w:space="0" w:color="D3D3D3"/>
-              <w:bottom w:val="single" w:space="0" w:color="D3D3D3"/>
-              <w:start w:val="single" w:space="0" w:color="D3D3D3"/>
-              <w:end w:val="single" w:space="0" w:color="D3D3D3"/>
-            </w:tcBorders>
-          </w:tcPr>
-          <w:p>
-            <w:pPr>
-              <w:spacing w:before="0" w:after="60"/>
-              <w:keepNext/>
-              <w:jc w:val="center"/>
-            </w:pPr>
-            <w:r>
-              <w:rPr>
-                <w:rFonts w:ascii="Calibri" w:hAnsi="Calibri"/>
-                <w:sz w:val="20"/>
-              </w:rPr>
-              <w:t xml:space="default">20.00%</w:t>
-            </w:r>
-          </w:p>
-        </w:tc>
-        <w:tc>
-          <w:tcPr>
-            <w:tcBorders>
-              <w:top w:val="single" w:space="0" w:color="D3D3D3"/>
-              <w:bottom w:val="single" w:space="0" w:color="D3D3D3"/>
-              <w:start w:val="single" w:space="0" w:color="D3D3D3"/>
-              <w:end w:val="single" w:space="0" w:color="D3D3D3"/>
-            </w:tcBorders>
-          </w:tcPr>
-          <w:p>
-            <w:pPr>
-              <w:spacing w:before="0" w:after="60"/>
-              <w:keepNext/>
-              <w:jc w:val="center"/>
-            </w:pPr>
-            <w:r>
-              <w:rPr>
-                <w:rFonts w:ascii="Calibri" w:hAnsi="Calibri"/>
-                <w:sz w:val="20"/>
-              </w:rPr>
-              <w:t xml:space="default">33.33%</w:t>
+              <w:t xml:space="preserve">0%</w:t>
+            </w:r>
+          </w:p>
+        </w:tc>
+        <w:tc>
+          <w:tcPr>
+            <w:tcBorders>
+              <w:top w:val="single" w:space="0" w:color="D3D3D3"/>
+              <w:bottom w:val="single" w:space="0" w:color="D3D3D3"/>
+              <w:start w:val="single" w:space="0" w:color="D3D3D3"/>
+              <w:end w:val="single" w:space="0" w:color="D3D3D3"/>
+            </w:tcBorders>
+          </w:tcPr>
+          <w:p>
+            <w:pPr>
+              <w:spacing w:before="0" w:after="60"/>
+              <w:keepNext/>
+              <w:jc w:val="center"/>
+            </w:pPr>
+            <w:r>
+              <w:rPr>
+                <w:rFonts w:ascii="Calibri" w:hAnsi="Calibri"/>
+                <w:sz w:val="20"/>
+              </w:rPr>
+              <w:t xml:space="preserve">20%</w:t>
+            </w:r>
+          </w:p>
+        </w:tc>
+        <w:tc>
+          <w:tcPr>
+            <w:tcBorders>
+              <w:top w:val="single" w:space="0" w:color="D3D3D3"/>
+              <w:bottom w:val="single" w:space="0" w:color="D3D3D3"/>
+              <w:start w:val="single" w:space="0" w:color="D3D3D3"/>
+              <w:end w:val="single" w:space="0" w:color="D3D3D3"/>
+            </w:tcBorders>
+          </w:tcPr>
+          <w:p>
+            <w:pPr>
+              <w:spacing w:before="0" w:after="60"/>
+              <w:keepNext/>
+              <w:jc w:val="center"/>
+            </w:pPr>
+            <w:r>
+              <w:rPr>
+                <w:rFonts w:ascii="Calibri" w:hAnsi="Calibri"/>
+                <w:sz w:val="20"/>
+              </w:rPr>
+              <w:t xml:space="preserve">33.3%</w:t>
             </w:r>
           </w:p>
         </w:tc>

--- a/table.docx
+++ b/table.docx
@@ -82,7 +82,7 @@
             <w:pPr>
               <w:spacing w:before="0" w:after="60"/>
               <w:keepNext/>
-              <w:jc w:val="start"/>
+              <w:jc w:val="center"/>
             </w:pPr>
             <w:r>
               <w:rPr>
@@ -105,7 +105,7 @@
             <w:pPr>
               <w:spacing w:before="0" w:after="60"/>
               <w:keepNext/>
-              <w:jc w:val="start"/>
+              <w:jc w:val="center"/>
             </w:pPr>
             <w:r>
               <w:rPr>
@@ -128,7 +128,7 @@
             <w:pPr>
               <w:spacing w:before="0" w:after="60"/>
               <w:keepNext/>
-              <w:jc w:val="start"/>
+              <w:jc w:val="center"/>
             </w:pPr>
             <w:r>
               <w:rPr>
@@ -152,7 +152,7 @@
             <w:pPr>
               <w:spacing w:before="0" w:after="60"/>
               <w:keepNext/>
-              <w:jc w:val="start"/>
+              <w:jc w:val="center"/>
             </w:pPr>
             <w:r>
               <w:rPr>
@@ -191,7 +191,7 @@
               <w:rPr>
                 <w:rFonts w:ascii="Calibri" w:hAnsi="Calibri"/>
                 <w:sz w:val="20"/>
-                <w:b w:val="true"/>
+                <w:i/>
               </w:rPr>
               <w:t xml:space="default">Amantadine</w:t>
             </w:r>
@@ -215,7 +215,7 @@
             <w:pPr>
               <w:spacing w:before="0" w:after="60"/>
               <w:keepNext/>
-              <w:jc w:val="start"/>
+              <w:jc w:val="center"/>
             </w:pPr>
             <w:r>
               <w:rPr>
@@ -239,7 +239,7 @@
             <w:pPr>
               <w:spacing w:before="0" w:after="60"/>
               <w:keepNext/>
-              <w:jc w:val="start"/>
+              <w:jc w:val="center"/>
             </w:pPr>
             <w:r>
               <w:rPr>
@@ -263,7 +263,7 @@
             <w:pPr>
               <w:spacing w:before="0" w:after="60"/>
               <w:keepNext/>
-              <w:jc w:val="start"/>
+              <w:jc w:val="center"/>
             </w:pPr>
             <w:r>
               <w:rPr>
@@ -288,7 +288,7 @@
             <w:pPr>
               <w:spacing w:before="0" w:after="60"/>
               <w:keepNext/>
-              <w:jc w:val="start"/>
+              <w:jc w:val="center"/>
             </w:pPr>
             <w:r>
               <w:rPr>
@@ -317,7 +317,7 @@
             <w:pPr>
               <w:spacing w:before="0" w:after="60"/>
               <w:keepNext/>
-              <w:jc w:val="start"/>
+              <w:jc w:val="center"/>
             </w:pPr>
             <w:r>
               <w:rPr>
@@ -341,7 +341,7 @@
             <w:pPr>
               <w:spacing w:before="0" w:after="60"/>
               <w:keepNext/>
-              <w:jc w:val="start"/>
+              <w:jc w:val="center"/>
             </w:pPr>
             <w:r>
               <w:rPr>
@@ -365,7 +365,7 @@
             <w:pPr>
               <w:spacing w:before="0" w:after="60"/>
               <w:keepNext/>
-              <w:jc w:val="start"/>
+              <w:jc w:val="center"/>
             </w:pPr>
             <w:r>
               <w:rPr>
@@ -390,7 +390,7 @@
             <w:pPr>
               <w:spacing w:before="0" w:after="60"/>
               <w:keepNext/>
-              <w:jc w:val="start"/>
+              <w:jc w:val="center"/>
             </w:pPr>
             <w:r>
               <w:rPr>
@@ -419,7 +419,7 @@
             <w:pPr>
               <w:spacing w:before="0" w:after="60"/>
               <w:keepNext/>
-              <w:jc w:val="start"/>
+              <w:jc w:val="center"/>
             </w:pPr>
             <w:r>
               <w:rPr>
@@ -443,7 +443,7 @@
             <w:pPr>
               <w:spacing w:before="0" w:after="60"/>
               <w:keepNext/>
-              <w:jc w:val="start"/>
+              <w:jc w:val="center"/>
             </w:pPr>
             <w:r>
               <w:rPr>
@@ -467,7 +467,7 @@
             <w:pPr>
               <w:spacing w:before="0" w:after="60"/>
               <w:keepNext/>
-              <w:jc w:val="start"/>
+              <w:jc w:val="center"/>
             </w:pPr>
             <w:r>
               <w:rPr>
@@ -492,7 +492,7 @@
             <w:pPr>
               <w:spacing w:before="0" w:after="60"/>
               <w:keepNext/>
-              <w:jc w:val="start"/>
+              <w:jc w:val="center"/>
             </w:pPr>
             <w:r>
               <w:rPr>
@@ -521,7 +521,7 @@
             <w:pPr>
               <w:spacing w:before="0" w:after="60"/>
               <w:keepNext/>
-              <w:jc w:val="start"/>
+              <w:jc w:val="center"/>
             </w:pPr>
             <w:r>
               <w:rPr>
@@ -545,7 +545,7 @@
             <w:pPr>
               <w:spacing w:before="0" w:after="60"/>
               <w:keepNext/>
-              <w:jc w:val="start"/>
+              <w:jc w:val="center"/>
             </w:pPr>
             <w:r>
               <w:rPr>
@@ -569,7 +569,7 @@
             <w:pPr>
               <w:spacing w:before="0" w:after="60"/>
               <w:keepNext/>
-              <w:jc w:val="start"/>
+              <w:jc w:val="center"/>
             </w:pPr>
             <w:r>
               <w:rPr>
@@ -594,7 +594,7 @@
             <w:pPr>
               <w:spacing w:before="0" w:after="60"/>
               <w:keepNext/>
-              <w:jc w:val="start"/>
+              <w:jc w:val="center"/>
             </w:pPr>
             <w:r>
               <w:rPr>
@@ -632,7 +632,7 @@
               <w:rPr>
                 <w:rFonts w:ascii="Calibri" w:hAnsi="Calibri"/>
                 <w:sz w:val="20"/>
-                <w:b w:val="true"/>
+                <w:i/>
               </w:rPr>
               <w:t xml:space="default">Ambroxol</w:t>
             </w:r>
@@ -656,7 +656,7 @@
             <w:pPr>
               <w:spacing w:before="0" w:after="60"/>
               <w:keepNext/>
-              <w:jc w:val="start"/>
+              <w:jc w:val="center"/>
             </w:pPr>
             <w:r>
               <w:rPr>
@@ -680,7 +680,7 @@
             <w:pPr>
               <w:spacing w:before="0" w:after="60"/>
               <w:keepNext/>
-              <w:jc w:val="start"/>
+              <w:jc w:val="center"/>
             </w:pPr>
             <w:r>
               <w:rPr>
@@ -704,7 +704,7 @@
             <w:pPr>
               <w:spacing w:before="0" w:after="60"/>
               <w:keepNext/>
-              <w:jc w:val="start"/>
+              <w:jc w:val="center"/>
             </w:pPr>
             <w:r>
               <w:rPr>
@@ -729,7 +729,7 @@
             <w:pPr>
               <w:spacing w:before="0" w:after="60"/>
               <w:keepNext/>
-              <w:jc w:val="start"/>
+              <w:jc w:val="center"/>
             </w:pPr>
             <w:r>
               <w:rPr>
@@ -758,7 +758,7 @@
             <w:pPr>
               <w:spacing w:before="0" w:after="60"/>
               <w:keepNext/>
-              <w:jc w:val="start"/>
+              <w:jc w:val="center"/>
             </w:pPr>
             <w:r>
               <w:rPr>
@@ -782,7 +782,7 @@
             <w:pPr>
               <w:spacing w:before="0" w:after="60"/>
               <w:keepNext/>
-              <w:jc w:val="start"/>
+              <w:jc w:val="center"/>
             </w:pPr>
             <w:r>
               <w:rPr>
@@ -806,7 +806,7 @@
             <w:pPr>
               <w:spacing w:before="0" w:after="60"/>
               <w:keepNext/>
-              <w:jc w:val="start"/>
+              <w:jc w:val="center"/>
             </w:pPr>
             <w:r>
               <w:rPr>
@@ -831,7 +831,7 @@
             <w:pPr>
               <w:spacing w:before="0" w:after="60"/>
               <w:keepNext/>
-              <w:jc w:val="start"/>
+              <w:jc w:val="center"/>
             </w:pPr>
             <w:r>
               <w:rPr>
@@ -869,7 +869,7 @@
               <w:rPr>
                 <w:rFonts w:ascii="Calibri" w:hAnsi="Calibri"/>
                 <w:sz w:val="20"/>
-                <w:b w:val="true"/>
+                <w:i/>
               </w:rPr>
               <w:t xml:space="default">Baclofen</w:t>
             </w:r>
@@ -893,7 +893,7 @@
             <w:pPr>
               <w:spacing w:before="0" w:after="60"/>
               <w:keepNext/>
-              <w:jc w:val="start"/>
+              <w:jc w:val="center"/>
             </w:pPr>
             <w:r>
               <w:rPr>
@@ -917,7 +917,7 @@
             <w:pPr>
               <w:spacing w:before="0" w:after="60"/>
               <w:keepNext/>
-              <w:jc w:val="start"/>
+              <w:jc w:val="center"/>
             </w:pPr>
             <w:r>
               <w:rPr>
@@ -941,7 +941,7 @@
             <w:pPr>
               <w:spacing w:before="0" w:after="60"/>
               <w:keepNext/>
-              <w:jc w:val="start"/>
+              <w:jc w:val="center"/>
             </w:pPr>
             <w:r>
               <w:rPr>
@@ -966,7 +966,7 @@
             <w:pPr>
               <w:spacing w:before="0" w:after="60"/>
               <w:keepNext/>
-              <w:jc w:val="start"/>
+              <w:jc w:val="center"/>
             </w:pPr>
             <w:r>
               <w:rPr>
@@ -1004,7 +1004,7 @@
               <w:rPr>
                 <w:rFonts w:ascii="Calibri" w:hAnsi="Calibri"/>
                 <w:sz w:val="20"/>
-                <w:b w:val="true"/>
+                <w:i/>
               </w:rPr>
               <w:t xml:space="default">Cannabidiol</w:t>
             </w:r>
@@ -1028,7 +1028,7 @@
             <w:pPr>
               <w:spacing w:before="0" w:after="60"/>
               <w:keepNext/>
-              <w:jc w:val="start"/>
+              <w:jc w:val="center"/>
             </w:pPr>
             <w:r>
               <w:rPr>
@@ -1052,7 +1052,7 @@
             <w:pPr>
               <w:spacing w:before="0" w:after="60"/>
               <w:keepNext/>
-              <w:jc w:val="start"/>
+              <w:jc w:val="center"/>
             </w:pPr>
             <w:r>
               <w:rPr>
@@ -1076,7 +1076,7 @@
             <w:pPr>
               <w:spacing w:before="0" w:after="60"/>
               <w:keepNext/>
-              <w:jc w:val="start"/>
+              <w:jc w:val="center"/>
             </w:pPr>
             <w:r>
               <w:rPr>
@@ -1101,7 +1101,7 @@
             <w:pPr>
               <w:spacing w:before="0" w:after="60"/>
               <w:keepNext/>
-              <w:jc w:val="start"/>
+              <w:jc w:val="center"/>
             </w:pPr>
             <w:r>
               <w:rPr>
@@ -1130,7 +1130,7 @@
             <w:pPr>
               <w:spacing w:before="0" w:after="60"/>
               <w:keepNext/>
-              <w:jc w:val="start"/>
+              <w:jc w:val="center"/>
             </w:pPr>
             <w:r>
               <w:rPr>
@@ -1154,7 +1154,7 @@
             <w:pPr>
               <w:spacing w:before="0" w:after="60"/>
               <w:keepNext/>
-              <w:jc w:val="start"/>
+              <w:jc w:val="center"/>
             </w:pPr>
             <w:r>
               <w:rPr>
@@ -1178,7 +1178,7 @@
             <w:pPr>
               <w:spacing w:before="0" w:after="60"/>
               <w:keepNext/>
-              <w:jc w:val="start"/>
+              <w:jc w:val="center"/>
             </w:pPr>
             <w:r>
               <w:rPr>
@@ -1203,7 +1203,7 @@
             <w:pPr>
               <w:spacing w:before="0" w:after="60"/>
               <w:keepNext/>
-              <w:jc w:val="start"/>
+              <w:jc w:val="center"/>
             </w:pPr>
             <w:r>
               <w:rPr>
@@ -1241,7 +1241,7 @@
               <w:rPr>
                 <w:rFonts w:ascii="Calibri" w:hAnsi="Calibri"/>
                 <w:sz w:val="20"/>
-                <w:b w:val="true"/>
+                <w:i/>
               </w:rPr>
               <w:t xml:space="default">Carnitine</w:t>
             </w:r>
@@ -1265,7 +1265,7 @@
             <w:pPr>
               <w:spacing w:before="0" w:after="60"/>
               <w:keepNext/>
-              <w:jc w:val="start"/>
+              <w:jc w:val="center"/>
             </w:pPr>
             <w:r>
               <w:rPr>
@@ -1289,7 +1289,7 @@
             <w:pPr>
               <w:spacing w:before="0" w:after="60"/>
               <w:keepNext/>
-              <w:jc w:val="start"/>
+              <w:jc w:val="center"/>
             </w:pPr>
             <w:r>
               <w:rPr>
@@ -1313,7 +1313,7 @@
             <w:pPr>
               <w:spacing w:before="0" w:after="60"/>
               <w:keepNext/>
-              <w:jc w:val="start"/>
+              <w:jc w:val="center"/>
             </w:pPr>
             <w:r>
               <w:rPr>
@@ -1338,7 +1338,7 @@
             <w:pPr>
               <w:spacing w:before="0" w:after="60"/>
               <w:keepNext/>
-              <w:jc w:val="start"/>
+              <w:jc w:val="center"/>
             </w:pPr>
             <w:r>
               <w:rPr>
@@ -1367,7 +1367,7 @@
             <w:pPr>
               <w:spacing w:before="0" w:after="60"/>
               <w:keepNext/>
-              <w:jc w:val="start"/>
+              <w:jc w:val="center"/>
             </w:pPr>
             <w:r>
               <w:rPr>
@@ -1391,7 +1391,7 @@
             <w:pPr>
               <w:spacing w:before="0" w:after="60"/>
               <w:keepNext/>
-              <w:jc w:val="start"/>
+              <w:jc w:val="center"/>
             </w:pPr>
             <w:r>
               <w:rPr>
@@ -1415,7 +1415,7 @@
             <w:pPr>
               <w:spacing w:before="0" w:after="60"/>
               <w:keepNext/>
-              <w:jc w:val="start"/>
+              <w:jc w:val="center"/>
             </w:pPr>
             <w:r>
               <w:rPr>
@@ -1440,7 +1440,7 @@
             <w:pPr>
               <w:spacing w:before="0" w:after="60"/>
               <w:keepNext/>
-              <w:jc w:val="start"/>
+              <w:jc w:val="center"/>
             </w:pPr>
             <w:r>
               <w:rPr>
@@ -1478,7 +1478,7 @@
               <w:rPr>
                 <w:rFonts w:ascii="Calibri" w:hAnsi="Calibri"/>
                 <w:sz w:val="20"/>
-                <w:b w:val="true"/>
+                <w:i/>
               </w:rPr>
               <w:t xml:space="default">Disulfiram</w:t>
             </w:r>
@@ -1502,7 +1502,7 @@
             <w:pPr>
               <w:spacing w:before="0" w:after="60"/>
               <w:keepNext/>
-              <w:jc w:val="start"/>
+              <w:jc w:val="center"/>
             </w:pPr>
             <w:r>
               <w:rPr>
@@ -1526,7 +1526,7 @@
             <w:pPr>
               <w:spacing w:before="0" w:after="60"/>
               <w:keepNext/>
-              <w:jc w:val="start"/>
+              <w:jc w:val="center"/>
             </w:pPr>
             <w:r>
               <w:rPr>
@@ -1550,7 +1550,7 @@
             <w:pPr>
               <w:spacing w:before="0" w:after="60"/>
               <w:keepNext/>
-              <w:jc w:val="start"/>
+              <w:jc w:val="center"/>
             </w:pPr>
             <w:r>
               <w:rPr>
@@ -1575,7 +1575,7 @@
             <w:pPr>
               <w:spacing w:before="0" w:after="60"/>
               <w:keepNext/>
-              <w:jc w:val="start"/>
+              <w:jc w:val="center"/>
             </w:pPr>
             <w:r>
               <w:rPr>
@@ -1604,7 +1604,7 @@
             <w:pPr>
               <w:spacing w:before="0" w:after="60"/>
               <w:keepNext/>
-              <w:jc w:val="start"/>
+              <w:jc w:val="center"/>
             </w:pPr>
             <w:r>
               <w:rPr>
@@ -1628,7 +1628,7 @@
             <w:pPr>
               <w:spacing w:before="0" w:after="60"/>
               <w:keepNext/>
-              <w:jc w:val="start"/>
+              <w:jc w:val="center"/>
             </w:pPr>
             <w:r>
               <w:rPr>
@@ -1652,7 +1652,7 @@
             <w:pPr>
               <w:spacing w:before="0" w:after="60"/>
               <w:keepNext/>
-              <w:jc w:val="start"/>
+              <w:jc w:val="center"/>
             </w:pPr>
             <w:r>
               <w:rPr>
@@ -1677,7 +1677,7 @@
             <w:pPr>
               <w:spacing w:before="0" w:after="60"/>
               <w:keepNext/>
-              <w:jc w:val="start"/>
+              <w:jc w:val="center"/>
             </w:pPr>
             <w:r>
               <w:rPr>
@@ -1715,7 +1715,7 @@
               <w:rPr>
                 <w:rFonts w:ascii="Calibri" w:hAnsi="Calibri"/>
                 <w:sz w:val="20"/>
-                <w:b w:val="true"/>
+                <w:i/>
               </w:rPr>
               <w:t xml:space="default">Entacapone</w:t>
             </w:r>
@@ -1749,7 +1749,7 @@
             <w:pPr>
               <w:spacing w:before="0" w:after="60"/>
               <w:keepNext/>
-              <w:jc w:val="start"/>
+              <w:jc w:val="center"/>
             </w:pPr>
             <w:r>
               <w:rPr>
@@ -1773,7 +1773,7 @@
             <w:pPr>
               <w:spacing w:before="0" w:after="60"/>
               <w:keepNext/>
-              <w:jc w:val="start"/>
+              <w:jc w:val="center"/>
             </w:pPr>
             <w:r>
               <w:rPr>
@@ -1798,7 +1798,7 @@
             <w:pPr>
               <w:spacing w:before="0" w:after="60"/>
               <w:keepNext/>
-              <w:jc w:val="start"/>
+              <w:jc w:val="center"/>
             </w:pPr>
             <w:r>
               <w:rPr>
@@ -1837,7 +1837,7 @@
             <w:pPr>
               <w:spacing w:before="0" w:after="60"/>
               <w:keepNext/>
-              <w:jc w:val="start"/>
+              <w:jc w:val="center"/>
             </w:pPr>
             <w:r>
               <w:rPr>
@@ -1861,7 +1861,7 @@
             <w:pPr>
               <w:spacing w:before="0" w:after="60"/>
               <w:keepNext/>
-              <w:jc w:val="start"/>
+              <w:jc w:val="center"/>
             </w:pPr>
             <w:r>
               <w:rPr>
@@ -1886,7 +1886,7 @@
             <w:pPr>
               <w:spacing w:before="0" w:after="60"/>
               <w:keepNext/>
-              <w:jc w:val="start"/>
+              <w:jc w:val="center"/>
             </w:pPr>
             <w:r>
               <w:rPr>
@@ -1925,7 +1925,7 @@
             <w:pPr>
               <w:spacing w:before="0" w:after="60"/>
               <w:keepNext/>
-              <w:jc w:val="start"/>
+              <w:jc w:val="center"/>
             </w:pPr>
             <w:r>
               <w:rPr>
@@ -1949,7 +1949,7 @@
             <w:pPr>
               <w:spacing w:before="0" w:after="60"/>
               <w:keepNext/>
-              <w:jc w:val="start"/>
+              <w:jc w:val="center"/>
             </w:pPr>
             <w:r>
               <w:rPr>
@@ -1974,7 +1974,7 @@
             <w:pPr>
               <w:spacing w:before="0" w:after="60"/>
               <w:keepNext/>
-              <w:jc w:val="start"/>
+              <w:jc w:val="center"/>
             </w:pPr>
             <w:r>
               <w:rPr>
@@ -2012,7 +2012,7 @@
               <w:rPr>
                 <w:rFonts w:ascii="Calibri" w:hAnsi="Calibri"/>
                 <w:sz w:val="20"/>
-                <w:b w:val="true"/>
+                <w:i/>
               </w:rPr>
               <w:t xml:space="default">Fluvoxamine</w:t>
             </w:r>
@@ -2036,7 +2036,7 @@
             <w:pPr>
               <w:spacing w:before="0" w:after="60"/>
               <w:keepNext/>
-              <w:jc w:val="start"/>
+              <w:jc w:val="center"/>
             </w:pPr>
             <w:r>
               <w:rPr>
@@ -2060,7 +2060,7 @@
             <w:pPr>
               <w:spacing w:before="0" w:after="60"/>
               <w:keepNext/>
-              <w:jc w:val="start"/>
+              <w:jc w:val="center"/>
             </w:pPr>
             <w:r>
               <w:rPr>
@@ -2084,7 +2084,7 @@
             <w:pPr>
               <w:spacing w:before="0" w:after="60"/>
               <w:keepNext/>
-              <w:jc w:val="start"/>
+              <w:jc w:val="center"/>
             </w:pPr>
             <w:r>
               <w:rPr>
@@ -2109,7 +2109,7 @@
             <w:pPr>
               <w:spacing w:before="0" w:after="60"/>
               <w:keepNext/>
-              <w:jc w:val="start"/>
+              <w:jc w:val="center"/>
             </w:pPr>
             <w:r>
               <w:rPr>
@@ -2138,7 +2138,7 @@
             <w:pPr>
               <w:spacing w:before="0" w:after="60"/>
               <w:keepNext/>
-              <w:jc w:val="start"/>
+              <w:jc w:val="center"/>
             </w:pPr>
             <w:r>
               <w:rPr>
@@ -2162,7 +2162,7 @@
             <w:pPr>
               <w:spacing w:before="0" w:after="60"/>
               <w:keepNext/>
-              <w:jc w:val="start"/>
+              <w:jc w:val="center"/>
             </w:pPr>
             <w:r>
               <w:rPr>
@@ -2186,7 +2186,7 @@
             <w:pPr>
               <w:spacing w:before="0" w:after="60"/>
               <w:keepNext/>
-              <w:jc w:val="start"/>
+              <w:jc w:val="center"/>
             </w:pPr>
             <w:r>
               <w:rPr>
@@ -2211,7 +2211,7 @@
             <w:pPr>
               <w:spacing w:before="0" w:after="60"/>
               <w:keepNext/>
-              <w:jc w:val="start"/>
+              <w:jc w:val="center"/>
             </w:pPr>
             <w:r>
               <w:rPr>
@@ -2240,7 +2240,7 @@
             <w:pPr>
               <w:spacing w:before="0" w:after="60"/>
               <w:keepNext/>
-              <w:jc w:val="start"/>
+              <w:jc w:val="center"/>
             </w:pPr>
             <w:r>
               <w:rPr>
@@ -2264,7 +2264,7 @@
             <w:pPr>
               <w:spacing w:before="0" w:after="60"/>
               <w:keepNext/>
-              <w:jc w:val="start"/>
+              <w:jc w:val="center"/>
             </w:pPr>
             <w:r>
               <w:rPr>
@@ -2288,7 +2288,7 @@
             <w:pPr>
               <w:spacing w:before="0" w:after="60"/>
               <w:keepNext/>
-              <w:jc w:val="start"/>
+              <w:jc w:val="center"/>
             </w:pPr>
             <w:r>
               <w:rPr>
@@ -2313,7 +2313,7 @@
             <w:pPr>
               <w:spacing w:before="0" w:after="60"/>
               <w:keepNext/>
-              <w:jc w:val="start"/>
+              <w:jc w:val="center"/>
             </w:pPr>
             <w:r>
               <w:rPr>
@@ -2351,7 +2351,7 @@
               <w:rPr>
                 <w:rFonts w:ascii="Calibri" w:hAnsi="Calibri"/>
                 <w:sz w:val="20"/>
-                <w:b w:val="true"/>
+                <w:i/>
               </w:rPr>
               <w:t xml:space="default">Ketoconazole</w:t>
             </w:r>
@@ -2375,7 +2375,7 @@
             <w:pPr>
               <w:spacing w:before="0" w:after="60"/>
               <w:keepNext/>
-              <w:jc w:val="start"/>
+              <w:jc w:val="center"/>
             </w:pPr>
             <w:r>
               <w:rPr>
@@ -2399,7 +2399,7 @@
             <w:pPr>
               <w:spacing w:before="0" w:after="60"/>
               <w:keepNext/>
-              <w:jc w:val="start"/>
+              <w:jc w:val="center"/>
             </w:pPr>
             <w:r>
               <w:rPr>
@@ -2423,7 +2423,7 @@
             <w:pPr>
               <w:spacing w:before="0" w:after="60"/>
               <w:keepNext/>
-              <w:jc w:val="start"/>
+              <w:jc w:val="center"/>
             </w:pPr>
             <w:r>
               <w:rPr>
@@ -2448,7 +2448,7 @@
             <w:pPr>
               <w:spacing w:before="0" w:after="60"/>
               <w:keepNext/>
-              <w:jc w:val="start"/>
+              <w:jc w:val="center"/>
             </w:pPr>
             <w:r>
               <w:rPr>
@@ -2477,7 +2477,7 @@
             <w:pPr>
               <w:spacing w:before="0" w:after="60"/>
               <w:keepNext/>
-              <w:jc w:val="start"/>
+              <w:jc w:val="center"/>
             </w:pPr>
             <w:r>
               <w:rPr>
@@ -2501,7 +2501,7 @@
             <w:pPr>
               <w:spacing w:before="0" w:after="60"/>
               <w:keepNext/>
-              <w:jc w:val="start"/>
+              <w:jc w:val="center"/>
             </w:pPr>
             <w:r>
               <w:rPr>
@@ -2525,7 +2525,7 @@
             <w:pPr>
               <w:spacing w:before="0" w:after="60"/>
               <w:keepNext/>
-              <w:jc w:val="start"/>
+              <w:jc w:val="center"/>
             </w:pPr>
             <w:r>
               <w:rPr>
@@ -2550,7 +2550,7 @@
             <w:pPr>
               <w:spacing w:before="0" w:after="60"/>
               <w:keepNext/>
-              <w:jc w:val="start"/>
+              <w:jc w:val="center"/>
             </w:pPr>
             <w:r>
               <w:rPr>
@@ -2588,7 +2588,7 @@
               <w:rPr>
                 <w:rFonts w:ascii="Calibri" w:hAnsi="Calibri"/>
                 <w:sz w:val="20"/>
-                <w:b w:val="true"/>
+                <w:i/>
               </w:rPr>
               <w:t xml:space="default">Levodopa</w:t>
             </w:r>
@@ -2612,7 +2612,7 @@
             <w:pPr>
               <w:spacing w:before="0" w:after="60"/>
               <w:keepNext/>
-              <w:jc w:val="start"/>
+              <w:jc w:val="center"/>
             </w:pPr>
             <w:r>
               <w:rPr>
@@ -2636,7 +2636,7 @@
             <w:pPr>
               <w:spacing w:before="0" w:after="60"/>
               <w:keepNext/>
-              <w:jc w:val="start"/>
+              <w:jc w:val="center"/>
             </w:pPr>
             <w:r>
               <w:rPr>
@@ -2660,7 +2660,7 @@
             <w:pPr>
               <w:spacing w:before="0" w:after="60"/>
               <w:keepNext/>
-              <w:jc w:val="start"/>
+              <w:jc w:val="center"/>
             </w:pPr>
             <w:r>
               <w:rPr>
@@ -2685,7 +2685,7 @@
             <w:pPr>
               <w:spacing w:before="0" w:after="60"/>
               <w:keepNext/>
-              <w:jc w:val="start"/>
+              <w:jc w:val="center"/>
             </w:pPr>
             <w:r>
               <w:rPr>
@@ -2714,7 +2714,7 @@
             <w:pPr>
               <w:spacing w:before="0" w:after="60"/>
               <w:keepNext/>
-              <w:jc w:val="start"/>
+              <w:jc w:val="center"/>
             </w:pPr>
             <w:r>
               <w:rPr>
@@ -2738,7 +2738,7 @@
             <w:pPr>
               <w:spacing w:before="0" w:after="60"/>
               <w:keepNext/>
-              <w:jc w:val="start"/>
+              <w:jc w:val="center"/>
             </w:pPr>
             <w:r>
               <w:rPr>
@@ -2762,7 +2762,7 @@
             <w:pPr>
               <w:spacing w:before="0" w:after="60"/>
               <w:keepNext/>
-              <w:jc w:val="start"/>
+              <w:jc w:val="center"/>
             </w:pPr>
             <w:r>
               <w:rPr>
@@ -2787,7 +2787,7 @@
             <w:pPr>
               <w:spacing w:before="0" w:after="60"/>
               <w:keepNext/>
-              <w:jc w:val="start"/>
+              <w:jc w:val="center"/>
             </w:pPr>
             <w:r>
               <w:rPr>
@@ -2816,7 +2816,7 @@
             <w:pPr>
               <w:spacing w:before="0" w:after="60"/>
               <w:keepNext/>
-              <w:jc w:val="start"/>
+              <w:jc w:val="center"/>
             </w:pPr>
             <w:r>
               <w:rPr>
@@ -2840,7 +2840,7 @@
             <w:pPr>
               <w:spacing w:before="0" w:after="60"/>
               <w:keepNext/>
-              <w:jc w:val="start"/>
+              <w:jc w:val="center"/>
             </w:pPr>
             <w:r>
               <w:rPr>
@@ -2864,7 +2864,7 @@
             <w:pPr>
               <w:spacing w:before="0" w:after="60"/>
               <w:keepNext/>
-              <w:jc w:val="start"/>
+              <w:jc w:val="center"/>
             </w:pPr>
             <w:r>
               <w:rPr>
@@ -2889,7 +2889,7 @@
             <w:pPr>
               <w:spacing w:before="0" w:after="60"/>
               <w:keepNext/>
-              <w:jc w:val="start"/>
+              <w:jc w:val="center"/>
             </w:pPr>
             <w:r>
               <w:rPr>
@@ -2927,7 +2927,7 @@
               <w:rPr>
                 <w:rFonts w:ascii="Calibri" w:hAnsi="Calibri"/>
                 <w:sz w:val="20"/>
-                <w:b w:val="true"/>
+                <w:i/>
               </w:rPr>
               <w:t xml:space="default">Luteolin</w:t>
             </w:r>
@@ -2951,7 +2951,7 @@
             <w:pPr>
               <w:spacing w:before="0" w:after="60"/>
               <w:keepNext/>
-              <w:jc w:val="start"/>
+              <w:jc w:val="center"/>
             </w:pPr>
             <w:r>
               <w:rPr>
@@ -2975,7 +2975,7 @@
             <w:pPr>
               <w:spacing w:before="0" w:after="60"/>
               <w:keepNext/>
-              <w:jc w:val="start"/>
+              <w:jc w:val="center"/>
             </w:pPr>
             <w:r>
               <w:rPr>
@@ -2999,7 +2999,7 @@
             <w:pPr>
               <w:spacing w:before="0" w:after="60"/>
               <w:keepNext/>
-              <w:jc w:val="start"/>
+              <w:jc w:val="center"/>
             </w:pPr>
             <w:r>
               <w:rPr>
@@ -3024,7 +3024,7 @@
             <w:pPr>
               <w:spacing w:before="0" w:after="60"/>
               <w:keepNext/>
-              <w:jc w:val="start"/>
+              <w:jc w:val="center"/>
             </w:pPr>
             <w:r>
               <w:rPr>
@@ -3053,7 +3053,7 @@
             <w:pPr>
               <w:spacing w:before="0" w:after="60"/>
               <w:keepNext/>
-              <w:jc w:val="start"/>
+              <w:jc w:val="center"/>
             </w:pPr>
             <w:r>
               <w:rPr>
@@ -3077,7 +3077,7 @@
             <w:pPr>
               <w:spacing w:before="0" w:after="60"/>
               <w:keepNext/>
-              <w:jc w:val="start"/>
+              <w:jc w:val="center"/>
             </w:pPr>
             <w:r>
               <w:rPr>
@@ -3101,7 +3101,7 @@
             <w:pPr>
               <w:spacing w:before="0" w:after="60"/>
               <w:keepNext/>
-              <w:jc w:val="start"/>
+              <w:jc w:val="center"/>
             </w:pPr>
             <w:r>
               <w:rPr>
@@ -3126,7 +3126,7 @@
             <w:pPr>
               <w:spacing w:before="0" w:after="60"/>
               <w:keepNext/>
-              <w:jc w:val="start"/>
+              <w:jc w:val="center"/>
             </w:pPr>
             <w:r>
               <w:rPr>
@@ -3164,7 +3164,7 @@
               <w:rPr>
                 <w:rFonts w:ascii="Calibri" w:hAnsi="Calibri"/>
                 <w:sz w:val="20"/>
-                <w:b w:val="true"/>
+                <w:i/>
               </w:rPr>
               <w:t xml:space="default">Melatonin</w:t>
             </w:r>
@@ -3188,7 +3188,7 @@
             <w:pPr>
               <w:spacing w:before="0" w:after="60"/>
               <w:keepNext/>
-              <w:jc w:val="start"/>
+              <w:jc w:val="center"/>
             </w:pPr>
             <w:r>
               <w:rPr>
@@ -3212,7 +3212,7 @@
             <w:pPr>
               <w:spacing w:before="0" w:after="60"/>
               <w:keepNext/>
-              <w:jc w:val="start"/>
+              <w:jc w:val="center"/>
             </w:pPr>
             <w:r>
               <w:rPr>
@@ -3236,7 +3236,7 @@
             <w:pPr>
               <w:spacing w:before="0" w:after="60"/>
               <w:keepNext/>
-              <w:jc w:val="start"/>
+              <w:jc w:val="center"/>
             </w:pPr>
             <w:r>
               <w:rPr>
@@ -3261,7 +3261,7 @@
             <w:pPr>
               <w:spacing w:before="0" w:after="60"/>
               <w:keepNext/>
-              <w:jc w:val="start"/>
+              <w:jc w:val="center"/>
             </w:pPr>
             <w:r>
               <w:rPr>
@@ -3290,7 +3290,7 @@
             <w:pPr>
               <w:spacing w:before="0" w:after="60"/>
               <w:keepNext/>
-              <w:jc w:val="start"/>
+              <w:jc w:val="center"/>
             </w:pPr>
             <w:r>
               <w:rPr>
@@ -3314,7 +3314,7 @@
             <w:pPr>
               <w:spacing w:before="0" w:after="60"/>
               <w:keepNext/>
-              <w:jc w:val="start"/>
+              <w:jc w:val="center"/>
             </w:pPr>
             <w:r>
               <w:rPr>
@@ -3338,7 +3338,7 @@
             <w:pPr>
               <w:spacing w:before="0" w:after="60"/>
               <w:keepNext/>
-              <w:jc w:val="start"/>
+              <w:jc w:val="center"/>
             </w:pPr>
             <w:r>
               <w:rPr>
@@ -3363,7 +3363,7 @@
             <w:pPr>
               <w:spacing w:before="0" w:after="60"/>
               <w:keepNext/>
-              <w:jc w:val="start"/>
+              <w:jc w:val="center"/>
             </w:pPr>
             <w:r>
               <w:rPr>
@@ -3401,7 +3401,7 @@
               <w:rPr>
                 <w:rFonts w:ascii="Calibri" w:hAnsi="Calibri"/>
                 <w:sz w:val="20"/>
-                <w:b w:val="true"/>
+                <w:i/>
               </w:rPr>
               <w:t xml:space="default">Metformin</w:t>
             </w:r>
@@ -3425,7 +3425,7 @@
             <w:pPr>
               <w:spacing w:before="0" w:after="60"/>
               <w:keepNext/>
-              <w:jc w:val="start"/>
+              <w:jc w:val="center"/>
             </w:pPr>
             <w:r>
               <w:rPr>
@@ -3449,7 +3449,7 @@
             <w:pPr>
               <w:spacing w:before="0" w:after="60"/>
               <w:keepNext/>
-              <w:jc w:val="start"/>
+              <w:jc w:val="center"/>
             </w:pPr>
             <w:r>
               <w:rPr>
@@ -3473,7 +3473,7 @@
             <w:pPr>
               <w:spacing w:before="0" w:after="60"/>
               <w:keepNext/>
-              <w:jc w:val="start"/>
+              <w:jc w:val="center"/>
             </w:pPr>
             <w:r>
               <w:rPr>
@@ -3498,7 +3498,7 @@
             <w:pPr>
               <w:spacing w:before="0" w:after="60"/>
               <w:keepNext/>
-              <w:jc w:val="start"/>
+              <w:jc w:val="center"/>
             </w:pPr>
             <w:r>
               <w:rPr>
@@ -3527,7 +3527,7 @@
             <w:pPr>
               <w:spacing w:before="0" w:after="60"/>
               <w:keepNext/>
-              <w:jc w:val="start"/>
+              <w:jc w:val="center"/>
             </w:pPr>
             <w:r>
               <w:rPr>
@@ -3551,7 +3551,7 @@
             <w:pPr>
               <w:spacing w:before="0" w:after="60"/>
               <w:keepNext/>
-              <w:jc w:val="start"/>
+              <w:jc w:val="center"/>
             </w:pPr>
             <w:r>
               <w:rPr>
@@ -3575,7 +3575,7 @@
             <w:pPr>
               <w:spacing w:before="0" w:after="60"/>
               <w:keepNext/>
-              <w:jc w:val="start"/>
+              <w:jc w:val="center"/>
             </w:pPr>
             <w:r>
               <w:rPr>
@@ -3600,7 +3600,7 @@
             <w:pPr>
               <w:spacing w:before="0" w:after="60"/>
               <w:keepNext/>
-              <w:jc w:val="start"/>
+              <w:jc w:val="center"/>
             </w:pPr>
             <w:r>
               <w:rPr>
@@ -3629,7 +3629,7 @@
             <w:pPr>
               <w:spacing w:before="0" w:after="60"/>
               <w:keepNext/>
-              <w:jc w:val="start"/>
+              <w:jc w:val="center"/>
             </w:pPr>
             <w:r>
               <w:rPr>
@@ -3653,7 +3653,7 @@
             <w:pPr>
               <w:spacing w:before="0" w:after="60"/>
               <w:keepNext/>
-              <w:jc w:val="start"/>
+              <w:jc w:val="center"/>
             </w:pPr>
             <w:r>
               <w:rPr>
@@ -3677,7 +3677,7 @@
             <w:pPr>
               <w:spacing w:before="0" w:after="60"/>
               <w:keepNext/>
-              <w:jc w:val="start"/>
+              <w:jc w:val="center"/>
             </w:pPr>
             <w:r>
               <w:rPr>
@@ -3702,7 +3702,7 @@
             <w:pPr>
               <w:spacing w:before="0" w:after="60"/>
               <w:keepNext/>
-              <w:jc w:val="start"/>
+              <w:jc w:val="center"/>
             </w:pPr>
             <w:r>
               <w:rPr>
@@ -3731,7 +3731,7 @@
             <w:pPr>
               <w:spacing w:before="0" w:after="60"/>
               <w:keepNext/>
-              <w:jc w:val="start"/>
+              <w:jc w:val="center"/>
             </w:pPr>
             <w:r>
               <w:rPr>
@@ -3755,7 +3755,7 @@
             <w:pPr>
               <w:spacing w:before="0" w:after="60"/>
               <w:keepNext/>
-              <w:jc w:val="start"/>
+              <w:jc w:val="center"/>
             </w:pPr>
             <w:r>
               <w:rPr>
@@ -3779,7 +3779,7 @@
             <w:pPr>
               <w:spacing w:before="0" w:after="60"/>
               <w:keepNext/>
-              <w:jc w:val="start"/>
+              <w:jc w:val="center"/>
             </w:pPr>
             <w:r>
               <w:rPr>
@@ -3804,7 +3804,7 @@
             <w:pPr>
               <w:spacing w:before="0" w:after="60"/>
               <w:keepNext/>
-              <w:jc w:val="start"/>
+              <w:jc w:val="center"/>
             </w:pPr>
             <w:r>
               <w:rPr>
@@ -3842,7 +3842,7 @@
               <w:rPr>
                 <w:rFonts w:ascii="Calibri" w:hAnsi="Calibri"/>
                 <w:sz w:val="20"/>
-                <w:b w:val="true"/>
+                <w:i/>
               </w:rPr>
               <w:t xml:space="default">Minocycline</w:t>
             </w:r>
@@ -3866,7 +3866,7 @@
             <w:pPr>
               <w:spacing w:before="0" w:after="60"/>
               <w:keepNext/>
-              <w:jc w:val="start"/>
+              <w:jc w:val="center"/>
             </w:pPr>
             <w:r>
               <w:rPr>
@@ -3890,7 +3890,7 @@
             <w:pPr>
               <w:spacing w:before="0" w:after="60"/>
               <w:keepNext/>
-              <w:jc w:val="start"/>
+              <w:jc w:val="center"/>
             </w:pPr>
             <w:r>
               <w:rPr>
@@ -3914,7 +3914,7 @@
             <w:pPr>
               <w:spacing w:before="0" w:after="60"/>
               <w:keepNext/>
-              <w:jc w:val="start"/>
+              <w:jc w:val="center"/>
             </w:pPr>
             <w:r>
               <w:rPr>
@@ -3939,7 +3939,7 @@
             <w:pPr>
               <w:spacing w:before="0" w:after="60"/>
               <w:keepNext/>
-              <w:jc w:val="start"/>
+              <w:jc w:val="center"/>
             </w:pPr>
             <w:r>
               <w:rPr>
@@ -3968,7 +3968,7 @@
             <w:pPr>
               <w:spacing w:before="0" w:after="60"/>
               <w:keepNext/>
-              <w:jc w:val="start"/>
+              <w:jc w:val="center"/>
             </w:pPr>
             <w:r>
               <w:rPr>
@@ -3992,7 +3992,7 @@
             <w:pPr>
               <w:spacing w:before="0" w:after="60"/>
               <w:keepNext/>
-              <w:jc w:val="start"/>
+              <w:jc w:val="center"/>
             </w:pPr>
             <w:r>
               <w:rPr>
@@ -4016,7 +4016,7 @@
             <w:pPr>
               <w:spacing w:before="0" w:after="60"/>
               <w:keepNext/>
-              <w:jc w:val="start"/>
+              <w:jc w:val="center"/>
             </w:pPr>
             <w:r>
               <w:rPr>
@@ -4041,7 +4041,7 @@
             <w:pPr>
               <w:spacing w:before="0" w:after="60"/>
               <w:keepNext/>
-              <w:jc w:val="start"/>
+              <w:jc w:val="center"/>
             </w:pPr>
             <w:r>
               <w:rPr>
@@ -4070,7 +4070,7 @@
             <w:pPr>
               <w:spacing w:before="0" w:after="60"/>
               <w:keepNext/>
-              <w:jc w:val="start"/>
+              <w:jc w:val="center"/>
             </w:pPr>
             <w:r>
               <w:rPr>
@@ -4094,7 +4094,7 @@
             <w:pPr>
               <w:spacing w:before="0" w:after="60"/>
               <w:keepNext/>
-              <w:jc w:val="start"/>
+              <w:jc w:val="center"/>
             </w:pPr>
             <w:r>
               <w:rPr>
@@ -4118,7 +4118,7 @@
             <w:pPr>
               <w:spacing w:before="0" w:after="60"/>
               <w:keepNext/>
-              <w:jc w:val="start"/>
+              <w:jc w:val="center"/>
             </w:pPr>
             <w:r>
               <w:rPr>
@@ -4143,7 +4143,7 @@
             <w:pPr>
               <w:spacing w:before="0" w:after="60"/>
               <w:keepNext/>
-              <w:jc w:val="start"/>
+              <w:jc w:val="center"/>
             </w:pPr>
             <w:r>
               <w:rPr>
@@ -4181,7 +4181,7 @@
               <w:rPr>
                 <w:rFonts w:ascii="Calibri" w:hAnsi="Calibri"/>
                 <w:sz w:val="20"/>
-                <w:b w:val="true"/>
+                <w:i/>
               </w:rPr>
               <w:t xml:space="default">Resveratrol</w:t>
             </w:r>
@@ -4205,7 +4205,7 @@
             <w:pPr>
               <w:spacing w:before="0" w:after="60"/>
               <w:keepNext/>
-              <w:jc w:val="start"/>
+              <w:jc w:val="center"/>
             </w:pPr>
             <w:r>
               <w:rPr>
@@ -4229,7 +4229,7 @@
             <w:pPr>
               <w:spacing w:before="0" w:after="60"/>
               <w:keepNext/>
-              <w:jc w:val="start"/>
+              <w:jc w:val="center"/>
             </w:pPr>
             <w:r>
               <w:rPr>
@@ -4253,7 +4253,7 @@
             <w:pPr>
               <w:spacing w:before="0" w:after="60"/>
               <w:keepNext/>
-              <w:jc w:val="start"/>
+              <w:jc w:val="center"/>
             </w:pPr>
             <w:r>
               <w:rPr>
@@ -4278,7 +4278,7 @@
             <w:pPr>
               <w:spacing w:before="0" w:after="60"/>
               <w:keepNext/>
-              <w:jc w:val="start"/>
+              <w:jc w:val="center"/>
             </w:pPr>
             <w:r>
               <w:rPr>
@@ -4307,7 +4307,7 @@
             <w:pPr>
               <w:spacing w:before="0" w:after="60"/>
               <w:keepNext/>
-              <w:jc w:val="start"/>
+              <w:jc w:val="center"/>
             </w:pPr>
             <w:r>
               <w:rPr>
@@ -4331,7 +4331,7 @@
             <w:pPr>
               <w:spacing w:before="0" w:after="60"/>
               <w:keepNext/>
-              <w:jc w:val="start"/>
+              <w:jc w:val="center"/>
             </w:pPr>
             <w:r>
               <w:rPr>
@@ -4355,7 +4355,7 @@
             <w:pPr>
               <w:spacing w:before="0" w:after="60"/>
               <w:keepNext/>
-              <w:jc w:val="start"/>
+              <w:jc w:val="center"/>
             </w:pPr>
             <w:r>
               <w:rPr>
@@ -4380,7 +4380,7 @@
             <w:pPr>
               <w:spacing w:before="0" w:after="60"/>
               <w:keepNext/>
-              <w:jc w:val="start"/>
+              <w:jc w:val="center"/>
             </w:pPr>
             <w:r>
               <w:rPr>
@@ -4409,7 +4409,7 @@
             <w:pPr>
               <w:spacing w:before="0" w:after="60"/>
               <w:keepNext/>
-              <w:jc w:val="start"/>
+              <w:jc w:val="center"/>
             </w:pPr>
             <w:r>
               <w:rPr>
@@ -4433,7 +4433,7 @@
             <w:pPr>
               <w:spacing w:before="0" w:after="60"/>
               <w:keepNext/>
-              <w:jc w:val="start"/>
+              <w:jc w:val="center"/>
             </w:pPr>
             <w:r>
               <w:rPr>
@@ -4457,7 +4457,7 @@
             <w:pPr>
               <w:spacing w:before="0" w:after="60"/>
               <w:keepNext/>
-              <w:jc w:val="start"/>
+              <w:jc w:val="center"/>
             </w:pPr>
             <w:r>
               <w:rPr>
@@ -4482,7 +4482,7 @@
             <w:pPr>
               <w:spacing w:before="0" w:after="60"/>
               <w:keepNext/>
-              <w:jc w:val="start"/>
+              <w:jc w:val="center"/>
             </w:pPr>
             <w:r>
               <w:rPr>
@@ -4520,7 +4520,7 @@
               <w:rPr>
                 <w:rFonts w:ascii="Calibri" w:hAnsi="Calibri"/>
                 <w:sz w:val="20"/>
-                <w:b w:val="true"/>
+                <w:i/>
               </w:rPr>
               <w:t xml:space="default">Roscovitine</w:t>
             </w:r>
@@ -4544,7 +4544,7 @@
             <w:pPr>
               <w:spacing w:before="0" w:after="60"/>
               <w:keepNext/>
-              <w:jc w:val="start"/>
+              <w:jc w:val="center"/>
             </w:pPr>
             <w:r>
               <w:rPr>
@@ -4568,7 +4568,7 @@
             <w:pPr>
               <w:spacing w:before="0" w:after="60"/>
               <w:keepNext/>
-              <w:jc w:val="start"/>
+              <w:jc w:val="center"/>
             </w:pPr>
             <w:r>
               <w:rPr>
@@ -4592,7 +4592,7 @@
             <w:pPr>
               <w:spacing w:before="0" w:after="60"/>
               <w:keepNext/>
-              <w:jc w:val="start"/>
+              <w:jc w:val="center"/>
             </w:pPr>
             <w:r>
               <w:rPr>
@@ -4617,7 +4617,7 @@
             <w:pPr>
               <w:spacing w:before="0" w:after="60"/>
               <w:keepNext/>
-              <w:jc w:val="start"/>
+              <w:jc w:val="center"/>
             </w:pPr>
             <w:r>
               <w:rPr>
@@ -4655,7 +4655,7 @@
               <w:rPr>
                 <w:rFonts w:ascii="Calibri" w:hAnsi="Calibri"/>
                 <w:sz w:val="20"/>
-                <w:b w:val="true"/>
+                <w:i/>
               </w:rPr>
               <w:t xml:space="default">Sertraline</w:t>
             </w:r>
@@ -4679,7 +4679,7 @@
             <w:pPr>
               <w:spacing w:before="0" w:after="60"/>
               <w:keepNext/>
-              <w:jc w:val="start"/>
+              <w:jc w:val="center"/>
             </w:pPr>
             <w:r>
               <w:rPr>
@@ -4703,7 +4703,7 @@
             <w:pPr>
               <w:spacing w:before="0" w:after="60"/>
               <w:keepNext/>
-              <w:jc w:val="start"/>
+              <w:jc w:val="center"/>
             </w:pPr>
             <w:r>
               <w:rPr>
@@ -4727,7 +4727,7 @@
             <w:pPr>
               <w:spacing w:before="0" w:after="60"/>
               <w:keepNext/>
-              <w:jc w:val="start"/>
+              <w:jc w:val="center"/>
             </w:pPr>
             <w:r>
               <w:rPr>
@@ -4752,7 +4752,7 @@
             <w:pPr>
               <w:spacing w:before="0" w:after="60"/>
               <w:keepNext/>
-              <w:jc w:val="start"/>
+              <w:jc w:val="center"/>
             </w:pPr>
             <w:r>
               <w:rPr>
@@ -4781,7 +4781,7 @@
             <w:pPr>
               <w:spacing w:before="0" w:after="60"/>
               <w:keepNext/>
-              <w:jc w:val="start"/>
+              <w:jc w:val="center"/>
             </w:pPr>
             <w:r>
               <w:rPr>
@@ -4805,7 +4805,7 @@
             <w:pPr>
               <w:spacing w:before="0" w:after="60"/>
               <w:keepNext/>
-              <w:jc w:val="start"/>
+              <w:jc w:val="center"/>
             </w:pPr>
             <w:r>
               <w:rPr>
@@ -4829,7 +4829,7 @@
             <w:pPr>
               <w:spacing w:before="0" w:after="60"/>
               <w:keepNext/>
-              <w:jc w:val="start"/>
+              <w:jc w:val="center"/>
             </w:pPr>
             <w:r>
               <w:rPr>
@@ -4854,7 +4854,7 @@
             <w:pPr>
               <w:spacing w:before="0" w:after="60"/>
               <w:keepNext/>
-              <w:jc w:val="start"/>
+              <w:jc w:val="center"/>
             </w:pPr>
             <w:r>
               <w:rPr>
@@ -4883,7 +4883,7 @@
             <w:pPr>
               <w:spacing w:before="0" w:after="60"/>
               <w:keepNext/>
-              <w:jc w:val="start"/>
+              <w:jc w:val="center"/>
             </w:pPr>
             <w:r>
               <w:rPr>
@@ -4907,7 +4907,7 @@
             <w:pPr>
               <w:spacing w:before="0" w:after="60"/>
               <w:keepNext/>
-              <w:jc w:val="start"/>
+              <w:jc w:val="center"/>
             </w:pPr>
             <w:r>
               <w:rPr>
@@ -4931,7 +4931,7 @@
             <w:pPr>
               <w:spacing w:before="0" w:after="60"/>
               <w:keepNext/>
-              <w:jc w:val="start"/>
+              <w:jc w:val="center"/>
             </w:pPr>
             <w:r>
               <w:rPr>
@@ -4956,7 +4956,7 @@
             <w:pPr>
               <w:spacing w:before="0" w:after="60"/>
               <w:keepNext/>
-              <w:jc w:val="start"/>
+              <w:jc w:val="center"/>
             </w:pPr>
             <w:r>
               <w:rPr>
@@ -4985,7 +4985,7 @@
             <w:pPr>
               <w:spacing w:before="0" w:after="60"/>
               <w:keepNext/>
-              <w:jc w:val="start"/>
+              <w:jc w:val="center"/>
             </w:pPr>
             <w:r>
               <w:rPr>
@@ -5009,7 +5009,7 @@
             <w:pPr>
               <w:spacing w:before="0" w:after="60"/>
               <w:keepNext/>
-              <w:jc w:val="start"/>
+              <w:jc w:val="center"/>
             </w:pPr>
             <w:r>
               <w:rPr>
@@ -5033,7 +5033,7 @@
             <w:pPr>
               <w:spacing w:before="0" w:after="60"/>
               <w:keepNext/>
-              <w:jc w:val="start"/>
+              <w:jc w:val="center"/>
             </w:pPr>
             <w:r>
               <w:rPr>
@@ -5058,7 +5058,7 @@
             <w:pPr>
               <w:spacing w:before="0" w:after="60"/>
               <w:keepNext/>
-              <w:jc w:val="start"/>
+              <w:jc w:val="center"/>
             </w:pPr>
             <w:r>
               <w:rPr>

--- a/table.docx
+++ b/table.docx
@@ -282,7 +282,7 @@
               <w:start w:val="single" w:space="0" w:color="D3D3D3"/>
               <w:end w:val="single" w:space="0" w:color="D3D3D3"/>
             </w:tcBorders>
-            <w:shd w:val="clear" w:color="auto" w:fill="E5E5E5"/>
+            <w:shd w:val="clear" w:color="auto" w:fill="ECECEC"/>
           </w:tcPr>
           <w:p>
             <w:pPr>
@@ -384,7 +384,7 @@
               <w:start w:val="single" w:space="0" w:color="D3D3D3"/>
               <w:end w:val="single" w:space="0" w:color="D3D3D3"/>
             </w:tcBorders>
-            <w:shd w:val="clear" w:color="auto" w:fill="E5E5E5"/>
+            <w:shd w:val="clear" w:color="auto" w:fill="ECECEC"/>
           </w:tcPr>
           <w:p>
             <w:pPr>
@@ -486,7 +486,7 @@
               <w:start w:val="single" w:space="0" w:color="D3D3D3"/>
               <w:end w:val="single" w:space="0" w:color="D3D3D3"/>
             </w:tcBorders>
-            <w:shd w:val="clear" w:color="auto" w:fill="E5E5E5"/>
+            <w:shd w:val="clear" w:color="auto" w:fill="ECECEC"/>
           </w:tcPr>
           <w:p>
             <w:pPr>
@@ -588,7 +588,7 @@
               <w:start w:val="single" w:space="0" w:color="D3D3D3"/>
               <w:end w:val="single" w:space="0" w:color="D3D3D3"/>
             </w:tcBorders>
-            <w:shd w:val="clear" w:color="auto" w:fill="E5E5E5"/>
+            <w:shd w:val="clear" w:color="auto" w:fill="ECECEC"/>
           </w:tcPr>
           <w:p>
             <w:pPr>
@@ -723,7 +723,7 @@
               <w:start w:val="single" w:space="0" w:color="D3D3D3"/>
               <w:end w:val="single" w:space="0" w:color="D3D3D3"/>
             </w:tcBorders>
-            <w:shd w:val="clear" w:color="auto" w:fill="A3A3A3"/>
+            <w:shd w:val="clear" w:color="auto" w:fill="B3B3B3"/>
           </w:tcPr>
           <w:p>
             <w:pPr>
@@ -825,7 +825,7 @@
               <w:start w:val="single" w:space="0" w:color="D3D3D3"/>
               <w:end w:val="single" w:space="0" w:color="D3D3D3"/>
             </w:tcBorders>
-            <w:shd w:val="clear" w:color="auto" w:fill="848484"/>
+            <w:shd w:val="clear" w:color="auto" w:fill="999999"/>
           </w:tcPr>
           <w:p>
             <w:pPr>
@@ -960,7 +960,7 @@
               <w:start w:val="single" w:space="0" w:color="D3D3D3"/>
               <w:end w:val="single" w:space="0" w:color="D3D3D3"/>
             </w:tcBorders>
-            <w:shd w:val="clear" w:color="auto" w:fill="A3A3A3"/>
+            <w:shd w:val="clear" w:color="auto" w:fill="B3B3B3"/>
           </w:tcPr>
           <w:p>
             <w:pPr>
@@ -1095,7 +1095,7 @@
               <w:start w:val="single" w:space="0" w:color="D3D3D3"/>
               <w:end w:val="single" w:space="0" w:color="D3D3D3"/>
             </w:tcBorders>
-            <w:shd w:val="clear" w:color="auto" w:fill="A3A3A3"/>
+            <w:shd w:val="clear" w:color="auto" w:fill="B3B3B3"/>
           </w:tcPr>
           <w:p>
             <w:pPr>
@@ -1197,7 +1197,7 @@
               <w:start w:val="single" w:space="0" w:color="D3D3D3"/>
               <w:end w:val="single" w:space="0" w:color="D3D3D3"/>
             </w:tcBorders>
-            <w:shd w:val="clear" w:color="auto" w:fill="848484"/>
+            <w:shd w:val="clear" w:color="auto" w:fill="999999"/>
           </w:tcPr>
           <w:p>
             <w:pPr>
@@ -1332,7 +1332,7 @@
               <w:start w:val="single" w:space="0" w:color="D3D3D3"/>
               <w:end w:val="single" w:space="0" w:color="D3D3D3"/>
             </w:tcBorders>
-            <w:shd w:val="clear" w:color="auto" w:fill="A3A3A3"/>
+            <w:shd w:val="clear" w:color="auto" w:fill="B3B3B3"/>
           </w:tcPr>
           <w:p>
             <w:pPr>
@@ -1434,7 +1434,7 @@
               <w:start w:val="single" w:space="0" w:color="D3D3D3"/>
               <w:end w:val="single" w:space="0" w:color="D3D3D3"/>
             </w:tcBorders>
-            <w:shd w:val="clear" w:color="auto" w:fill="A3A3A3"/>
+            <w:shd w:val="clear" w:color="auto" w:fill="B3B3B3"/>
           </w:tcPr>
           <w:p>
             <w:pPr>
@@ -1569,7 +1569,7 @@
               <w:start w:val="single" w:space="0" w:color="D3D3D3"/>
               <w:end w:val="single" w:space="0" w:color="D3D3D3"/>
             </w:tcBorders>
-            <w:shd w:val="clear" w:color="auto" w:fill="A3A3A3"/>
+            <w:shd w:val="clear" w:color="auto" w:fill="B3B3B3"/>
           </w:tcPr>
           <w:p>
             <w:pPr>
@@ -1671,7 +1671,7 @@
               <w:start w:val="single" w:space="0" w:color="D3D3D3"/>
               <w:end w:val="single" w:space="0" w:color="D3D3D3"/>
             </w:tcBorders>
-            <w:shd w:val="clear" w:color="auto" w:fill="848484"/>
+            <w:shd w:val="clear" w:color="auto" w:fill="999999"/>
           </w:tcPr>
           <w:p>
             <w:pPr>
@@ -1792,7 +1792,7 @@
               <w:start w:val="single" w:space="0" w:color="D3D3D3"/>
               <w:end w:val="single" w:space="0" w:color="D3D3D3"/>
             </w:tcBorders>
-            <w:shd w:val="clear" w:color="auto" w:fill="A3A3A3"/>
+            <w:shd w:val="clear" w:color="auto" w:fill="B3B3B3"/>
           </w:tcPr>
           <w:p>
             <w:pPr>
@@ -1880,7 +1880,7 @@
               <w:start w:val="single" w:space="0" w:color="D3D3D3"/>
               <w:end w:val="single" w:space="0" w:color="D3D3D3"/>
             </w:tcBorders>
-            <w:shd w:val="clear" w:color="auto" w:fill="A3A3A3"/>
+            <w:shd w:val="clear" w:color="auto" w:fill="B3B3B3"/>
           </w:tcPr>
           <w:p>
             <w:pPr>
@@ -1968,7 +1968,7 @@
               <w:start w:val="single" w:space="0" w:color="D3D3D3"/>
               <w:end w:val="single" w:space="0" w:color="D3D3D3"/>
             </w:tcBorders>
-            <w:shd w:val="clear" w:color="auto" w:fill="848484"/>
+            <w:shd w:val="clear" w:color="auto" w:fill="999999"/>
           </w:tcPr>
           <w:p>
             <w:pPr>
@@ -2103,7 +2103,7 @@
               <w:start w:val="single" w:space="0" w:color="D3D3D3"/>
               <w:end w:val="single" w:space="0" w:color="D3D3D3"/>
             </w:tcBorders>
-            <w:shd w:val="clear" w:color="auto" w:fill="A3A3A3"/>
+            <w:shd w:val="clear" w:color="auto" w:fill="B3B3B3"/>
           </w:tcPr>
           <w:p>
             <w:pPr>
@@ -2205,7 +2205,7 @@
               <w:start w:val="single" w:space="0" w:color="D3D3D3"/>
               <w:end w:val="single" w:space="0" w:color="D3D3D3"/>
             </w:tcBorders>
-            <w:shd w:val="clear" w:color="auto" w:fill="A3A3A3"/>
+            <w:shd w:val="clear" w:color="auto" w:fill="B3B3B3"/>
           </w:tcPr>
           <w:p>
             <w:pPr>
@@ -2307,7 +2307,7 @@
               <w:start w:val="single" w:space="0" w:color="D3D3D3"/>
               <w:end w:val="single" w:space="0" w:color="D3D3D3"/>
             </w:tcBorders>
-            <w:shd w:val="clear" w:color="auto" w:fill="848484"/>
+            <w:shd w:val="clear" w:color="auto" w:fill="999999"/>
           </w:tcPr>
           <w:p>
             <w:pPr>
@@ -2442,7 +2442,7 @@
               <w:start w:val="single" w:space="0" w:color="D3D3D3"/>
               <w:end w:val="single" w:space="0" w:color="D3D3D3"/>
             </w:tcBorders>
-            <w:shd w:val="clear" w:color="auto" w:fill="A3A3A3"/>
+            <w:shd w:val="clear" w:color="auto" w:fill="B3B3B3"/>
           </w:tcPr>
           <w:p>
             <w:pPr>
@@ -2544,7 +2544,7 @@
               <w:start w:val="single" w:space="0" w:color="D3D3D3"/>
               <w:end w:val="single" w:space="0" w:color="D3D3D3"/>
             </w:tcBorders>
-            <w:shd w:val="clear" w:color="auto" w:fill="A3A3A3"/>
+            <w:shd w:val="clear" w:color="auto" w:fill="B3B3B3"/>
           </w:tcPr>
           <w:p>
             <w:pPr>
@@ -2679,7 +2679,7 @@
               <w:start w:val="single" w:space="0" w:color="D3D3D3"/>
               <w:end w:val="single" w:space="0" w:color="D3D3D3"/>
             </w:tcBorders>
-            <w:shd w:val="clear" w:color="auto" w:fill="E5E5E5"/>
+            <w:shd w:val="clear" w:color="auto" w:fill="ECECEC"/>
           </w:tcPr>
           <w:p>
             <w:pPr>
@@ -2781,7 +2781,7 @@
               <w:start w:val="single" w:space="0" w:color="D3D3D3"/>
               <w:end w:val="single" w:space="0" w:color="D3D3D3"/>
             </w:tcBorders>
-            <w:shd w:val="clear" w:color="auto" w:fill="E5E5E5"/>
+            <w:shd w:val="clear" w:color="auto" w:fill="ECECEC"/>
           </w:tcPr>
           <w:p>
             <w:pPr>
@@ -2883,7 +2883,7 @@
               <w:start w:val="single" w:space="0" w:color="D3D3D3"/>
               <w:end w:val="single" w:space="0" w:color="D3D3D3"/>
             </w:tcBorders>
-            <w:shd w:val="clear" w:color="auto" w:fill="E5E5E5"/>
+            <w:shd w:val="clear" w:color="auto" w:fill="ECECEC"/>
           </w:tcPr>
           <w:p>
             <w:pPr>
@@ -3018,7 +3018,7 @@
               <w:start w:val="single" w:space="0" w:color="D3D3D3"/>
               <w:end w:val="single" w:space="0" w:color="D3D3D3"/>
             </w:tcBorders>
-            <w:shd w:val="clear" w:color="auto" w:fill="A3A3A3"/>
+            <w:shd w:val="clear" w:color="auto" w:fill="B3B3B3"/>
           </w:tcPr>
           <w:p>
             <w:pPr>
@@ -3120,7 +3120,7 @@
               <w:start w:val="single" w:space="0" w:color="D3D3D3"/>
               <w:end w:val="single" w:space="0" w:color="D3D3D3"/>
             </w:tcBorders>
-            <w:shd w:val="clear" w:color="auto" w:fill="E5E5E5"/>
+            <w:shd w:val="clear" w:color="auto" w:fill="ECECEC"/>
           </w:tcPr>
           <w:p>
             <w:pPr>
@@ -3255,7 +3255,7 @@
               <w:start w:val="single" w:space="0" w:color="D3D3D3"/>
               <w:end w:val="single" w:space="0" w:color="D3D3D3"/>
             </w:tcBorders>
-            <w:shd w:val="clear" w:color="auto" w:fill="A3A3A3"/>
+            <w:shd w:val="clear" w:color="auto" w:fill="B3B3B3"/>
           </w:tcPr>
           <w:p>
             <w:pPr>
@@ -3357,7 +3357,7 @@
               <w:start w:val="single" w:space="0" w:color="D3D3D3"/>
               <w:end w:val="single" w:space="0" w:color="D3D3D3"/>
             </w:tcBorders>
-            <w:shd w:val="clear" w:color="auto" w:fill="A3A3A3"/>
+            <w:shd w:val="clear" w:color="auto" w:fill="B3B3B3"/>
           </w:tcPr>
           <w:p>
             <w:pPr>
@@ -3492,7 +3492,7 @@
               <w:start w:val="single" w:space="0" w:color="D3D3D3"/>
               <w:end w:val="single" w:space="0" w:color="D3D3D3"/>
             </w:tcBorders>
-            <w:shd w:val="clear" w:color="auto" w:fill="A3A3A3"/>
+            <w:shd w:val="clear" w:color="auto" w:fill="B3B3B3"/>
           </w:tcPr>
           <w:p>
             <w:pPr>
@@ -3594,7 +3594,7 @@
               <w:start w:val="single" w:space="0" w:color="D3D3D3"/>
               <w:end w:val="single" w:space="0" w:color="D3D3D3"/>
             </w:tcBorders>
-            <w:shd w:val="clear" w:color="auto" w:fill="A3A3A3"/>
+            <w:shd w:val="clear" w:color="auto" w:fill="B3B3B3"/>
           </w:tcPr>
           <w:p>
             <w:pPr>
@@ -3696,7 +3696,7 @@
               <w:start w:val="single" w:space="0" w:color="D3D3D3"/>
               <w:end w:val="single" w:space="0" w:color="D3D3D3"/>
             </w:tcBorders>
-            <w:shd w:val="clear" w:color="auto" w:fill="A3A3A3"/>
+            <w:shd w:val="clear" w:color="auto" w:fill="B3B3B3"/>
           </w:tcPr>
           <w:p>
             <w:pPr>
@@ -3798,7 +3798,7 @@
               <w:start w:val="single" w:space="0" w:color="D3D3D3"/>
               <w:end w:val="single" w:space="0" w:color="D3D3D3"/>
             </w:tcBorders>
-            <w:shd w:val="clear" w:color="auto" w:fill="848484"/>
+            <w:shd w:val="clear" w:color="auto" w:fill="999999"/>
           </w:tcPr>
           <w:p>
             <w:pPr>
@@ -3933,7 +3933,7 @@
               <w:start w:val="single" w:space="0" w:color="D3D3D3"/>
               <w:end w:val="single" w:space="0" w:color="D3D3D3"/>
             </w:tcBorders>
-            <w:shd w:val="clear" w:color="auto" w:fill="A3A3A3"/>
+            <w:shd w:val="clear" w:color="auto" w:fill="B3B3B3"/>
           </w:tcPr>
           <w:p>
             <w:pPr>
@@ -4035,7 +4035,7 @@
               <w:start w:val="single" w:space="0" w:color="D3D3D3"/>
               <w:end w:val="single" w:space="0" w:color="D3D3D3"/>
             </w:tcBorders>
-            <w:shd w:val="clear" w:color="auto" w:fill="A3A3A3"/>
+            <w:shd w:val="clear" w:color="auto" w:fill="B3B3B3"/>
           </w:tcPr>
           <w:p>
             <w:pPr>
@@ -4137,7 +4137,7 @@
               <w:start w:val="single" w:space="0" w:color="D3D3D3"/>
               <w:end w:val="single" w:space="0" w:color="D3D3D3"/>
             </w:tcBorders>
-            <w:shd w:val="clear" w:color="auto" w:fill="A3A3A3"/>
+            <w:shd w:val="clear" w:color="auto" w:fill="B3B3B3"/>
           </w:tcPr>
           <w:p>
             <w:pPr>
@@ -4272,7 +4272,7 @@
               <w:start w:val="single" w:space="0" w:color="D3D3D3"/>
               <w:end w:val="single" w:space="0" w:color="D3D3D3"/>
             </w:tcBorders>
-            <w:shd w:val="clear" w:color="auto" w:fill="A3A3A3"/>
+            <w:shd w:val="clear" w:color="auto" w:fill="B3B3B3"/>
           </w:tcPr>
           <w:p>
             <w:pPr>
@@ -4374,7 +4374,7 @@
               <w:start w:val="single" w:space="0" w:color="D3D3D3"/>
               <w:end w:val="single" w:space="0" w:color="D3D3D3"/>
             </w:tcBorders>
-            <w:shd w:val="clear" w:color="auto" w:fill="A3A3A3"/>
+            <w:shd w:val="clear" w:color="auto" w:fill="B3B3B3"/>
           </w:tcPr>
           <w:p>
             <w:pPr>
@@ -4476,7 +4476,7 @@
               <w:start w:val="single" w:space="0" w:color="D3D3D3"/>
               <w:end w:val="single" w:space="0" w:color="D3D3D3"/>
             </w:tcBorders>
-            <w:shd w:val="clear" w:color="auto" w:fill="A3A3A3"/>
+            <w:shd w:val="clear" w:color="auto" w:fill="B3B3B3"/>
           </w:tcPr>
           <w:p>
             <w:pPr>
@@ -4611,7 +4611,7 @@
               <w:start w:val="single" w:space="0" w:color="D3D3D3"/>
               <w:end w:val="single" w:space="0" w:color="D3D3D3"/>
             </w:tcBorders>
-            <w:shd w:val="clear" w:color="auto" w:fill="A3A3A3"/>
+            <w:shd w:val="clear" w:color="auto" w:fill="B3B3B3"/>
           </w:tcPr>
           <w:p>
             <w:pPr>
@@ -4746,7 +4746,7 @@
               <w:start w:val="single" w:space="0" w:color="D3D3D3"/>
               <w:end w:val="single" w:space="0" w:color="D3D3D3"/>
             </w:tcBorders>
-            <w:shd w:val="clear" w:color="auto" w:fill="A3A3A3"/>
+            <w:shd w:val="clear" w:color="auto" w:fill="B3B3B3"/>
           </w:tcPr>
           <w:p>
             <w:pPr>
@@ -4848,7 +4848,7 @@
               <w:start w:val="single" w:space="0" w:color="D3D3D3"/>
               <w:end w:val="single" w:space="0" w:color="D3D3D3"/>
             </w:tcBorders>
-            <w:shd w:val="clear" w:color="auto" w:fill="A3A3A3"/>
+            <w:shd w:val="clear" w:color="auto" w:fill="B3B3B3"/>
           </w:tcPr>
           <w:p>
             <w:pPr>
@@ -4950,7 +4950,7 @@
               <w:start w:val="single" w:space="0" w:color="D3D3D3"/>
               <w:end w:val="single" w:space="0" w:color="D3D3D3"/>
             </w:tcBorders>
-            <w:shd w:val="clear" w:color="auto" w:fill="A3A3A3"/>
+            <w:shd w:val="clear" w:color="auto" w:fill="B3B3B3"/>
           </w:tcPr>
           <w:p>
             <w:pPr>
@@ -5052,7 +5052,7 @@
               <w:start w:val="single" w:space="0" w:color="D3D3D3"/>
               <w:end w:val="single" w:space="0" w:color="D3D3D3"/>
             </w:tcBorders>
-            <w:shd w:val="clear" w:color="auto" w:fill="848484"/>
+            <w:shd w:val="clear" w:color="auto" w:fill="999999"/>
           </w:tcPr>
           <w:p>
             <w:pPr>
@@ -5075,6 +5075,9 @@
       <w:pPr>
         <w:pStyle w:val="FirstParagraph"/>
       </w:pPr>
+      <w:r>
+        <w:t xml:space="preserve"/>
+      </w:r>
     </w:p>
     <w:sectPr/>
   </w:body>
@@ -5114,7 +5117,7 @@
       <w:lvlText w:val=" "/>
       <w:lvlJc w:val="left"/>
       <w:pPr>
-        <w:ind w:left="720" w:hanging="360"/>
+        <w:ind w:left="720" w:hanging="480"/>
       </w:pPr>
     </w:lvl>
     <w:lvl w:ilvl="1">
@@ -5122,7 +5125,7 @@
       <w:lvlText w:val=" "/>
       <w:lvlJc w:val="left"/>
       <w:pPr>
-        <w:ind w:left="1440" w:hanging="360"/>
+        <w:ind w:left="1440" w:hanging="480"/>
       </w:pPr>
     </w:lvl>
     <w:lvl w:ilvl="2">
@@ -5130,7 +5133,7 @@
       <w:lvlText w:val=" "/>
       <w:lvlJc w:val="left"/>
       <w:pPr>
-        <w:ind w:left="2160" w:hanging="360"/>
+        <w:ind w:left="2160" w:hanging="480"/>
       </w:pPr>
     </w:lvl>
     <w:lvl w:ilvl="3">
@@ -5138,7 +5141,7 @@
       <w:lvlText w:val=" "/>
       <w:lvlJc w:val="left"/>
       <w:pPr>
-        <w:ind w:left="2880" w:hanging="360"/>
+        <w:ind w:left="2880" w:hanging="480"/>
       </w:pPr>
     </w:lvl>
     <w:lvl w:ilvl="4">
@@ -5146,7 +5149,7 @@
       <w:lvlText w:val=" "/>
       <w:lvlJc w:val="left"/>
       <w:pPr>
-        <w:ind w:left="3600" w:hanging="360"/>
+        <w:ind w:left="3600" w:hanging="480"/>
       </w:pPr>
     </w:lvl>
     <w:lvl w:ilvl="5">
@@ -5154,7 +5157,7 @@
       <w:lvlText w:val=" "/>
       <w:lvlJc w:val="left"/>
       <w:pPr>
-        <w:ind w:left="4320" w:hanging="360"/>
+        <w:ind w:left="4320" w:hanging="480"/>
       </w:pPr>
     </w:lvl>
     <w:lvl w:ilvl="6">
@@ -5162,7 +5165,7 @@
       <w:lvlText w:val=" "/>
       <w:lvlJc w:val="left"/>
       <w:pPr>
-        <w:ind w:left="5040" w:hanging="360"/>
+        <w:ind w:left="5040" w:hanging="480"/>
       </w:pPr>
     </w:lvl>
     <w:lvl w:ilvl="7">
@@ -5170,7 +5173,7 @@
       <w:lvlText w:val=" "/>
       <w:lvlJc w:val="left"/>
       <w:pPr>
-        <w:ind w:left="5760" w:hanging="360"/>
+        <w:ind w:left="5760" w:hanging="480"/>
       </w:pPr>
     </w:lvl>
     <w:lvl w:ilvl="8">
@@ -5178,7 +5181,7 @@
       <w:lvlText w:val=" "/>
       <w:lvlJc w:val="left"/>
       <w:pPr>
-        <w:ind w:left="6480" w:hanging="360"/>
+        <w:ind w:left="6480" w:hanging="480"/>
       </w:pPr>
     </w:lvl>
   </w:abstractNum>
@@ -5237,69 +5240,36 @@
     <w:name w:val="Title"/>
     <w:basedOn w:val="Normal"/>
     <w:next w:val="BodyText"/>
-    <w:link w:val="TitleChar"/>
-    <w:uiPriority w:val="10"/>
     <w:qFormat/>
-    <w:rsid w:val="00A10FD9"/>
     <w:pPr>
-      <w:spacing w:after="80" w:line="240" w:lineRule="auto"/>
-      <w:contextualSpacing/>
+      <w:keepNext/>
+      <w:keepLines/>
+      <w:spacing w:after="240" w:before="480"/>
       <w:jc w:val="center"/>
     </w:pPr>
     <w:rPr>
       <w:rFonts w:asciiTheme="majorHAnsi" w:cstheme="majorBidi" w:eastAsiaTheme="majorEastAsia" w:hAnsiTheme="majorHAnsi"/>
-      <w:spacing w:val="-10"/>
-      <w:kern w:val="28"/>
-      <w:sz w:val="56"/>
-      <w:szCs w:val="56"/>
-    </w:rPr>
-  </w:style>
-  <w:style w:customStyle="1" w:styleId="TitleChar" w:type="character">
-    <w:name w:val="Title Char"/>
-    <w:basedOn w:val="DefaultParagraphFont"/>
-    <w:link w:val="Title"/>
-    <w:uiPriority w:val="10"/>
-    <w:rsid w:val="00A10FD9"/>
-    <w:rPr>
-      <w:rFonts w:asciiTheme="majorHAnsi" w:cstheme="majorBidi" w:eastAsiaTheme="majorEastAsia" w:hAnsiTheme="majorHAnsi"/>
-      <w:spacing w:val="-10"/>
-      <w:kern w:val="28"/>
-      <w:sz w:val="56"/>
-      <w:szCs w:val="56"/>
+      <w:b/>
+      <w:bCs/>
+      <w:color w:themeColor="accent1" w:themeShade="B5" w:val="345A8A"/>
+      <w:sz w:val="36"/>
+      <w:szCs w:val="36"/>
     </w:rPr>
   </w:style>
   <w:style w:styleId="Subtitle" w:type="paragraph">
     <w:name w:val="Subtitle"/>
     <w:basedOn w:val="Title"/>
     <w:next w:val="BodyText"/>
-    <w:link w:val="SubtitleChar"/>
-    <w:uiPriority w:val="11"/>
     <w:qFormat/>
-    <w:rsid w:val="00A10FD9"/>
     <w:pPr>
-      <w:numPr>
-        <w:ilvl w:val="1"/>
-      </w:numPr>
+      <w:keepNext/>
+      <w:keepLines/>
+      <w:spacing w:after="240" w:before="240"/>
+      <w:jc w:val="center"/>
     </w:pPr>
     <w:rPr>
-      <w:rFonts w:cstheme="majorBidi" w:eastAsiaTheme="majorEastAsia"/>
-      <w:spacing w:val="15"/>
-      <w:sz w:val="28"/>
-      <w:szCs w:val="28"/>
-    </w:rPr>
-  </w:style>
-  <w:style w:customStyle="1" w:styleId="SubtitleChar" w:type="character">
-    <w:name w:val="Subtitle Char"/>
-    <w:basedOn w:val="DefaultParagraphFont"/>
-    <w:link w:val="Subtitle"/>
-    <w:uiPriority w:val="11"/>
-    <w:rsid w:val="00A10FD9"/>
-    <w:rPr>
-      <w:rFonts w:cstheme="majorBidi" w:eastAsiaTheme="majorEastAsia"/>
-      <w:color w:themeColor="text1" w:themeTint="A6" w:val="595959"/>
-      <w:spacing w:val="15"/>
-      <w:sz w:val="28"/>
-      <w:szCs w:val="28"/>
+      <w:sz w:val="30"/>
+      <w:szCs w:val="30"/>
     </w:rPr>
   </w:style>
   <w:style w:customStyle="1" w:styleId="Author" w:type="paragraph">
@@ -5335,6 +5305,7 @@
     </w:pPr>
     <w:rPr>
       <w:b/>
+      <w:color w:val="345A8A"/>
       <w:sz w:val="20"/>
       <w:szCs w:val="20"/>
     </w:rPr>
@@ -5363,321 +5334,191 @@
     <w:rPr/>
   </w:style>
   <w:style w:styleId="Heading1" w:type="paragraph">
-    <w:name w:val="heading 1"/>
+    <w:name w:val="Heading 1"/>
     <w:basedOn w:val="Normal"/>
     <w:next w:val="BodyText"/>
-    <w:link w:val="Heading1Char"/>
     <w:uiPriority w:val="9"/>
     <w:qFormat/>
-    <w:rsid w:val="00A10FD9"/>
     <w:pPr>
       <w:keepNext/>
       <w:keepLines/>
-      <w:spacing w:after="80" w:before="360"/>
+      <w:spacing w:after="0" w:before="480"/>
       <w:outlineLvl w:val="0"/>
     </w:pPr>
     <w:rPr>
       <w:rFonts w:asciiTheme="majorHAnsi" w:cstheme="majorBidi" w:eastAsiaTheme="majorEastAsia" w:hAnsiTheme="majorHAnsi"/>
-      <w:color w:themeColor="accent1" w:themeShade="BF" w:val="0F4761"/>
-      <w:sz w:val="40"/>
-      <w:szCs w:val="40"/>
+      <w:b/>
+      <w:bCs/>
+      <w:color w:themeColor="accent1" w:val="4F81BD"/>
+      <w:sz w:val="32"/>
+      <w:szCs w:val="32"/>
     </w:rPr>
   </w:style>
   <w:style w:styleId="Heading2" w:type="paragraph">
-    <w:name w:val="heading 2"/>
+    <w:name w:val="Heading 2"/>
     <w:basedOn w:val="Normal"/>
     <w:next w:val="BodyText"/>
-    <w:link w:val="Heading2Char"/>
     <w:uiPriority w:val="9"/>
-    <w:semiHidden/>
     <w:unhideWhenUsed/>
     <w:qFormat/>
-    <w:rsid w:val="00A10FD9"/>
     <w:pPr>
       <w:keepNext/>
       <w:keepLines/>
-      <w:spacing w:after="80" w:before="160"/>
+      <w:spacing w:after="0" w:before="200"/>
       <w:outlineLvl w:val="1"/>
     </w:pPr>
     <w:rPr>
       <w:rFonts w:asciiTheme="majorHAnsi" w:cstheme="majorBidi" w:eastAsiaTheme="majorEastAsia" w:hAnsiTheme="majorHAnsi"/>
-      <w:color w:themeColor="accent1" w:themeShade="BF" w:val="0F4761"/>
-      <w:sz w:val="32"/>
-      <w:szCs w:val="32"/>
+      <w:b/>
+      <w:bCs/>
+      <w:color w:themeColor="accent1" w:val="4F81BD"/>
+      <w:sz w:val="28"/>
+      <w:szCs w:val="28"/>
     </w:rPr>
   </w:style>
   <w:style w:styleId="Heading3" w:type="paragraph">
-    <w:name w:val="heading 3"/>
+    <w:name w:val="Heading 3"/>
     <w:basedOn w:val="Normal"/>
     <w:next w:val="BodyText"/>
-    <w:link w:val="Heading3Char"/>
     <w:uiPriority w:val="9"/>
-    <w:semiHidden/>
     <w:unhideWhenUsed/>
     <w:qFormat/>
-    <w:rsid w:val="00A10FD9"/>
     <w:pPr>
       <w:keepNext/>
       <w:keepLines/>
-      <w:spacing w:after="80" w:before="160"/>
+      <w:spacing w:after="0" w:before="200"/>
       <w:outlineLvl w:val="2"/>
     </w:pPr>
     <w:rPr>
-      <w:rFonts w:cstheme="majorBidi" w:eastAsiaTheme="majorEastAsia"/>
-      <w:color w:themeColor="accent1" w:themeShade="BF" w:val="0F4761"/>
-      <w:sz w:val="28"/>
-      <w:szCs w:val="28"/>
+      <w:rFonts w:asciiTheme="majorHAnsi" w:cstheme="majorBidi" w:eastAsiaTheme="majorEastAsia" w:hAnsiTheme="majorHAnsi"/>
+      <w:b/>
+      <w:bCs/>
+      <w:color w:themeColor="accent1" w:val="4F81BD"/>
+      <w:sz w:val="24"/>
+      <w:szCs w:val="24"/>
     </w:rPr>
   </w:style>
   <w:style w:styleId="Heading4" w:type="paragraph">
-    <w:name w:val="heading 4"/>
+    <w:name w:val="Heading 4"/>
     <w:basedOn w:val="Normal"/>
     <w:next w:val="BodyText"/>
-    <w:link w:val="Heading4Char"/>
     <w:uiPriority w:val="9"/>
-    <w:semiHidden/>
     <w:unhideWhenUsed/>
     <w:qFormat/>
-    <w:rsid w:val="00A10FD9"/>
     <w:pPr>
       <w:keepNext/>
       <w:keepLines/>
-      <w:spacing w:after="40" w:before="80"/>
+      <w:spacing w:after="0" w:before="200"/>
       <w:outlineLvl w:val="3"/>
     </w:pPr>
     <w:rPr>
-      <w:rFonts w:cstheme="majorBidi" w:eastAsiaTheme="majorEastAsia"/>
+      <w:rFonts w:asciiTheme="majorHAnsi" w:cstheme="majorBidi" w:eastAsiaTheme="majorEastAsia" w:hAnsiTheme="majorHAnsi"/>
+      <w:bCs/>
       <w:i/>
-      <w:iCs/>
-      <w:color w:themeColor="accent1" w:themeShade="BF" w:val="0F4761"/>
+      <w:color w:themeColor="accent1" w:val="4F81BD"/>
+      <w:sz w:val="24"/>
+      <w:szCs w:val="24"/>
     </w:rPr>
   </w:style>
   <w:style w:styleId="Heading5" w:type="paragraph">
-    <w:name w:val="heading 5"/>
+    <w:name w:val="Heading 5"/>
     <w:basedOn w:val="Normal"/>
     <w:next w:val="BodyText"/>
-    <w:link w:val="Heading5Char"/>
     <w:uiPriority w:val="9"/>
-    <w:semiHidden/>
     <w:unhideWhenUsed/>
     <w:qFormat/>
-    <w:rsid w:val="00A10FD9"/>
     <w:pPr>
       <w:keepNext/>
       <w:keepLines/>
-      <w:spacing w:after="40" w:before="80"/>
+      <w:spacing w:after="0" w:before="200"/>
       <w:outlineLvl w:val="4"/>
     </w:pPr>
     <w:rPr>
-      <w:rFonts w:cstheme="majorBidi" w:eastAsiaTheme="majorEastAsia"/>
-      <w:color w:themeColor="accent1" w:themeShade="BF" w:val="0F4761"/>
+      <w:rFonts w:asciiTheme="majorHAnsi" w:cstheme="majorBidi" w:eastAsiaTheme="majorEastAsia" w:hAnsiTheme="majorHAnsi"/>
+      <w:iCs/>
+      <w:color w:themeColor="accent1" w:val="4F81BD"/>
+      <w:sz w:val="24"/>
+      <w:szCs w:val="24"/>
     </w:rPr>
   </w:style>
   <w:style w:styleId="Heading6" w:type="paragraph">
-    <w:name w:val="heading 6"/>
+    <w:name w:val="Heading 6"/>
     <w:basedOn w:val="Normal"/>
     <w:next w:val="BodyText"/>
-    <w:link w:val="Heading6Char"/>
     <w:uiPriority w:val="9"/>
-    <w:semiHidden/>
     <w:unhideWhenUsed/>
     <w:qFormat/>
-    <w:rsid w:val="00A10FD9"/>
     <w:pPr>
       <w:keepNext/>
       <w:keepLines/>
-      <w:spacing w:after="0" w:before="40"/>
+      <w:spacing w:after="0" w:before="200"/>
       <w:outlineLvl w:val="5"/>
     </w:pPr>
     <w:rPr>
-      <w:rFonts w:cstheme="majorBidi" w:eastAsiaTheme="majorEastAsia"/>
-      <w:i/>
-      <w:iCs/>
-      <w:color w:themeColor="text1" w:themeTint="A6" w:val="595959"/>
+      <w:rFonts w:asciiTheme="majorHAnsi" w:cstheme="majorBidi" w:eastAsiaTheme="majorEastAsia" w:hAnsiTheme="majorHAnsi"/>
+      <w:color w:themeColor="accent1" w:val="4F81BD"/>
+      <w:sz w:val="24"/>
+      <w:szCs w:val="24"/>
     </w:rPr>
   </w:style>
   <w:style w:styleId="Heading7" w:type="paragraph">
-    <w:name w:val="heading 7"/>
+    <w:name w:val="Heading 7"/>
     <w:basedOn w:val="Normal"/>
     <w:next w:val="BodyText"/>
-    <w:link w:val="Heading7Char"/>
     <w:uiPriority w:val="9"/>
-    <w:semiHidden/>
     <w:unhideWhenUsed/>
     <w:qFormat/>
-    <w:rsid w:val="00A10FD9"/>
     <w:pPr>
       <w:keepNext/>
       <w:keepLines/>
-      <w:spacing w:after="0" w:before="40"/>
+      <w:spacing w:after="0" w:before="200"/>
       <w:outlineLvl w:val="6"/>
     </w:pPr>
     <w:rPr>
-      <w:rFonts w:cstheme="majorBidi" w:eastAsiaTheme="majorEastAsia"/>
-      <w:color w:themeColor="text1" w:themeTint="A6" w:val="595959"/>
+      <w:rFonts w:asciiTheme="majorHAnsi" w:cstheme="majorBidi" w:eastAsiaTheme="majorEastAsia" w:hAnsiTheme="majorHAnsi"/>
+      <w:color w:themeColor="accent1" w:val="4F81BD"/>
+      <w:sz w:val="24"/>
+      <w:szCs w:val="24"/>
     </w:rPr>
   </w:style>
   <w:style w:styleId="Heading8" w:type="paragraph">
-    <w:name w:val="heading 8"/>
+    <w:name w:val="Heading 8"/>
     <w:basedOn w:val="Normal"/>
     <w:next w:val="BodyText"/>
-    <w:link w:val="Heading8Char"/>
     <w:uiPriority w:val="9"/>
-    <w:semiHidden/>
     <w:unhideWhenUsed/>
     <w:qFormat/>
-    <w:rsid w:val="00A10FD9"/>
     <w:pPr>
       <w:keepNext/>
       <w:keepLines/>
-      <w:spacing w:after="0"/>
+      <w:spacing w:after="0" w:before="200"/>
       <w:outlineLvl w:val="7"/>
     </w:pPr>
     <w:rPr>
-      <w:rFonts w:cstheme="majorBidi" w:eastAsiaTheme="majorEastAsia"/>
-      <w:i/>
-      <w:iCs/>
-      <w:color w:themeColor="text1" w:themeTint="D8" w:val="272727"/>
+      <w:rFonts w:asciiTheme="majorHAnsi" w:cstheme="majorBidi" w:eastAsiaTheme="majorEastAsia" w:hAnsiTheme="majorHAnsi"/>
+      <w:color w:themeColor="accent1" w:val="4F81BD"/>
+      <w:sz w:val="24"/>
+      <w:szCs w:val="24"/>
     </w:rPr>
   </w:style>
   <w:style w:styleId="Heading9" w:type="paragraph">
-    <w:name w:val="heading 9"/>
+    <w:name w:val="Heading 9"/>
     <w:basedOn w:val="Normal"/>
     <w:next w:val="BodyText"/>
-    <w:link w:val="Heading9Char"/>
     <w:uiPriority w:val="9"/>
-    <w:semiHidden/>
     <w:unhideWhenUsed/>
     <w:qFormat/>
-    <w:rsid w:val="00A10FD9"/>
     <w:pPr>
       <w:keepNext/>
       <w:keepLines/>
-      <w:spacing w:after="0"/>
+      <w:spacing w:after="0" w:before="200"/>
       <w:outlineLvl w:val="8"/>
     </w:pPr>
     <w:rPr>
-      <w:rFonts w:cstheme="majorBidi" w:eastAsiaTheme="majorEastAsia"/>
-      <w:color w:themeColor="text1" w:themeTint="D8" w:val="272727"/>
-    </w:rPr>
-  </w:style>
-  <w:style w:customStyle="1" w:styleId="Heading1Char" w:type="character">
-    <w:name w:val="Heading 1 Char"/>
-    <w:basedOn w:val="DefaultParagraphFont"/>
-    <w:link w:val="Heading1"/>
-    <w:uiPriority w:val="9"/>
-    <w:rsid w:val="00A10FD9"/>
-    <w:rPr>
       <w:rFonts w:asciiTheme="majorHAnsi" w:cstheme="majorBidi" w:eastAsiaTheme="majorEastAsia" w:hAnsiTheme="majorHAnsi"/>
-      <w:color w:themeColor="accent1" w:themeShade="BF" w:val="0F4761"/>
-      <w:sz w:val="40"/>
-      <w:szCs w:val="40"/>
-    </w:rPr>
-  </w:style>
-  <w:style w:customStyle="1" w:styleId="Heading2Char" w:type="character">
-    <w:name w:val="Heading 2 Char"/>
-    <w:basedOn w:val="DefaultParagraphFont"/>
-    <w:link w:val="Heading2"/>
-    <w:uiPriority w:val="9"/>
-    <w:semiHidden/>
-    <w:rsid w:val="00A10FD9"/>
-    <w:rPr>
-      <w:rFonts w:asciiTheme="majorHAnsi" w:cstheme="majorBidi" w:eastAsiaTheme="majorEastAsia" w:hAnsiTheme="majorHAnsi"/>
-      <w:color w:themeColor="accent1" w:themeShade="BF" w:val="0F4761"/>
-      <w:sz w:val="32"/>
-      <w:szCs w:val="32"/>
-    </w:rPr>
-  </w:style>
-  <w:style w:customStyle="1" w:styleId="Heading3Char" w:type="character">
-    <w:name w:val="Heading 3 Char"/>
-    <w:basedOn w:val="DefaultParagraphFont"/>
-    <w:link w:val="Heading3"/>
-    <w:uiPriority w:val="9"/>
-    <w:semiHidden/>
-    <w:rsid w:val="00A10FD9"/>
-    <w:rPr>
-      <w:rFonts w:cstheme="majorBidi" w:eastAsiaTheme="majorEastAsia"/>
-      <w:color w:themeColor="accent1" w:themeShade="BF" w:val="0F4761"/>
-      <w:sz w:val="28"/>
-      <w:szCs w:val="28"/>
-    </w:rPr>
-  </w:style>
-  <w:style w:customStyle="1" w:styleId="Heading4Char" w:type="character">
-    <w:name w:val="Heading 4 Char"/>
-    <w:basedOn w:val="DefaultParagraphFont"/>
-    <w:link w:val="Heading4"/>
-    <w:uiPriority w:val="9"/>
-    <w:semiHidden/>
-    <w:rsid w:val="00A10FD9"/>
-    <w:rPr>
-      <w:rFonts w:cstheme="majorBidi" w:eastAsiaTheme="majorEastAsia"/>
-      <w:i/>
-      <w:iCs/>
-      <w:color w:themeColor="accent1" w:themeShade="BF" w:val="0F4761"/>
-    </w:rPr>
-  </w:style>
-  <w:style w:customStyle="1" w:styleId="Heading5Char" w:type="character">
-    <w:name w:val="Heading 5 Char"/>
-    <w:basedOn w:val="DefaultParagraphFont"/>
-    <w:link w:val="Heading5"/>
-    <w:uiPriority w:val="9"/>
-    <w:semiHidden/>
-    <w:rsid w:val="00A10FD9"/>
-    <w:rPr>
-      <w:rFonts w:cstheme="majorBidi" w:eastAsiaTheme="majorEastAsia"/>
-      <w:color w:themeColor="accent1" w:themeShade="BF" w:val="0F4761"/>
-    </w:rPr>
-  </w:style>
-  <w:style w:customStyle="1" w:styleId="Heading6Char" w:type="character">
-    <w:name w:val="Heading 6 Char"/>
-    <w:basedOn w:val="DefaultParagraphFont"/>
-    <w:link w:val="Heading6"/>
-    <w:uiPriority w:val="9"/>
-    <w:semiHidden/>
-    <w:rsid w:val="00A10FD9"/>
-    <w:rPr>
-      <w:rFonts w:cstheme="majorBidi" w:eastAsiaTheme="majorEastAsia"/>
-      <w:i/>
-      <w:iCs/>
-      <w:color w:themeColor="text1" w:themeTint="A6" w:val="595959"/>
-    </w:rPr>
-  </w:style>
-  <w:style w:customStyle="1" w:styleId="Heading7Char" w:type="character">
-    <w:name w:val="Heading 7 Char"/>
-    <w:basedOn w:val="DefaultParagraphFont"/>
-    <w:link w:val="Heading7"/>
-    <w:uiPriority w:val="9"/>
-    <w:semiHidden/>
-    <w:rsid w:val="00A10FD9"/>
-    <w:rPr>
-      <w:rFonts w:cstheme="majorBidi" w:eastAsiaTheme="majorEastAsia"/>
-      <w:color w:themeColor="text1" w:themeTint="A6" w:val="595959"/>
-    </w:rPr>
-  </w:style>
-  <w:style w:customStyle="1" w:styleId="Heading8Char" w:type="character">
-    <w:name w:val="Heading 8 Char"/>
-    <w:basedOn w:val="DefaultParagraphFont"/>
-    <w:link w:val="Heading8"/>
-    <w:uiPriority w:val="9"/>
-    <w:semiHidden/>
-    <w:rsid w:val="00A10FD9"/>
-    <w:rPr>
-      <w:rFonts w:cstheme="majorBidi" w:eastAsiaTheme="majorEastAsia"/>
-      <w:i/>
-      <w:iCs/>
-      <w:color w:themeColor="text1" w:themeTint="D8" w:val="272727"/>
-    </w:rPr>
-  </w:style>
-  <w:style w:customStyle="1" w:styleId="Heading9Char" w:type="character">
-    <w:name w:val="Heading 9 Char"/>
-    <w:basedOn w:val="DefaultParagraphFont"/>
-    <w:link w:val="Heading9"/>
-    <w:uiPriority w:val="9"/>
-    <w:semiHidden/>
-    <w:rsid w:val="00A10FD9"/>
-    <w:rPr>
-      <w:rFonts w:cstheme="majorBidi" w:eastAsiaTheme="majorEastAsia"/>
-      <w:color w:themeColor="text1" w:themeTint="D8" w:val="272727"/>
+      <w:color w:themeColor="accent1" w:val="4F81BD"/>
+      <w:sz w:val="24"/>
+      <w:szCs w:val="24"/>
     </w:rPr>
   </w:style>
   <w:style w:styleId="BlockText" w:type="paragraph">
@@ -5702,8 +5543,8 @@
   </w:style>
   <w:style w:styleId="FootnoteBlockText" w:type="paragraph">
     <w:name w:val="Footnote Block Text"/>
-    <w:basedOn w:val="FootnoteText"/>
-    <w:next w:val="FootnoteText"/>
+    <w:basedOn w:val="Footnote Text"/>
+    <w:next w:val="Footnote Text"/>
     <w:uiPriority w:val="9"/>
     <w:unhideWhenUsed/>
     <w:qFormat/>
@@ -6095,44 +5936,44 @@
         <a:sysClr val="window" lastClr="FFFFFF"/>
       </a:lt1>
       <a:dk2>
-        <a:srgbClr val="0E2841"/>
+        <a:srgbClr val="1F497D"/>
       </a:dk2>
       <a:lt2>
-        <a:srgbClr val="E8E8E8"/>
+        <a:srgbClr val="EEECE1"/>
       </a:lt2>
       <a:accent1>
-        <a:srgbClr val="156082"/>
+        <a:srgbClr val="4F81BD"/>
       </a:accent1>
       <a:accent2>
-        <a:srgbClr val="E97132"/>
+        <a:srgbClr val="C0504D"/>
       </a:accent2>
       <a:accent3>
-        <a:srgbClr val="196B24"/>
+        <a:srgbClr val="9BBB59"/>
       </a:accent3>
       <a:accent4>
-        <a:srgbClr val="0F9ED5"/>
+        <a:srgbClr val="8064A2"/>
       </a:accent4>
       <a:accent5>
-        <a:srgbClr val="A02B93"/>
+        <a:srgbClr val="4BACC6"/>
       </a:accent5>
       <a:accent6>
-        <a:srgbClr val="4EA72E"/>
+        <a:srgbClr val="F79646"/>
       </a:accent6>
       <a:hlink>
-        <a:srgbClr val="467886"/>
+        <a:srgbClr val="0000FF"/>
       </a:hlink>
       <a:folHlink>
-        <a:srgbClr val="96607D"/>
+        <a:srgbClr val="800080"/>
       </a:folHlink>
     </a:clrScheme>
     <a:fontScheme name="Office">
       <a:majorFont>
-        <a:latin typeface="Aptos Display" panose="02110004020202020204"/>
+        <a:latin typeface="Calibri"/>
         <a:ea typeface=""/>
         <a:cs typeface=""/>
-        <a:font script="Jpan" typeface="游ゴシック Light"/>
+        <a:font script="Jpan" typeface="ＭＳ ゴシック"/>
         <a:font script="Hang" typeface="맑은 고딕"/>
-        <a:font script="Hans" typeface="等线 Light"/>
+        <a:font script="Hans" typeface="宋体"/>
         <a:font script="Hant" typeface="新細明體"/>
         <a:font script="Arab" typeface="Times New Roman"/>
         <a:font script="Hebr" typeface="Times New Roman"/>
@@ -6159,32 +6000,14 @@
         <a:font script="Mong" typeface="Mongolian Baiti"/>
         <a:font script="Viet" typeface="Times New Roman"/>
         <a:font script="Uigh" typeface="Microsoft Uighur"/>
-        <a:font script="Geor" typeface="Sylfaen"/>
-        <a:font script="Armn" typeface="Arial"/>
-        <a:font script="Bugi" typeface="Leelawadee UI"/>
-        <a:font script="Bopo" typeface="Microsoft JhengHei"/>
-        <a:font script="Java" typeface="Javanese Text"/>
-        <a:font script="Lisu" typeface="Segoe UI"/>
-        <a:font script="Mymr" typeface="Myanmar Text"/>
-        <a:font script="Nkoo" typeface="Ebrima"/>
-        <a:font script="Olck" typeface="Nirmala UI"/>
-        <a:font script="Osma" typeface="Ebrima"/>
-        <a:font script="Phag" typeface="Phagspa"/>
-        <a:font script="Syrn" typeface="Estrangelo Edessa"/>
-        <a:font script="Syrj" typeface="Estrangelo Edessa"/>
-        <a:font script="Syre" typeface="Estrangelo Edessa"/>
-        <a:font script="Sora" typeface="Nirmala UI"/>
-        <a:font script="Tale" typeface="Microsoft Tai Le"/>
-        <a:font script="Talu" typeface="Microsoft New Tai Lue"/>
-        <a:font script="Tfng" typeface="Ebrima"/>
       </a:majorFont>
       <a:minorFont>
-        <a:latin typeface="Aptos" panose="02110004020202020204"/>
+        <a:latin typeface="Cambria"/>
         <a:ea typeface=""/>
         <a:cs typeface=""/>
-        <a:font script="Jpan" typeface="游明朝"/>
+        <a:font script="Jpan" typeface="ＭＳ 明朝"/>
         <a:font script="Hang" typeface="맑은 고딕"/>
-        <a:font script="Hans" typeface="等线"/>
+        <a:font script="Hans" typeface="宋体"/>
         <a:font script="Hant" typeface="新細明體"/>
         <a:font script="Arab" typeface="Arial"/>
         <a:font script="Hebr" typeface="Arial"/>
@@ -6211,24 +6034,6 @@
         <a:font script="Mong" typeface="Mongolian Baiti"/>
         <a:font script="Viet" typeface="Arial"/>
         <a:font script="Uigh" typeface="Microsoft Uighur"/>
-        <a:font script="Geor" typeface="Sylfaen"/>
-        <a:font script="Armn" typeface="Arial"/>
-        <a:font script="Bugi" typeface="Leelawadee UI"/>
-        <a:font script="Bopo" typeface="Microsoft JhengHei"/>
-        <a:font script="Java" typeface="Javanese Text"/>
-        <a:font script="Lisu" typeface="Segoe UI"/>
-        <a:font script="Mymr" typeface="Myanmar Text"/>
-        <a:font script="Nkoo" typeface="Ebrima"/>
-        <a:font script="Olck" typeface="Nirmala UI"/>
-        <a:font script="Osma" typeface="Ebrima"/>
-        <a:font script="Phag" typeface="Phagspa"/>
-        <a:font script="Syrn" typeface="Estrangelo Edessa"/>
-        <a:font script="Syrj" typeface="Estrangelo Edessa"/>
-        <a:font script="Syre" typeface="Estrangelo Edessa"/>
-        <a:font script="Sora" typeface="Nirmala UI"/>
-        <a:font script="Tale" typeface="Microsoft Tai Le"/>
-        <a:font script="Talu" typeface="Microsoft New Tai Lue"/>
-        <a:font script="Tfng" typeface="Ebrima"/>
       </a:minorFont>
     </a:fontScheme>
     <a:fmtScheme name="Office">
@@ -6240,141 +6045,200 @@
           <a:gsLst>
             <a:gs pos="0">
               <a:schemeClr val="phClr">
-                <a:lumMod val="110000"/>
-                <a:satMod val="105000"/>
-                <a:tint val="67000"/>
+                <a:tint val="50000"/>
+                <a:satMod val="300000"/>
               </a:schemeClr>
             </a:gs>
-            <a:gs pos="50000">
+            <a:gs pos="35000">
               <a:schemeClr val="phClr">
-                <a:lumMod val="105000"/>
-                <a:satMod val="103000"/>
-                <a:tint val="73000"/>
+                <a:tint val="37000"/>
+                <a:satMod val="300000"/>
               </a:schemeClr>
             </a:gs>
             <a:gs pos="100000">
               <a:schemeClr val="phClr">
-                <a:lumMod val="105000"/>
-                <a:satMod val="109000"/>
-                <a:tint val="81000"/>
+                <a:tint val="15000"/>
+                <a:satMod val="350000"/>
               </a:schemeClr>
             </a:gs>
           </a:gsLst>
-          <a:lin ang="5400000" scaled="0"/>
+          <a:lin ang="16200000" scaled="1"/>
         </a:gradFill>
         <a:gradFill rotWithShape="1">
           <a:gsLst>
             <a:gs pos="0">
               <a:schemeClr val="phClr">
-                <a:satMod val="103000"/>
-                <a:lumMod val="102000"/>
-                <a:tint val="94000"/>
-              </a:schemeClr>
-            </a:gs>
-            <a:gs pos="50000">
-              <a:schemeClr val="phClr">
-                <a:satMod val="110000"/>
-                <a:lumMod val="100000"/>
+                <a:tint val="100000"/>
                 <a:shade val="100000"/>
+                <a:satMod val="130000"/>
               </a:schemeClr>
             </a:gs>
             <a:gs pos="100000">
               <a:schemeClr val="phClr">
-                <a:lumMod val="99000"/>
-                <a:satMod val="120000"/>
-                <a:shade val="78000"/>
+                <a:tint val="50000"/>
+                <a:shade val="100000"/>
+                <a:satMod val="350000"/>
               </a:schemeClr>
             </a:gs>
           </a:gsLst>
-          <a:lin ang="5400000" scaled="0"/>
+          <a:lin ang="16200000" scaled="0"/>
         </a:gradFill>
       </a:fillStyleLst>
       <a:lnStyleLst>
-        <a:ln w="6350" cap="flat" cmpd="sng" algn="ctr">
+        <a:ln w="9525" cap="flat" cmpd="sng" algn="ctr">
+          <a:solidFill>
+            <a:schemeClr val="phClr">
+              <a:shade val="95000"/>
+              <a:satMod val="105000"/>
+            </a:schemeClr>
+          </a:solidFill>
+          <a:prstDash val="solid"/>
+        </a:ln>
+        <a:ln w="25400" cap="flat" cmpd="sng" algn="ctr">
           <a:solidFill>
             <a:schemeClr val="phClr"/>
           </a:solidFill>
           <a:prstDash val="solid"/>
-          <a:miter lim="800000"/>
         </a:ln>
-        <a:ln w="12700" cap="flat" cmpd="sng" algn="ctr">
+        <a:ln w="38100" cap="flat" cmpd="sng" algn="ctr">
           <a:solidFill>
             <a:schemeClr val="phClr"/>
           </a:solidFill>
           <a:prstDash val="solid"/>
-          <a:miter lim="800000"/>
-        </a:ln>
-        <a:ln w="19050" cap="flat" cmpd="sng" algn="ctr">
-          <a:solidFill>
-            <a:schemeClr val="phClr"/>
-          </a:solidFill>
-          <a:prstDash val="solid"/>
-          <a:miter lim="800000"/>
         </a:ln>
       </a:lnStyleLst>
       <a:effectStyleLst>
         <a:effectStyle>
-          <a:effectLst/>
-        </a:effectStyle>
-        <a:effectStyle>
-          <a:effectLst/>
+          <a:effectLst>
+            <a:outerShdw blurRad="40000" dist="20000" dir="5400000" rotWithShape="0">
+              <a:srgbClr val="000000">
+                <a:alpha val="38000"/>
+              </a:srgbClr>
+            </a:outerShdw>
+          </a:effectLst>
         </a:effectStyle>
         <a:effectStyle>
           <a:effectLst>
-            <a:outerShdw blurRad="57150" dist="19050" dir="5400000" algn="ctr" rotWithShape="0">
+            <a:outerShdw blurRad="40000" dist="23000" dir="5400000" rotWithShape="0">
               <a:srgbClr val="000000">
-                <a:alpha val="63000"/>
+                <a:alpha val="35000"/>
               </a:srgbClr>
             </a:outerShdw>
           </a:effectLst>
+        </a:effectStyle>
+        <a:effectStyle>
+          <a:effectLst>
+            <a:outerShdw blurRad="40000" dist="23000" dir="5400000" rotWithShape="0">
+              <a:srgbClr val="000000">
+                <a:alpha val="35000"/>
+              </a:srgbClr>
+            </a:outerShdw>
+          </a:effectLst>
+          <a:scene3d>
+            <a:camera prst="orthographicFront">
+              <a:rot lat="0" lon="0" rev="0"/>
+            </a:camera>
+            <a:lightRig rig="threePt" dir="t">
+              <a:rot lat="0" lon="0" rev="1200000"/>
+            </a:lightRig>
+          </a:scene3d>
+          <a:sp3d>
+            <a:bevelT w="63500" h="25400"/>
+          </a:sp3d>
         </a:effectStyle>
       </a:effectStyleLst>
       <a:bgFillStyleLst>
         <a:solidFill>
           <a:schemeClr val="phClr"/>
         </a:solidFill>
-        <a:solidFill>
-          <a:schemeClr val="phClr">
-            <a:tint val="95000"/>
-            <a:satMod val="170000"/>
-          </a:schemeClr>
-        </a:solidFill>
         <a:gradFill rotWithShape="1">
           <a:gsLst>
             <a:gs pos="0">
               <a:schemeClr val="phClr">
-                <a:tint val="93000"/>
-                <a:satMod val="150000"/>
-                <a:shade val="98000"/>
-                <a:lumMod val="102000"/>
+                <a:tint val="40000"/>
+                <a:satMod val="350000"/>
               </a:schemeClr>
             </a:gs>
-            <a:gs pos="50000">
+            <a:gs pos="40000">
               <a:schemeClr val="phClr">
-                <a:tint val="98000"/>
-                <a:satMod val="130000"/>
-                <a:shade val="90000"/>
-                <a:lumMod val="103000"/>
+                <a:tint val="45000"/>
+                <a:shade val="99000"/>
+                <a:satMod val="350000"/>
               </a:schemeClr>
             </a:gs>
             <a:gs pos="100000">
               <a:schemeClr val="phClr">
-                <a:shade val="63000"/>
-                <a:satMod val="120000"/>
+                <a:shade val="20000"/>
+                <a:satMod val="255000"/>
               </a:schemeClr>
             </a:gs>
           </a:gsLst>
-          <a:lin ang="5400000" scaled="0"/>
+          <a:path path="circle">
+            <a:fillToRect l="50000" t="-80000" r="50000" b="180000"/>
+          </a:path>
+        </a:gradFill>
+        <a:gradFill rotWithShape="1">
+          <a:gsLst>
+            <a:gs pos="0">
+              <a:schemeClr val="phClr">
+                <a:tint val="80000"/>
+                <a:satMod val="300000"/>
+              </a:schemeClr>
+            </a:gs>
+            <a:gs pos="100000">
+              <a:schemeClr val="phClr">
+                <a:shade val="30000"/>
+                <a:satMod val="200000"/>
+              </a:schemeClr>
+            </a:gs>
+          </a:gsLst>
+          <a:path path="circle">
+            <a:fillToRect l="50000" t="50000" r="50000" b="50000"/>
+          </a:path>
         </a:gradFill>
       </a:bgFillStyleLst>
     </a:fmtScheme>
   </a:themeElements>
-  <a:objectDefaults/>
+  <a:objectDefaults>
+    <a:spDef>
+      <a:spPr/>
+      <a:bodyPr/>
+      <a:lstStyle/>
+      <a:style>
+        <a:lnRef idx="1">
+          <a:schemeClr val="accent1"/>
+        </a:lnRef>
+        <a:fillRef idx="3">
+          <a:schemeClr val="accent1"/>
+        </a:fillRef>
+        <a:effectRef idx="2">
+          <a:schemeClr val="accent1"/>
+        </a:effectRef>
+        <a:fontRef idx="minor">
+          <a:schemeClr val="lt1"/>
+        </a:fontRef>
+      </a:style>
+    </a:spDef>
+    <a:lnDef>
+      <a:spPr/>
+      <a:bodyPr/>
+      <a:lstStyle/>
+      <a:style>
+        <a:lnRef idx="2">
+          <a:schemeClr val="accent1"/>
+        </a:lnRef>
+        <a:fillRef idx="0">
+          <a:schemeClr val="accent1"/>
+        </a:fillRef>
+        <a:effectRef idx="1">
+          <a:schemeClr val="accent1"/>
+        </a:effectRef>
+        <a:fontRef idx="minor">
+          <a:schemeClr val="tx1"/>
+        </a:fontRef>
+      </a:style>
+    </a:lnDef>
+  </a:objectDefaults>
   <a:extraClrSchemeLst/>
-  <a:extLst>
-    <a:ext uri="{05A4C25C-085E-4340-85A3-A5531E510DB2}">
-      <thm15:themeFamily xmlns:thm15="http://schemas.microsoft.com/office/thememl/2012/main" name="Office Theme" id="{2E142A2C-CD16-42D6-873A-C26D2A0506FA}" vid="{1BDDFF52-6CD6-40A5-AB3C-68EB2F1E4D0A}"/>
-    </a:ext>
-  </a:extLst>
 </a:theme>
 </file>
--- a/table.docx
+++ b/table.docx
@@ -5075,9 +5075,6 @@
       <w:pPr>
         <w:pStyle w:val="FirstParagraph"/>
       </w:pPr>
-      <w:r>
-        <w:t xml:space="preserve"/>
-      </w:r>
     </w:p>
     <w:sectPr/>
   </w:body>
@@ -5117,7 +5114,7 @@
       <w:lvlText w:val=" "/>
       <w:lvlJc w:val="left"/>
       <w:pPr>
-        <w:ind w:left="720" w:hanging="480"/>
+        <w:ind w:left="720" w:hanging="360"/>
       </w:pPr>
     </w:lvl>
     <w:lvl w:ilvl="1">
@@ -5125,7 +5122,7 @@
       <w:lvlText w:val=" "/>
       <w:lvlJc w:val="left"/>
       <w:pPr>
-        <w:ind w:left="1440" w:hanging="480"/>
+        <w:ind w:left="1440" w:hanging="360"/>
       </w:pPr>
     </w:lvl>
     <w:lvl w:ilvl="2">
@@ -5133,7 +5130,7 @@
       <w:lvlText w:val=" "/>
       <w:lvlJc w:val="left"/>
       <w:pPr>
-        <w:ind w:left="2160" w:hanging="480"/>
+        <w:ind w:left="2160" w:hanging="360"/>
       </w:pPr>
     </w:lvl>
     <w:lvl w:ilvl="3">
@@ -5141,7 +5138,7 @@
       <w:lvlText w:val=" "/>
       <w:lvlJc w:val="left"/>
       <w:pPr>
-        <w:ind w:left="2880" w:hanging="480"/>
+        <w:ind w:left="2880" w:hanging="360"/>
       </w:pPr>
     </w:lvl>
     <w:lvl w:ilvl="4">
@@ -5149,7 +5146,7 @@
       <w:lvlText w:val=" "/>
       <w:lvlJc w:val="left"/>
       <w:pPr>
-        <w:ind w:left="3600" w:hanging="480"/>
+        <w:ind w:left="3600" w:hanging="360"/>
       </w:pPr>
     </w:lvl>
     <w:lvl w:ilvl="5">
@@ -5157,7 +5154,7 @@
       <w:lvlText w:val=" "/>
       <w:lvlJc w:val="left"/>
       <w:pPr>
-        <w:ind w:left="4320" w:hanging="480"/>
+        <w:ind w:left="4320" w:hanging="360"/>
       </w:pPr>
     </w:lvl>
     <w:lvl w:ilvl="6">
@@ -5165,7 +5162,7 @@
       <w:lvlText w:val=" "/>
       <w:lvlJc w:val="left"/>
       <w:pPr>
-        <w:ind w:left="5040" w:hanging="480"/>
+        <w:ind w:left="5040" w:hanging="360"/>
       </w:pPr>
     </w:lvl>
     <w:lvl w:ilvl="7">
@@ -5173,7 +5170,7 @@
       <w:lvlText w:val=" "/>
       <w:lvlJc w:val="left"/>
       <w:pPr>
-        <w:ind w:left="5760" w:hanging="480"/>
+        <w:ind w:left="5760" w:hanging="360"/>
       </w:pPr>
     </w:lvl>
     <w:lvl w:ilvl="8">
@@ -5181,7 +5178,7 @@
       <w:lvlText w:val=" "/>
       <w:lvlJc w:val="left"/>
       <w:pPr>
-        <w:ind w:left="6480" w:hanging="480"/>
+        <w:ind w:left="6480" w:hanging="360"/>
       </w:pPr>
     </w:lvl>
   </w:abstractNum>
@@ -5240,36 +5237,69 @@
     <w:name w:val="Title"/>
     <w:basedOn w:val="Normal"/>
     <w:next w:val="BodyText"/>
+    <w:link w:val="TitleChar"/>
+    <w:uiPriority w:val="10"/>
     <w:qFormat/>
+    <w:rsid w:val="00A10FD9"/>
     <w:pPr>
-      <w:keepNext/>
-      <w:keepLines/>
-      <w:spacing w:after="240" w:before="480"/>
+      <w:spacing w:after="80" w:line="240" w:lineRule="auto"/>
+      <w:contextualSpacing/>
       <w:jc w:val="center"/>
     </w:pPr>
     <w:rPr>
       <w:rFonts w:asciiTheme="majorHAnsi" w:cstheme="majorBidi" w:eastAsiaTheme="majorEastAsia" w:hAnsiTheme="majorHAnsi"/>
-      <w:b/>
-      <w:bCs/>
-      <w:color w:themeColor="accent1" w:themeShade="B5" w:val="345A8A"/>
-      <w:sz w:val="36"/>
-      <w:szCs w:val="36"/>
+      <w:spacing w:val="-10"/>
+      <w:kern w:val="28"/>
+      <w:sz w:val="56"/>
+      <w:szCs w:val="56"/>
+    </w:rPr>
+  </w:style>
+  <w:style w:customStyle="1" w:styleId="TitleChar" w:type="character">
+    <w:name w:val="Title Char"/>
+    <w:basedOn w:val="DefaultParagraphFont"/>
+    <w:link w:val="Title"/>
+    <w:uiPriority w:val="10"/>
+    <w:rsid w:val="00A10FD9"/>
+    <w:rPr>
+      <w:rFonts w:asciiTheme="majorHAnsi" w:cstheme="majorBidi" w:eastAsiaTheme="majorEastAsia" w:hAnsiTheme="majorHAnsi"/>
+      <w:spacing w:val="-10"/>
+      <w:kern w:val="28"/>
+      <w:sz w:val="56"/>
+      <w:szCs w:val="56"/>
     </w:rPr>
   </w:style>
   <w:style w:styleId="Subtitle" w:type="paragraph">
     <w:name w:val="Subtitle"/>
     <w:basedOn w:val="Title"/>
     <w:next w:val="BodyText"/>
+    <w:link w:val="SubtitleChar"/>
+    <w:uiPriority w:val="11"/>
     <w:qFormat/>
+    <w:rsid w:val="00A10FD9"/>
     <w:pPr>
-      <w:keepNext/>
-      <w:keepLines/>
-      <w:spacing w:after="240" w:before="240"/>
-      <w:jc w:val="center"/>
+      <w:numPr>
+        <w:ilvl w:val="1"/>
+      </w:numPr>
     </w:pPr>
     <w:rPr>
-      <w:sz w:val="30"/>
-      <w:szCs w:val="30"/>
+      <w:rFonts w:cstheme="majorBidi" w:eastAsiaTheme="majorEastAsia"/>
+      <w:spacing w:val="15"/>
+      <w:sz w:val="28"/>
+      <w:szCs w:val="28"/>
+    </w:rPr>
+  </w:style>
+  <w:style w:customStyle="1" w:styleId="SubtitleChar" w:type="character">
+    <w:name w:val="Subtitle Char"/>
+    <w:basedOn w:val="DefaultParagraphFont"/>
+    <w:link w:val="Subtitle"/>
+    <w:uiPriority w:val="11"/>
+    <w:rsid w:val="00A10FD9"/>
+    <w:rPr>
+      <w:rFonts w:cstheme="majorBidi" w:eastAsiaTheme="majorEastAsia"/>
+      <w:color w:themeColor="text1" w:themeTint="A6" w:val="595959"/>
+      <w:spacing w:val="15"/>
+      <w:sz w:val="28"/>
+      <w:szCs w:val="28"/>
     </w:rPr>
   </w:style>
   <w:style w:customStyle="1" w:styleId="Author" w:type="paragraph">
@@ -5305,7 +5335,6 @@
     </w:pPr>
     <w:rPr>
       <w:b/>
-      <w:color w:val="345A8A"/>
       <w:sz w:val="20"/>
       <w:szCs w:val="20"/>
     </w:rPr>
@@ -5334,191 +5363,321 @@
     <w:rPr/>
   </w:style>
   <w:style w:styleId="Heading1" w:type="paragraph">
-    <w:name w:val="Heading 1"/>
+    <w:name w:val="heading 1"/>
     <w:basedOn w:val="Normal"/>
     <w:next w:val="BodyText"/>
+    <w:link w:val="Heading1Char"/>
     <w:uiPriority w:val="9"/>
     <w:qFormat/>
+    <w:rsid w:val="00A10FD9"/>
     <w:pPr>
       <w:keepNext/>
       <w:keepLines/>
-      <w:spacing w:after="0" w:before="480"/>
+      <w:spacing w:after="80" w:before="360"/>
       <w:outlineLvl w:val="0"/>
     </w:pPr>
     <w:rPr>
       <w:rFonts w:asciiTheme="majorHAnsi" w:cstheme="majorBidi" w:eastAsiaTheme="majorEastAsia" w:hAnsiTheme="majorHAnsi"/>
-      <w:b/>
-      <w:bCs/>
-      <w:color w:themeColor="accent1" w:val="4F81BD"/>
-      <w:sz w:val="32"/>
-      <w:szCs w:val="32"/>
+      <w:color w:themeColor="accent1" w:themeShade="BF" w:val="0F4761"/>
+      <w:sz w:val="40"/>
+      <w:szCs w:val="40"/>
     </w:rPr>
   </w:style>
   <w:style w:styleId="Heading2" w:type="paragraph">
-    <w:name w:val="Heading 2"/>
+    <w:name w:val="heading 2"/>
     <w:basedOn w:val="Normal"/>
     <w:next w:val="BodyText"/>
+    <w:link w:val="Heading2Char"/>
     <w:uiPriority w:val="9"/>
+    <w:semiHidden/>
     <w:unhideWhenUsed/>
     <w:qFormat/>
+    <w:rsid w:val="00A10FD9"/>
     <w:pPr>
       <w:keepNext/>
       <w:keepLines/>
-      <w:spacing w:after="0" w:before="200"/>
+      <w:spacing w:after="80" w:before="160"/>
       <w:outlineLvl w:val="1"/>
     </w:pPr>
     <w:rPr>
       <w:rFonts w:asciiTheme="majorHAnsi" w:cstheme="majorBidi" w:eastAsiaTheme="majorEastAsia" w:hAnsiTheme="majorHAnsi"/>
-      <w:b/>
-      <w:bCs/>
-      <w:color w:themeColor="accent1" w:val="4F81BD"/>
+      <w:color w:themeColor="accent1" w:themeShade="BF" w:val="0F4761"/>
+      <w:sz w:val="32"/>
+      <w:szCs w:val="32"/>
+    </w:rPr>
+  </w:style>
+  <w:style w:styleId="Heading3" w:type="paragraph">
+    <w:name w:val="heading 3"/>
+    <w:basedOn w:val="Normal"/>
+    <w:next w:val="BodyText"/>
+    <w:link w:val="Heading3Char"/>
+    <w:uiPriority w:val="9"/>
+    <w:semiHidden/>
+    <w:unhideWhenUsed/>
+    <w:qFormat/>
+    <w:rsid w:val="00A10FD9"/>
+    <w:pPr>
+      <w:keepNext/>
+      <w:keepLines/>
+      <w:spacing w:after="80" w:before="160"/>
+      <w:outlineLvl w:val="2"/>
+    </w:pPr>
+    <w:rPr>
+      <w:rFonts w:cstheme="majorBidi" w:eastAsiaTheme="majorEastAsia"/>
+      <w:color w:themeColor="accent1" w:themeShade="BF" w:val="0F4761"/>
       <w:sz w:val="28"/>
       <w:szCs w:val="28"/>
     </w:rPr>
   </w:style>
-  <w:style w:styleId="Heading3" w:type="paragraph">
-    <w:name w:val="Heading 3"/>
+  <w:style w:styleId="Heading4" w:type="paragraph">
+    <w:name w:val="heading 4"/>
     <w:basedOn w:val="Normal"/>
     <w:next w:val="BodyText"/>
+    <w:link w:val="Heading4Char"/>
     <w:uiPriority w:val="9"/>
+    <w:semiHidden/>
     <w:unhideWhenUsed/>
     <w:qFormat/>
+    <w:rsid w:val="00A10FD9"/>
     <w:pPr>
       <w:keepNext/>
       <w:keepLines/>
-      <w:spacing w:after="0" w:before="200"/>
-      <w:outlineLvl w:val="2"/>
+      <w:spacing w:after="40" w:before="80"/>
+      <w:outlineLvl w:val="3"/>
     </w:pPr>
     <w:rPr>
-      <w:rFonts w:asciiTheme="majorHAnsi" w:cstheme="majorBidi" w:eastAsiaTheme="majorEastAsia" w:hAnsiTheme="majorHAnsi"/>
-      <w:b/>
-      <w:bCs/>
-      <w:color w:themeColor="accent1" w:val="4F81BD"/>
-      <w:sz w:val="24"/>
-      <w:szCs w:val="24"/>
+      <w:rFonts w:cstheme="majorBidi" w:eastAsiaTheme="majorEastAsia"/>
+      <w:i/>
+      <w:iCs/>
+      <w:color w:themeColor="accent1" w:themeShade="BF" w:val="0F4761"/>
     </w:rPr>
   </w:style>
-  <w:style w:styleId="Heading4" w:type="paragraph">
-    <w:name w:val="Heading 4"/>
+  <w:style w:styleId="Heading5" w:type="paragraph">
+    <w:name w:val="heading 5"/>
     <w:basedOn w:val="Normal"/>
     <w:next w:val="BodyText"/>
+    <w:link w:val="Heading5Char"/>
     <w:uiPriority w:val="9"/>
+    <w:semiHidden/>
     <w:unhideWhenUsed/>
     <w:qFormat/>
+    <w:rsid w:val="00A10FD9"/>
     <w:pPr>
       <w:keepNext/>
       <w:keepLines/>
-      <w:spacing w:after="0" w:before="200"/>
-      <w:outlineLvl w:val="3"/>
+      <w:spacing w:after="40" w:before="80"/>
+      <w:outlineLvl w:val="4"/>
     </w:pPr>
     <w:rPr>
-      <w:rFonts w:asciiTheme="majorHAnsi" w:cstheme="majorBidi" w:eastAsiaTheme="majorEastAsia" w:hAnsiTheme="majorHAnsi"/>
-      <w:bCs/>
-      <w:i/>
-      <w:color w:themeColor="accent1" w:val="4F81BD"/>
-      <w:sz w:val="24"/>
-      <w:szCs w:val="24"/>
+      <w:rFonts w:cstheme="majorBidi" w:eastAsiaTheme="majorEastAsia"/>
+      <w:color w:themeColor="accent1" w:themeShade="BF" w:val="0F4761"/>
     </w:rPr>
   </w:style>
-  <w:style w:styleId="Heading5" w:type="paragraph">
-    <w:name w:val="Heading 5"/>
+  <w:style w:styleId="Heading6" w:type="paragraph">
+    <w:name w:val="heading 6"/>
     <w:basedOn w:val="Normal"/>
     <w:next w:val="BodyText"/>
+    <w:link w:val="Heading6Char"/>
     <w:uiPriority w:val="9"/>
+    <w:semiHidden/>
     <w:unhideWhenUsed/>
     <w:qFormat/>
+    <w:rsid w:val="00A10FD9"/>
     <w:pPr>
       <w:keepNext/>
       <w:keepLines/>
-      <w:spacing w:after="0" w:before="200"/>
-      <w:outlineLvl w:val="4"/>
+      <w:spacing w:after="0" w:before="40"/>
+      <w:outlineLvl w:val="5"/>
     </w:pPr>
     <w:rPr>
-      <w:rFonts w:asciiTheme="majorHAnsi" w:cstheme="majorBidi" w:eastAsiaTheme="majorEastAsia" w:hAnsiTheme="majorHAnsi"/>
+      <w:rFonts w:cstheme="majorBidi" w:eastAsiaTheme="majorEastAsia"/>
+      <w:i/>
       <w:iCs/>
-      <w:color w:themeColor="accent1" w:val="4F81BD"/>
-      <w:sz w:val="24"/>
-      <w:szCs w:val="24"/>
+      <w:color w:themeColor="text1" w:themeTint="A6" w:val="595959"/>
     </w:rPr>
   </w:style>
-  <w:style w:styleId="Heading6" w:type="paragraph">
-    <w:name w:val="Heading 6"/>
+  <w:style w:styleId="Heading7" w:type="paragraph">
+    <w:name w:val="heading 7"/>
     <w:basedOn w:val="Normal"/>
     <w:next w:val="BodyText"/>
+    <w:link w:val="Heading7Char"/>
     <w:uiPriority w:val="9"/>
+    <w:semiHidden/>
     <w:unhideWhenUsed/>
     <w:qFormat/>
+    <w:rsid w:val="00A10FD9"/>
     <w:pPr>
       <w:keepNext/>
       <w:keepLines/>
-      <w:spacing w:after="0" w:before="200"/>
-      <w:outlineLvl w:val="5"/>
+      <w:spacing w:after="0" w:before="40"/>
+      <w:outlineLvl w:val="6"/>
     </w:pPr>
     <w:rPr>
-      <w:rFonts w:asciiTheme="majorHAnsi" w:cstheme="majorBidi" w:eastAsiaTheme="majorEastAsia" w:hAnsiTheme="majorHAnsi"/>
-      <w:color w:themeColor="accent1" w:val="4F81BD"/>
-      <w:sz w:val="24"/>
-      <w:szCs w:val="24"/>
+      <w:rFonts w:cstheme="majorBidi" w:eastAsiaTheme="majorEastAsia"/>
+      <w:color w:themeColor="text1" w:themeTint="A6" w:val="595959"/>
     </w:rPr>
   </w:style>
-  <w:style w:styleId="Heading7" w:type="paragraph">
-    <w:name w:val="Heading 7"/>
+  <w:style w:styleId="Heading8" w:type="paragraph">
+    <w:name w:val="heading 8"/>
     <w:basedOn w:val="Normal"/>
     <w:next w:val="BodyText"/>
+    <w:link w:val="Heading8Char"/>
     <w:uiPriority w:val="9"/>
+    <w:semiHidden/>
     <w:unhideWhenUsed/>
     <w:qFormat/>
+    <w:rsid w:val="00A10FD9"/>
     <w:pPr>
       <w:keepNext/>
       <w:keepLines/>
-      <w:spacing w:after="0" w:before="200"/>
-      <w:outlineLvl w:val="6"/>
+      <w:spacing w:after="0"/>
+      <w:outlineLvl w:val="7"/>
     </w:pPr>
     <w:rPr>
-      <w:rFonts w:asciiTheme="majorHAnsi" w:cstheme="majorBidi" w:eastAsiaTheme="majorEastAsia" w:hAnsiTheme="majorHAnsi"/>
-      <w:color w:themeColor="accent1" w:val="4F81BD"/>
-      <w:sz w:val="24"/>
-      <w:szCs w:val="24"/>
+      <w:rFonts w:cstheme="majorBidi" w:eastAsiaTheme="majorEastAsia"/>
+      <w:i/>
+      <w:iCs/>
+      <w:color w:themeColor="text1" w:themeTint="D8" w:val="272727"/>
     </w:rPr>
   </w:style>
-  <w:style w:styleId="Heading8" w:type="paragraph">
-    <w:name w:val="Heading 8"/>
+  <w:style w:styleId="Heading9" w:type="paragraph">
+    <w:name w:val="heading 9"/>
     <w:basedOn w:val="Normal"/>
     <w:next w:val="BodyText"/>
+    <w:link w:val="Heading9Char"/>
     <w:uiPriority w:val="9"/>
+    <w:semiHidden/>
     <w:unhideWhenUsed/>
     <w:qFormat/>
+    <w:rsid w:val="00A10FD9"/>
     <w:pPr>
       <w:keepNext/>
       <w:keepLines/>
-      <w:spacing w:after="0" w:before="200"/>
-      <w:outlineLvl w:val="7"/>
-    </w:pPr>
-    <w:rPr>
-      <w:rFonts w:asciiTheme="majorHAnsi" w:cstheme="majorBidi" w:eastAsiaTheme="majorEastAsia" w:hAnsiTheme="majorHAnsi"/>
-      <w:color w:themeColor="accent1" w:val="4F81BD"/>
-      <w:sz w:val="24"/>
-      <w:szCs w:val="24"/>
-    </w:rPr>
-  </w:style>
-  <w:style w:styleId="Heading9" w:type="paragraph">
-    <w:name w:val="Heading 9"/>
-    <w:basedOn w:val="Normal"/>
-    <w:next w:val="BodyText"/>
-    <w:uiPriority w:val="9"/>
-    <w:unhideWhenUsed/>
-    <w:qFormat/>
-    <w:pPr>
-      <w:keepNext/>
-      <w:keepLines/>
-      <w:spacing w:after="0" w:before="200"/>
+      <w:spacing w:after="0"/>
       <w:outlineLvl w:val="8"/>
     </w:pPr>
     <w:rPr>
+      <w:rFonts w:cstheme="majorBidi" w:eastAsiaTheme="majorEastAsia"/>
+      <w:color w:themeColor="text1" w:themeTint="D8" w:val="272727"/>
+    </w:rPr>
+  </w:style>
+  <w:style w:customStyle="1" w:styleId="Heading1Char" w:type="character">
+    <w:name w:val="Heading 1 Char"/>
+    <w:basedOn w:val="DefaultParagraphFont"/>
+    <w:link w:val="Heading1"/>
+    <w:uiPriority w:val="9"/>
+    <w:rsid w:val="00A10FD9"/>
+    <w:rPr>
       <w:rFonts w:asciiTheme="majorHAnsi" w:cstheme="majorBidi" w:eastAsiaTheme="majorEastAsia" w:hAnsiTheme="majorHAnsi"/>
-      <w:color w:themeColor="accent1" w:val="4F81BD"/>
-      <w:sz w:val="24"/>
-      <w:szCs w:val="24"/>
+      <w:color w:themeColor="accent1" w:themeShade="BF" w:val="0F4761"/>
+      <w:sz w:val="40"/>
+      <w:szCs w:val="40"/>
+    </w:rPr>
+  </w:style>
+  <w:style w:customStyle="1" w:styleId="Heading2Char" w:type="character">
+    <w:name w:val="Heading 2 Char"/>
+    <w:basedOn w:val="DefaultParagraphFont"/>
+    <w:link w:val="Heading2"/>
+    <w:uiPriority w:val="9"/>
+    <w:semiHidden/>
+    <w:rsid w:val="00A10FD9"/>
+    <w:rPr>
+      <w:rFonts w:asciiTheme="majorHAnsi" w:cstheme="majorBidi" w:eastAsiaTheme="majorEastAsia" w:hAnsiTheme="majorHAnsi"/>
+      <w:color w:themeColor="accent1" w:themeShade="BF" w:val="0F4761"/>
+      <w:sz w:val="32"/>
+      <w:szCs w:val="32"/>
+    </w:rPr>
+  </w:style>
+  <w:style w:customStyle="1" w:styleId="Heading3Char" w:type="character">
+    <w:name w:val="Heading 3 Char"/>
+    <w:basedOn w:val="DefaultParagraphFont"/>
+    <w:link w:val="Heading3"/>
+    <w:uiPriority w:val="9"/>
+    <w:semiHidden/>
+    <w:rsid w:val="00A10FD9"/>
+    <w:rPr>
+      <w:rFonts w:cstheme="majorBidi" w:eastAsiaTheme="majorEastAsia"/>
+      <w:color w:themeColor="accent1" w:themeShade="BF" w:val="0F4761"/>
+      <w:sz w:val="28"/>
+      <w:szCs w:val="28"/>
+    </w:rPr>
+  </w:style>
+  <w:style w:customStyle="1" w:styleId="Heading4Char" w:type="character">
+    <w:name w:val="Heading 4 Char"/>
+    <w:basedOn w:val="DefaultParagraphFont"/>
+    <w:link w:val="Heading4"/>
+    <w:uiPriority w:val="9"/>
+    <w:semiHidden/>
+    <w:rsid w:val="00A10FD9"/>
+    <w:rPr>
+      <w:rFonts w:cstheme="majorBidi" w:eastAsiaTheme="majorEastAsia"/>
+      <w:i/>
+      <w:iCs/>
+      <w:color w:themeColor="accent1" w:themeShade="BF" w:val="0F4761"/>
+    </w:rPr>
+  </w:style>
+  <w:style w:customStyle="1" w:styleId="Heading5Char" w:type="character">
+    <w:name w:val="Heading 5 Char"/>
+    <w:basedOn w:val="DefaultParagraphFont"/>
+    <w:link w:val="Heading5"/>
+    <w:uiPriority w:val="9"/>
+    <w:semiHidden/>
+    <w:rsid w:val="00A10FD9"/>
+    <w:rPr>
+      <w:rFonts w:cstheme="majorBidi" w:eastAsiaTheme="majorEastAsia"/>
+      <w:color w:themeColor="accent1" w:themeShade="BF" w:val="0F4761"/>
+    </w:rPr>
+  </w:style>
+  <w:style w:customStyle="1" w:styleId="Heading6Char" w:type="character">
+    <w:name w:val="Heading 6 Char"/>
+    <w:basedOn w:val="DefaultParagraphFont"/>
+    <w:link w:val="Heading6"/>
+    <w:uiPriority w:val="9"/>
+    <w:semiHidden/>
+    <w:rsid w:val="00A10FD9"/>
+    <w:rPr>
+      <w:rFonts w:cstheme="majorBidi" w:eastAsiaTheme="majorEastAsia"/>
+      <w:i/>
+      <w:iCs/>
+      <w:color w:themeColor="text1" w:themeTint="A6" w:val="595959"/>
+    </w:rPr>
+  </w:style>
+  <w:style w:customStyle="1" w:styleId="Heading7Char" w:type="character">
+    <w:name w:val="Heading 7 Char"/>
+    <w:basedOn w:val="DefaultParagraphFont"/>
+    <w:link w:val="Heading7"/>
+    <w:uiPriority w:val="9"/>
+    <w:semiHidden/>
+    <w:rsid w:val="00A10FD9"/>
+    <w:rPr>
+      <w:rFonts w:cstheme="majorBidi" w:eastAsiaTheme="majorEastAsia"/>
+      <w:color w:themeColor="text1" w:themeTint="A6" w:val="595959"/>
+    </w:rPr>
+  </w:style>
+  <w:style w:customStyle="1" w:styleId="Heading8Char" w:type="character">
+    <w:name w:val="Heading 8 Char"/>
+    <w:basedOn w:val="DefaultParagraphFont"/>
+    <w:link w:val="Heading8"/>
+    <w:uiPriority w:val="9"/>
+    <w:semiHidden/>
+    <w:rsid w:val="00A10FD9"/>
+    <w:rPr>
+      <w:rFonts w:cstheme="majorBidi" w:eastAsiaTheme="majorEastAsia"/>
+      <w:i/>
+      <w:iCs/>
+      <w:color w:themeColor="text1" w:themeTint="D8" w:val="272727"/>
+    </w:rPr>
+  </w:style>
+  <w:style w:customStyle="1" w:styleId="Heading9Char" w:type="character">
+    <w:name w:val="Heading 9 Char"/>
+    <w:basedOn w:val="DefaultParagraphFont"/>
+    <w:link w:val="Heading9"/>
+    <w:uiPriority w:val="9"/>
+    <w:semiHidden/>
+    <w:rsid w:val="00A10FD9"/>
+    <w:rPr>
+      <w:rFonts w:cstheme="majorBidi" w:eastAsiaTheme="majorEastAsia"/>
+      <w:color w:themeColor="text1" w:themeTint="D8" w:val="272727"/>
     </w:rPr>
   </w:style>
   <w:style w:styleId="BlockText" w:type="paragraph">
@@ -5543,8 +5702,8 @@
   </w:style>
   <w:style w:styleId="FootnoteBlockText" w:type="paragraph">
     <w:name w:val="Footnote Block Text"/>
-    <w:basedOn w:val="Footnote Text"/>
-    <w:next w:val="Footnote Text"/>
+    <w:basedOn w:val="FootnoteText"/>
+    <w:next w:val="FootnoteText"/>
     <w:uiPriority w:val="9"/>
     <w:unhideWhenUsed/>
     <w:qFormat/>
@@ -5936,44 +6095,44 @@
         <a:sysClr val="window" lastClr="FFFFFF"/>
       </a:lt1>
       <a:dk2>
-        <a:srgbClr val="1F497D"/>
+        <a:srgbClr val="0E2841"/>
       </a:dk2>
       <a:lt2>
-        <a:srgbClr val="EEECE1"/>
+        <a:srgbClr val="E8E8E8"/>
       </a:lt2>
       <a:accent1>
-        <a:srgbClr val="4F81BD"/>
+        <a:srgbClr val="156082"/>
       </a:accent1>
       <a:accent2>
-        <a:srgbClr val="C0504D"/>
+        <a:srgbClr val="E97132"/>
       </a:accent2>
       <a:accent3>
-        <a:srgbClr val="9BBB59"/>
+        <a:srgbClr val="196B24"/>
       </a:accent3>
       <a:accent4>
-        <a:srgbClr val="8064A2"/>
+        <a:srgbClr val="0F9ED5"/>
       </a:accent4>
       <a:accent5>
-        <a:srgbClr val="4BACC6"/>
+        <a:srgbClr val="A02B93"/>
       </a:accent5>
       <a:accent6>
-        <a:srgbClr val="F79646"/>
+        <a:srgbClr val="4EA72E"/>
       </a:accent6>
       <a:hlink>
-        <a:srgbClr val="0000FF"/>
+        <a:srgbClr val="467886"/>
       </a:hlink>
       <a:folHlink>
-        <a:srgbClr val="800080"/>
+        <a:srgbClr val="96607D"/>
       </a:folHlink>
     </a:clrScheme>
     <a:fontScheme name="Office">
       <a:majorFont>
-        <a:latin typeface="Calibri"/>
+        <a:latin typeface="Aptos Display" panose="02110004020202020204"/>
         <a:ea typeface=""/>
         <a:cs typeface=""/>
-        <a:font script="Jpan" typeface="ＭＳ ゴシック"/>
+        <a:font script="Jpan" typeface="游ゴシック Light"/>
         <a:font script="Hang" typeface="맑은 고딕"/>
-        <a:font script="Hans" typeface="宋体"/>
+        <a:font script="Hans" typeface="等线 Light"/>
         <a:font script="Hant" typeface="新細明體"/>
         <a:font script="Arab" typeface="Times New Roman"/>
         <a:font script="Hebr" typeface="Times New Roman"/>
@@ -6000,14 +6159,32 @@
         <a:font script="Mong" typeface="Mongolian Baiti"/>
         <a:font script="Viet" typeface="Times New Roman"/>
         <a:font script="Uigh" typeface="Microsoft Uighur"/>
+        <a:font script="Geor" typeface="Sylfaen"/>
+        <a:font script="Armn" typeface="Arial"/>
+        <a:font script="Bugi" typeface="Leelawadee UI"/>
+        <a:font script="Bopo" typeface="Microsoft JhengHei"/>
+        <a:font script="Java" typeface="Javanese Text"/>
+        <a:font script="Lisu" typeface="Segoe UI"/>
+        <a:font script="Mymr" typeface="Myanmar Text"/>
+        <a:font script="Nkoo" typeface="Ebrima"/>
+        <a:font script="Olck" typeface="Nirmala UI"/>
+        <a:font script="Osma" typeface="Ebrima"/>
+        <a:font script="Phag" typeface="Phagspa"/>
+        <a:font script="Syrn" typeface="Estrangelo Edessa"/>
+        <a:font script="Syrj" typeface="Estrangelo Edessa"/>
+        <a:font script="Syre" typeface="Estrangelo Edessa"/>
+        <a:font script="Sora" typeface="Nirmala UI"/>
+        <a:font script="Tale" typeface="Microsoft Tai Le"/>
+        <a:font script="Talu" typeface="Microsoft New Tai Lue"/>
+        <a:font script="Tfng" typeface="Ebrima"/>
       </a:majorFont>
       <a:minorFont>
-        <a:latin typeface="Cambria"/>
+        <a:latin typeface="Aptos" panose="02110004020202020204"/>
         <a:ea typeface=""/>
         <a:cs typeface=""/>
-        <a:font script="Jpan" typeface="ＭＳ 明朝"/>
+        <a:font script="Jpan" typeface="游明朝"/>
         <a:font script="Hang" typeface="맑은 고딕"/>
-        <a:font script="Hans" typeface="宋体"/>
+        <a:font script="Hans" typeface="等线"/>
         <a:font script="Hant" typeface="新細明體"/>
         <a:font script="Arab" typeface="Arial"/>
         <a:font script="Hebr" typeface="Arial"/>
@@ -6034,6 +6211,24 @@
         <a:font script="Mong" typeface="Mongolian Baiti"/>
         <a:font script="Viet" typeface="Arial"/>
         <a:font script="Uigh" typeface="Microsoft Uighur"/>
+        <a:font script="Geor" typeface="Sylfaen"/>
+        <a:font script="Armn" typeface="Arial"/>
+        <a:font script="Bugi" typeface="Leelawadee UI"/>
+        <a:font script="Bopo" typeface="Microsoft JhengHei"/>
+        <a:font script="Java" typeface="Javanese Text"/>
+        <a:font script="Lisu" typeface="Segoe UI"/>
+        <a:font script="Mymr" typeface="Myanmar Text"/>
+        <a:font script="Nkoo" typeface="Ebrima"/>
+        <a:font script="Olck" typeface="Nirmala UI"/>
+        <a:font script="Osma" typeface="Ebrima"/>
+        <a:font script="Phag" typeface="Phagspa"/>
+        <a:font script="Syrn" typeface="Estrangelo Edessa"/>
+        <a:font script="Syrj" typeface="Estrangelo Edessa"/>
+        <a:font script="Syre" typeface="Estrangelo Edessa"/>
+        <a:font script="Sora" typeface="Nirmala UI"/>
+        <a:font script="Tale" typeface="Microsoft Tai Le"/>
+        <a:font script="Talu" typeface="Microsoft New Tai Lue"/>
+        <a:font script="Tfng" typeface="Ebrima"/>
       </a:minorFont>
     </a:fontScheme>
     <a:fmtScheme name="Office">
@@ -6045,200 +6240,141 @@
           <a:gsLst>
             <a:gs pos="0">
               <a:schemeClr val="phClr">
-                <a:tint val="50000"/>
-                <a:satMod val="300000"/>
+                <a:lumMod val="110000"/>
+                <a:satMod val="105000"/>
+                <a:tint val="67000"/>
               </a:schemeClr>
             </a:gs>
-            <a:gs pos="35000">
+            <a:gs pos="50000">
               <a:schemeClr val="phClr">
-                <a:tint val="37000"/>
-                <a:satMod val="300000"/>
+                <a:lumMod val="105000"/>
+                <a:satMod val="103000"/>
+                <a:tint val="73000"/>
               </a:schemeClr>
             </a:gs>
             <a:gs pos="100000">
               <a:schemeClr val="phClr">
-                <a:tint val="15000"/>
-                <a:satMod val="350000"/>
+                <a:lumMod val="105000"/>
+                <a:satMod val="109000"/>
+                <a:tint val="81000"/>
               </a:schemeClr>
             </a:gs>
           </a:gsLst>
-          <a:lin ang="16200000" scaled="1"/>
+          <a:lin ang="5400000" scaled="0"/>
         </a:gradFill>
         <a:gradFill rotWithShape="1">
           <a:gsLst>
             <a:gs pos="0">
               <a:schemeClr val="phClr">
-                <a:tint val="100000"/>
+                <a:satMod val="103000"/>
+                <a:lumMod val="102000"/>
+                <a:tint val="94000"/>
+              </a:schemeClr>
+            </a:gs>
+            <a:gs pos="50000">
+              <a:schemeClr val="phClr">
+                <a:satMod val="110000"/>
+                <a:lumMod val="100000"/>
                 <a:shade val="100000"/>
-                <a:satMod val="130000"/>
               </a:schemeClr>
             </a:gs>
             <a:gs pos="100000">
               <a:schemeClr val="phClr">
-                <a:tint val="50000"/>
-                <a:shade val="100000"/>
-                <a:satMod val="350000"/>
+                <a:lumMod val="99000"/>
+                <a:satMod val="120000"/>
+                <a:shade val="78000"/>
               </a:schemeClr>
             </a:gs>
           </a:gsLst>
-          <a:lin ang="16200000" scaled="0"/>
+          <a:lin ang="5400000" scaled="0"/>
         </a:gradFill>
       </a:fillStyleLst>
       <a:lnStyleLst>
-        <a:ln w="9525" cap="flat" cmpd="sng" algn="ctr">
-          <a:solidFill>
-            <a:schemeClr val="phClr">
-              <a:shade val="95000"/>
-              <a:satMod val="105000"/>
-            </a:schemeClr>
-          </a:solidFill>
-          <a:prstDash val="solid"/>
-        </a:ln>
-        <a:ln w="25400" cap="flat" cmpd="sng" algn="ctr">
+        <a:ln w="6350" cap="flat" cmpd="sng" algn="ctr">
           <a:solidFill>
             <a:schemeClr val="phClr"/>
           </a:solidFill>
           <a:prstDash val="solid"/>
+          <a:miter lim="800000"/>
         </a:ln>
-        <a:ln w="38100" cap="flat" cmpd="sng" algn="ctr">
+        <a:ln w="12700" cap="flat" cmpd="sng" algn="ctr">
           <a:solidFill>
             <a:schemeClr val="phClr"/>
           </a:solidFill>
           <a:prstDash val="solid"/>
+          <a:miter lim="800000"/>
+        </a:ln>
+        <a:ln w="19050" cap="flat" cmpd="sng" algn="ctr">
+          <a:solidFill>
+            <a:schemeClr val="phClr"/>
+          </a:solidFill>
+          <a:prstDash val="solid"/>
+          <a:miter lim="800000"/>
         </a:ln>
       </a:lnStyleLst>
       <a:effectStyleLst>
         <a:effectStyle>
+          <a:effectLst/>
+        </a:effectStyle>
+        <a:effectStyle>
+          <a:effectLst/>
+        </a:effectStyle>
+        <a:effectStyle>
           <a:effectLst>
-            <a:outerShdw blurRad="40000" dist="20000" dir="5400000" rotWithShape="0">
+            <a:outerShdw blurRad="57150" dist="19050" dir="5400000" algn="ctr" rotWithShape="0">
               <a:srgbClr val="000000">
-                <a:alpha val="38000"/>
+                <a:alpha val="63000"/>
               </a:srgbClr>
             </a:outerShdw>
           </a:effectLst>
-        </a:effectStyle>
-        <a:effectStyle>
-          <a:effectLst>
-            <a:outerShdw blurRad="40000" dist="23000" dir="5400000" rotWithShape="0">
-              <a:srgbClr val="000000">
-                <a:alpha val="35000"/>
-              </a:srgbClr>
-            </a:outerShdw>
-          </a:effectLst>
-        </a:effectStyle>
-        <a:effectStyle>
-          <a:effectLst>
-            <a:outerShdw blurRad="40000" dist="23000" dir="5400000" rotWithShape="0">
-              <a:srgbClr val="000000">
-                <a:alpha val="35000"/>
-              </a:srgbClr>
-            </a:outerShdw>
-          </a:effectLst>
-          <a:scene3d>
-            <a:camera prst="orthographicFront">
-              <a:rot lat="0" lon="0" rev="0"/>
-            </a:camera>
-            <a:lightRig rig="threePt" dir="t">
-              <a:rot lat="0" lon="0" rev="1200000"/>
-            </a:lightRig>
-          </a:scene3d>
-          <a:sp3d>
-            <a:bevelT w="63500" h="25400"/>
-          </a:sp3d>
         </a:effectStyle>
       </a:effectStyleLst>
       <a:bgFillStyleLst>
         <a:solidFill>
           <a:schemeClr val="phClr"/>
         </a:solidFill>
+        <a:solidFill>
+          <a:schemeClr val="phClr">
+            <a:tint val="95000"/>
+            <a:satMod val="170000"/>
+          </a:schemeClr>
+        </a:solidFill>
         <a:gradFill rotWithShape="1">
           <a:gsLst>
             <a:gs pos="0">
               <a:schemeClr val="phClr">
-                <a:tint val="40000"/>
-                <a:satMod val="350000"/>
+                <a:tint val="93000"/>
+                <a:satMod val="150000"/>
+                <a:shade val="98000"/>
+                <a:lumMod val="102000"/>
               </a:schemeClr>
             </a:gs>
-            <a:gs pos="40000">
+            <a:gs pos="50000">
               <a:schemeClr val="phClr">
-                <a:tint val="45000"/>
-                <a:shade val="99000"/>
-                <a:satMod val="350000"/>
+                <a:tint val="98000"/>
+                <a:satMod val="130000"/>
+                <a:shade val="90000"/>
+                <a:lumMod val="103000"/>
               </a:schemeClr>
             </a:gs>
             <a:gs pos="100000">
               <a:schemeClr val="phClr">
-                <a:shade val="20000"/>
-                <a:satMod val="255000"/>
+                <a:shade val="63000"/>
+                <a:satMod val="120000"/>
               </a:schemeClr>
             </a:gs>
           </a:gsLst>
-          <a:path path="circle">
-            <a:fillToRect l="50000" t="-80000" r="50000" b="180000"/>
-          </a:path>
-        </a:gradFill>
-        <a:gradFill rotWithShape="1">
-          <a:gsLst>
-            <a:gs pos="0">
-              <a:schemeClr val="phClr">
-                <a:tint val="80000"/>
-                <a:satMod val="300000"/>
-              </a:schemeClr>
-            </a:gs>
-            <a:gs pos="100000">
-              <a:schemeClr val="phClr">
-                <a:shade val="30000"/>
-                <a:satMod val="200000"/>
-              </a:schemeClr>
-            </a:gs>
-          </a:gsLst>
-          <a:path path="circle">
-            <a:fillToRect l="50000" t="50000" r="50000" b="50000"/>
-          </a:path>
+          <a:lin ang="5400000" scaled="0"/>
         </a:gradFill>
       </a:bgFillStyleLst>
     </a:fmtScheme>
   </a:themeElements>
-  <a:objectDefaults>
-    <a:spDef>
-      <a:spPr/>
-      <a:bodyPr/>
-      <a:lstStyle/>
-      <a:style>
-        <a:lnRef idx="1">
-          <a:schemeClr val="accent1"/>
-        </a:lnRef>
-        <a:fillRef idx="3">
-          <a:schemeClr val="accent1"/>
-        </a:fillRef>
-        <a:effectRef idx="2">
-          <a:schemeClr val="accent1"/>
-        </a:effectRef>
-        <a:fontRef idx="minor">
-          <a:schemeClr val="lt1"/>
-        </a:fontRef>
-      </a:style>
-    </a:spDef>
-    <a:lnDef>
-      <a:spPr/>
-      <a:bodyPr/>
-      <a:lstStyle/>
-      <a:style>
-        <a:lnRef idx="2">
-          <a:schemeClr val="accent1"/>
-        </a:lnRef>
-        <a:fillRef idx="0">
-          <a:schemeClr val="accent1"/>
-        </a:fillRef>
-        <a:effectRef idx="1">
-          <a:schemeClr val="accent1"/>
-        </a:effectRef>
-        <a:fontRef idx="minor">
-          <a:schemeClr val="tx1"/>
-        </a:fontRef>
-      </a:style>
-    </a:lnDef>
-  </a:objectDefaults>
+  <a:objectDefaults/>
   <a:extraClrSchemeLst/>
+  <a:extLst>
+    <a:ext uri="{05A4C25C-085E-4340-85A3-A5531E510DB2}">
+      <thm15:themeFamily xmlns:thm15="http://schemas.microsoft.com/office/thememl/2012/main" name="Office Theme" id="{2E142A2C-CD16-42D6-873A-C26D2A0506FA}" vid="{1BDDFF52-6CD6-40A5-AB3C-68EB2F1E4D0A}"/>
+    </a:ext>
+  </a:extLst>
 </a:theme>
 </file>
--- a/table.docx
+++ b/table.docx
@@ -2,57 +2,6 @@
 <file path=word/document.xml><?xml version="1.0" encoding="utf-8"?>
 <w:document xmlns:w="http://schemas.openxmlformats.org/wordprocessingml/2006/main" xmlns:m="http://schemas.openxmlformats.org/officeDocument/2006/math" xmlns:r="http://schemas.openxmlformats.org/officeDocument/2006/relationships" xmlns:o="urn:schemas-microsoft-com:office:office" xmlns:v="urn:schemas-microsoft-com:vml" xmlns:w10="urn:schemas-microsoft-com:office:word" xmlns:a="http://schemas.openxmlformats.org/drawingml/2006/main" xmlns:pic="http://schemas.openxmlformats.org/drawingml/2006/picture" xmlns:wp="http://schemas.openxmlformats.org/drawingml/2006/wordprocessingDrawing">
   <w:body>
-    <w:p>
-      <w:pPr>
-        <w:spacing w:before="0" w:after="60"/>
-        <w:keepNext/>
-        <w:jc w:val="start"/>
-        <w:pStyle w:val="caption"/>
-      </w:pPr>
-      <w:r>
-        <w:rPr>
-          <w:rFonts w:ascii="Calibri" w:hAnsi="Calibri"/>
-          <w:sz w:val="24"/>
-        </w:rPr>
-        <w:t xml:space="preserve">Table </w:t>
-      </w:r>
-      <w:r>
-        <w:fldChar w:fldCharType="begin" w:dirty="true"/>
-      </w:r>
-      <w:r>
-        <w:instrText xml:space="preserve" w:dirty="true"> SEQ Table \* ARABIC </w:instrText>
-      </w:r>
-      <w:r>
-        <w:fldChar w:fldCharType="separate" w:dirty="true"/>
-      </w:r>
-      <w:r>
-        <w:rPr>
-          <w:noProof/>
-          <w:rFonts w:ascii="Calibri" w:hAnsi="Calibri"/>
-          <w:sz w:val="24"/>
-        </w:rPr>
-        <w:t xml:space="default">1</w:t>
-      </w:r>
-      <w:r>
-        <w:fldChar w:fldCharType="end" w:dirty="true"/>
-      </w:r>
-      <w:r>
-        <w:rPr>
-          <w:rFonts w:ascii="Calibri" w:hAnsi="Calibri"/>
-          <w:sz w:val="24"/>
-        </w:rPr>
-        <w:t xml:space="preserve">: </w:t>
-      </w:r>
-      <w:r>
-        <w:rPr>
-          <w:b w:val="true"/>
-          <w:rFonts w:ascii="Calibri" w:hAnsi="Calibri"/>
-          <w:sz w:val="24"/>
-          <w:color w:val="333333"/>
-        </w:rPr>
-        <w:t xml:space="preserve">Variant NM_015133.5</w:t>
-      </w:r>
-    </w:p>
     <w:tbl xmlns:w="http://schemas.openxmlformats.org/wordprocessingml/2006/main" xmlns:wp="http://schemas.openxmlformats.org/drawingml/2006/wordprocessingDrawing" xmlns:r="http://schemas.openxmlformats.org/officeDocument/2006/relationships" xmlns:w14="http://schemas.microsoft.com/office/word/2010/wordml">
       <w:tblPr>
         <w:tblCellMar>
@@ -74,17 +23,32 @@
           <w:tcPr>
             <w:tcBorders>
               <w:top w:val="single" w:sz="16" w:space="0" w:color="D3D3D3"/>
-              <w:bottom w:val="single" w:sz="16" w:space="0" w:color="D3D3D3"/>
-              <w:start w:val="single" w:space="0" w:color="D3D3D3"/>
-            </w:tcBorders>
-          </w:tcPr>
+              <w:start w:val="single" w:space="0" w:color="D3D3D3"/>
+            </w:tcBorders>
+          </w:tcPr>
+          <w:p>
+            <w:pPr>
+              <w:spacing w:before="0" w:after="60"/>
+              <w:keepNext/>
+            </w:pPr>
+            <w:r>
+              <w:rPr>
+                <w:rFonts w:ascii="Calibri" w:hAnsi="Calibri"/>
+                <w:sz w:val="20"/>
+              </w:rPr>
+              <w:t xml:space="default"/>
+            </w:r>
+          </w:p>
         </w:tc>
         <w:tc>
           <w:tcPr>
             <w:tcBorders>
               <w:top w:val="single" w:sz="16" w:space="0" w:color="D3D3D3"/>
               <w:bottom w:val="single" w:sz="16" w:space="0" w:color="D3D3D3"/>
-            </w:tcBorders>
+              <w:end w:val="single" w:space="0" w:color="D3D3D3"/>
+            </w:tcBorders>
+            <w:shd w:val="clear" w:color="auto" w:fill="BFBFBF"/>
+            <w:gridSpan w:val="3"/>
           </w:tcPr>
           <w:p>
             <w:pPr>
@@ -98,54 +62,209 @@
                 <w:rFonts w:ascii="Calibri" w:hAnsi="Calibri"/>
                 <w:sz w:val="20"/>
               </w:rPr>
-              <w:t xml:space="preserve">p.E27X</w:t>
-            </w:r>
-          </w:p>
-        </w:tc>
-        <w:tc>
-          <w:tcPr>
-            <w:tcBorders>
-              <w:top w:val="single" w:sz="16" w:space="0" w:color="D3D3D3"/>
+              <w:t xml:space="preserve">Variant NM_015133.5</w:t>
+            </w:r>
+          </w:p>
+        </w:tc>
+      </w:tr>
+      <w:tr>
+        <w:trPr>
+          <w:cantSplit/>
+          <w:tblHeader/>
+        </w:trPr>
+        <w:tc>
+          <w:tcPr>
+            <w:tcBorders>
+              <w:start w:val="single" w:space="0" w:color="D3D3D3"/>
+            </w:tcBorders>
+          </w:tcPr>
+          <w:p>
+            <w:pPr>
+              <w:spacing w:before="0" w:after="60"/>
+              <w:keepNext/>
+            </w:pPr>
+            <w:r>
+              <w:rPr>
+                <w:rFonts w:ascii="Calibri" w:hAnsi="Calibri"/>
+                <w:sz w:val="20"/>
+              </w:rPr>
+              <w:t xml:space="default"/>
+            </w:r>
+          </w:p>
+        </w:tc>
+        <w:tc>
+          <w:tcPr>
+            <w:tcBorders>
               <w:bottom w:val="single" w:sz="16" w:space="0" w:color="D3D3D3"/>
             </w:tcBorders>
-          </w:tcPr>
-          <w:p>
-            <w:pPr>
-              <w:spacing w:before="0" w:after="60"/>
-              <w:keepNext/>
-              <w:jc w:val="center"/>
-            </w:pPr>
-            <w:r>
-              <w:rPr>
-                <w:b w:val="true"/>
-                <w:rFonts w:ascii="Calibri" w:hAnsi="Calibri"/>
-                <w:sz w:val="20"/>
-              </w:rPr>
-              <w:t xml:space="preserve">p.R578C</w:t>
-            </w:r>
-          </w:p>
-        </w:tc>
-        <w:tc>
-          <w:tcPr>
-            <w:tcBorders>
-              <w:top w:val="single" w:sz="16" w:space="0" w:color="D3D3D3"/>
+            <w:shd w:val="clear" w:color="auto" w:fill="BFBFBF"/>
+            <w:gridSpan w:val="1"/>
+          </w:tcPr>
+          <w:p>
+            <w:pPr>
+              <w:spacing w:before="0" w:after="60"/>
+              <w:keepNext/>
+              <w:jc w:val="center"/>
+            </w:pPr>
+            <w:r>
+              <w:rPr>
+                <w:rFonts w:ascii="Calibri" w:hAnsi="Calibri"/>
+                <w:sz w:val="20"/>
+              </w:rPr>
+              <w:t xml:space="default">p.E27X</w:t>
+            </w:r>
+          </w:p>
+        </w:tc>
+        <w:tc>
+          <w:tcPr>
+            <w:tcBorders>
               <w:bottom w:val="single" w:sz="16" w:space="0" w:color="D3D3D3"/>
-              <w:end w:val="single" w:space="0" w:color="D3D3D3"/>
-            </w:tcBorders>
-          </w:tcPr>
-          <w:p>
-            <w:pPr>
-              <w:spacing w:before="0" w:after="60"/>
-              <w:keepNext/>
-              <w:jc w:val="center"/>
-            </w:pPr>
-            <w:r>
-              <w:rPr>
-                <w:b w:val="true"/>
-                <w:rFonts w:ascii="Calibri" w:hAnsi="Calibri"/>
-                <w:sz w:val="20"/>
-              </w:rPr>
-              <w:t xml:space="preserve">p.R1146C</w:t>
+            </w:tcBorders>
+            <w:shd w:val="clear" w:color="auto" w:fill="BFBFBF"/>
+            <w:gridSpan w:val="1"/>
+          </w:tcPr>
+          <w:p>
+            <w:pPr>
+              <w:spacing w:before="0" w:after="60"/>
+              <w:keepNext/>
+              <w:jc w:val="center"/>
+            </w:pPr>
+            <w:r>
+              <w:rPr>
+                <w:rFonts w:ascii="Calibri" w:hAnsi="Calibri"/>
+                <w:sz w:val="20"/>
+              </w:rPr>
+              <w:t xml:space="default">p.R578C</w:t>
+            </w:r>
+          </w:p>
+        </w:tc>
+        <w:tc>
+          <w:tcPr>
+            <w:tcBorders>
+              <w:bottom w:val="single" w:sz="16" w:space="0" w:color="D3D3D3"/>
+              <w:end w:val="single" w:space="0" w:color="D3D3D3"/>
+            </w:tcBorders>
+            <w:shd w:val="clear" w:color="auto" w:fill="BFBFBF"/>
+            <w:gridSpan w:val="1"/>
+          </w:tcPr>
+          <w:p>
+            <w:pPr>
+              <w:spacing w:before="0" w:after="60"/>
+              <w:keepNext/>
+              <w:jc w:val="center"/>
+            </w:pPr>
+            <w:r>
+              <w:rPr>
+                <w:rFonts w:ascii="Calibri" w:hAnsi="Calibri"/>
+                <w:sz w:val="20"/>
+              </w:rPr>
+              <w:t xml:space="default">p.R1146C</w:t>
+            </w:r>
+          </w:p>
+        </w:tc>
+      </w:tr>
+      <w:tr>
+        <w:trPr>
+          <w:cantSplit/>
+          <w:tblHeader/>
+        </w:trPr>
+        <w:tc>
+          <w:tcPr>
+            <w:tcBorders>
+              <w:bottom w:val="single" w:sz="16" w:space="0" w:color="D3D3D3"/>
+              <w:start w:val="single" w:space="0" w:color="D3D3D3"/>
+            </w:tcBorders>
+            <w:shd w:val="clear" w:color="auto" w:fill="BFBFBF"/>
+          </w:tcPr>
+        </w:tc>
+        <w:tc>
+          <w:tcPr>
+            <w:tcBorders>
+              <w:bottom w:val="single" w:sz="16" w:space="0" w:color="D3D3D3"/>
+            </w:tcBorders>
+            <w:shd w:val="clear" w:color="auto" w:fill="BFBFBF"/>
+          </w:tcPr>
+          <w:p>
+            <w:pPr>
+              <w:spacing w:before="0" w:after="60"/>
+              <w:keepNext/>
+              <w:jc w:val="center"/>
+            </w:pPr>
+            <w:r>
+              <w:rPr>
+                <w:i/>
+                <w:rFonts w:ascii="Calibri" w:hAnsi="Calibri"/>
+                <w:sz w:val="20"/>
+              </w:rPr>
+              <w:t xml:space="preserve">n</w:t>
+            </w:r>
+            <w:r>
+              <w:rPr>
+                <w:rFonts w:ascii="Calibri" w:hAnsi="Calibri"/>
+                <w:sz w:val="20"/>
+              </w:rPr>
+              <w:t xml:space="preserve">=1</w:t>
+            </w:r>
+          </w:p>
+        </w:tc>
+        <w:tc>
+          <w:tcPr>
+            <w:tcBorders>
+              <w:bottom w:val="single" w:sz="16" w:space="0" w:color="D3D3D3"/>
+            </w:tcBorders>
+            <w:shd w:val="clear" w:color="auto" w:fill="BFBFBF"/>
+          </w:tcPr>
+          <w:p>
+            <w:pPr>
+              <w:spacing w:before="0" w:after="60"/>
+              <w:keepNext/>
+              <w:jc w:val="center"/>
+            </w:pPr>
+            <w:r>
+              <w:rPr>
+                <w:i/>
+                <w:rFonts w:ascii="Calibri" w:hAnsi="Calibri"/>
+                <w:sz w:val="20"/>
+              </w:rPr>
+              <w:t xml:space="preserve">n</w:t>
+            </w:r>
+            <w:r>
+              <w:rPr>
+                <w:rFonts w:ascii="Calibri" w:hAnsi="Calibri"/>
+                <w:sz w:val="20"/>
+              </w:rPr>
+              <w:t xml:space="preserve">=5</w:t>
+            </w:r>
+          </w:p>
+        </w:tc>
+        <w:tc>
+          <w:tcPr>
+            <w:tcBorders>
+              <w:bottom w:val="single" w:sz="16" w:space="0" w:color="D3D3D3"/>
+              <w:end w:val="single" w:space="0" w:color="D3D3D3"/>
+            </w:tcBorders>
+            <w:shd w:val="clear" w:color="auto" w:fill="BFBFBF"/>
+          </w:tcPr>
+          <w:p>
+            <w:pPr>
+              <w:spacing w:before="0" w:after="60"/>
+              <w:keepNext/>
+              <w:jc w:val="center"/>
+            </w:pPr>
+            <w:r>
+              <w:rPr>
+                <w:i/>
+                <w:rFonts w:ascii="Calibri" w:hAnsi="Calibri"/>
+                <w:sz w:val="20"/>
+              </w:rPr>
+              <w:t xml:space="preserve">n</w:t>
+            </w:r>
+            <w:r>
+              <w:rPr>
+                <w:rFonts w:ascii="Calibri" w:hAnsi="Calibri"/>
+                <w:sz w:val="20"/>
+              </w:rPr>
+              <w:t xml:space="preserve">=12</w:t>
             </w:r>
           </w:p>
         </w:tc>
@@ -167,7 +286,7 @@
             <w:pPr>
               <w:spacing w:before="0" w:after="60"/>
               <w:keepNext/>
-              <w:jc w:val="center"/>
+              <w:jc w:val="start"/>
             </w:pPr>
             <w:r>
               <w:rPr>
@@ -175,103 +294,79 @@
                 <w:sz w:val="20"/>
                 <w:b w:val="true"/>
               </w:rPr>
-              <w:t xml:space="default"/>
-            </w:r>
-          </w:p>
-        </w:tc>
-        <w:tc>
-          <w:tcPr>
-            <w:tcBorders>
-              <w:top w:val="single" w:space="0" w:color="D3D3D3"/>
-              <w:bottom w:val="single" w:space="0" w:color="D3D3D3"/>
-              <w:start w:val="single" w:space="0" w:color="D3D3D3"/>
-              <w:end w:val="single" w:space="0" w:color="D3D3D3"/>
-            </w:tcBorders>
-          </w:tcPr>
-          <w:p>
-            <w:pPr>
-              <w:spacing w:before="0" w:after="60"/>
-              <w:keepNext/>
-              <w:jc w:val="center"/>
-            </w:pPr>
-            <w:r>
-              <w:rPr>
-                <w:i/>
-                <w:rFonts w:ascii="Calibri" w:hAnsi="Calibri"/>
-                <w:sz w:val="20"/>
-              </w:rPr>
-              <w:t xml:space="preserve">n</w:t>
-            </w:r>
-            <w:r>
-              <w:rPr>
-                <w:rFonts w:ascii="Calibri" w:hAnsi="Calibri"/>
-                <w:sz w:val="20"/>
-              </w:rPr>
-              <w:t xml:space="preserve">=1</w:t>
-            </w:r>
-          </w:p>
-        </w:tc>
-        <w:tc>
-          <w:tcPr>
-            <w:tcBorders>
-              <w:top w:val="single" w:space="0" w:color="D3D3D3"/>
-              <w:bottom w:val="single" w:space="0" w:color="D3D3D3"/>
-              <w:start w:val="single" w:space="0" w:color="D3D3D3"/>
-              <w:end w:val="single" w:space="0" w:color="D3D3D3"/>
-            </w:tcBorders>
-          </w:tcPr>
-          <w:p>
-            <w:pPr>
-              <w:spacing w:before="0" w:after="60"/>
-              <w:keepNext/>
-              <w:jc w:val="center"/>
-            </w:pPr>
-            <w:r>
-              <w:rPr>
-                <w:i/>
-                <w:rFonts w:ascii="Calibri" w:hAnsi="Calibri"/>
-                <w:sz w:val="20"/>
-              </w:rPr>
-              <w:t xml:space="preserve">n</w:t>
-            </w:r>
-            <w:r>
-              <w:rPr>
-                <w:rFonts w:ascii="Calibri" w:hAnsi="Calibri"/>
-                <w:sz w:val="20"/>
-              </w:rPr>
-              <w:t xml:space="preserve">=5</w:t>
-            </w:r>
-          </w:p>
-        </w:tc>
-        <w:tc>
-          <w:tcPr>
-            <w:tcBorders>
-              <w:top w:val="single" w:space="0" w:color="D3D3D3"/>
-              <w:bottom w:val="single" w:space="0" w:color="D3D3D3"/>
-              <w:start w:val="single" w:space="0" w:color="D3D3D3"/>
-              <w:end w:val="single" w:space="0" w:color="D3D3D3"/>
-            </w:tcBorders>
-          </w:tcPr>
-          <w:p>
-            <w:pPr>
-              <w:spacing w:before="0" w:after="60"/>
-              <w:keepNext/>
-              <w:jc w:val="center"/>
-            </w:pPr>
-            <w:r>
-              <w:rPr>
-                <w:i/>
-                <w:rFonts w:ascii="Calibri" w:hAnsi="Calibri"/>
-                <w:sz w:val="20"/>
-              </w:rPr>
-              <w:t xml:space="preserve">n</w:t>
-            </w:r>
-            <w:r>
-              <w:rPr>
-                <w:rFonts w:ascii="Calibri" w:hAnsi="Calibri"/>
-                <w:sz w:val="20"/>
-              </w:rPr>
-              <w:t xml:space="preserve">=12</w:t>
+              <w:t xml:space="preserve">Hypotonia</w:t>
+            </w:r>
+          </w:p>
+        </w:tc>
+        <w:tc>
+          <w:tcPr>
+            <w:tcBorders>
+              <w:top w:val="single" w:space="0" w:color="D3D3D3"/>
+              <w:bottom w:val="single" w:space="0" w:color="D3D3D3"/>
+              <w:start w:val="single" w:space="0" w:color="D3D3D3"/>
+              <w:end w:val="single" w:space="0" w:color="D3D3D3"/>
+            </w:tcBorders>
+          </w:tcPr>
+          <w:p>
+            <w:pPr>
+              <w:spacing w:before="0" w:after="60"/>
+              <w:keepNext/>
+              <w:jc w:val="center"/>
+            </w:pPr>
+            <w:r>
+              <w:rPr>
+                <w:rFonts w:ascii="Calibri" w:hAnsi="Calibri"/>
+                <w:sz w:val="20"/>
+              </w:rPr>
+              <w:t xml:space="default">100.0%</w:t>
+            </w:r>
+          </w:p>
+        </w:tc>
+        <w:tc>
+          <w:tcPr>
+            <w:tcBorders>
+              <w:top w:val="single" w:space="0" w:color="D3D3D3"/>
+              <w:bottom w:val="single" w:space="0" w:color="D3D3D3"/>
+              <w:start w:val="single" w:space="0" w:color="D3D3D3"/>
+              <w:end w:val="single" w:space="0" w:color="D3D3D3"/>
+            </w:tcBorders>
+          </w:tcPr>
+          <w:p>
+            <w:pPr>
+              <w:spacing w:before="0" w:after="60"/>
+              <w:keepNext/>
+              <w:jc w:val="center"/>
+            </w:pPr>
+            <w:r>
+              <w:rPr>
+                <w:rFonts w:ascii="Calibri" w:hAnsi="Calibri"/>
+                <w:sz w:val="20"/>
+              </w:rPr>
+              <w:t xml:space="default">20.0%</w:t>
+            </w:r>
+          </w:p>
+        </w:tc>
+        <w:tc>
+          <w:tcPr>
+            <w:tcBorders>
+              <w:top w:val="single" w:space="0" w:color="D3D3D3"/>
+              <w:bottom w:val="single" w:space="0" w:color="D3D3D3"/>
+              <w:start w:val="single" w:space="0" w:color="D3D3D3"/>
+              <w:end w:val="single" w:space="0" w:color="D3D3D3"/>
+            </w:tcBorders>
+          </w:tcPr>
+          <w:p>
+            <w:pPr>
+              <w:spacing w:before="0" w:after="60"/>
+              <w:keepNext/>
+              <w:jc w:val="center"/>
+            </w:pPr>
+            <w:r>
+              <w:rPr>
+                <w:rFonts w:ascii="Calibri" w:hAnsi="Calibri"/>
+                <w:sz w:val="20"/>
+              </w:rPr>
+              <w:t xml:space="default">66.7%</w:t>
             </w:r>
           </w:p>
         </w:tc>
@@ -293,7 +388,7 @@
             <w:pPr>
               <w:spacing w:before="0" w:after="60"/>
               <w:keepNext/>
-              <w:jc w:val="center"/>
+              <w:jc w:val="start"/>
             </w:pPr>
             <w:r>
               <w:rPr>
@@ -301,79 +396,79 @@
                 <w:sz w:val="20"/>
                 <w:b w:val="true"/>
               </w:rPr>
-              <w:t xml:space="preserve">Hypotonia</w:t>
-            </w:r>
-          </w:p>
-        </w:tc>
-        <w:tc>
-          <w:tcPr>
-            <w:tcBorders>
-              <w:top w:val="single" w:space="0" w:color="D3D3D3"/>
-              <w:bottom w:val="single" w:space="0" w:color="D3D3D3"/>
-              <w:start w:val="single" w:space="0" w:color="D3D3D3"/>
-              <w:end w:val="single" w:space="0" w:color="D3D3D3"/>
-            </w:tcBorders>
-          </w:tcPr>
-          <w:p>
-            <w:pPr>
-              <w:spacing w:before="0" w:after="60"/>
-              <w:keepNext/>
-              <w:jc w:val="center"/>
-            </w:pPr>
-            <w:r>
-              <w:rPr>
-                <w:rFonts w:ascii="Calibri" w:hAnsi="Calibri"/>
-                <w:sz w:val="20"/>
-              </w:rPr>
-              <w:t xml:space="preserve">100%</w:t>
-            </w:r>
-          </w:p>
-        </w:tc>
-        <w:tc>
-          <w:tcPr>
-            <w:tcBorders>
-              <w:top w:val="single" w:space="0" w:color="D3D3D3"/>
-              <w:bottom w:val="single" w:space="0" w:color="D3D3D3"/>
-              <w:start w:val="single" w:space="0" w:color="D3D3D3"/>
-              <w:end w:val="single" w:space="0" w:color="D3D3D3"/>
-            </w:tcBorders>
-          </w:tcPr>
-          <w:p>
-            <w:pPr>
-              <w:spacing w:before="0" w:after="60"/>
-              <w:keepNext/>
-              <w:jc w:val="center"/>
-            </w:pPr>
-            <w:r>
-              <w:rPr>
-                <w:rFonts w:ascii="Calibri" w:hAnsi="Calibri"/>
-                <w:sz w:val="20"/>
-              </w:rPr>
-              <w:t xml:space="preserve">20%</w:t>
-            </w:r>
-          </w:p>
-        </w:tc>
-        <w:tc>
-          <w:tcPr>
-            <w:tcBorders>
-              <w:top w:val="single" w:space="0" w:color="D3D3D3"/>
-              <w:bottom w:val="single" w:space="0" w:color="D3D3D3"/>
-              <w:start w:val="single" w:space="0" w:color="D3D3D3"/>
-              <w:end w:val="single" w:space="0" w:color="D3D3D3"/>
-            </w:tcBorders>
-          </w:tcPr>
-          <w:p>
-            <w:pPr>
-              <w:spacing w:before="0" w:after="60"/>
-              <w:keepNext/>
-              <w:jc w:val="center"/>
-            </w:pPr>
-            <w:r>
-              <w:rPr>
-                <w:rFonts w:ascii="Calibri" w:hAnsi="Calibri"/>
-                <w:sz w:val="20"/>
-              </w:rPr>
-              <w:t xml:space="preserve">66.7%</w:t>
+              <w:t xml:space="preserve">Hypertonia</w:t>
+            </w:r>
+          </w:p>
+        </w:tc>
+        <w:tc>
+          <w:tcPr>
+            <w:tcBorders>
+              <w:top w:val="single" w:space="0" w:color="D3D3D3"/>
+              <w:bottom w:val="single" w:space="0" w:color="D3D3D3"/>
+              <w:start w:val="single" w:space="0" w:color="D3D3D3"/>
+              <w:end w:val="single" w:space="0" w:color="D3D3D3"/>
+            </w:tcBorders>
+          </w:tcPr>
+          <w:p>
+            <w:pPr>
+              <w:spacing w:before="0" w:after="60"/>
+              <w:keepNext/>
+              <w:jc w:val="center"/>
+            </w:pPr>
+            <w:r>
+              <w:rPr>
+                <w:rFonts w:ascii="Calibri" w:hAnsi="Calibri"/>
+                <w:sz w:val="20"/>
+              </w:rPr>
+              <w:t xml:space="default">0.0%</w:t>
+            </w:r>
+          </w:p>
+        </w:tc>
+        <w:tc>
+          <w:tcPr>
+            <w:tcBorders>
+              <w:top w:val="single" w:space="0" w:color="D3D3D3"/>
+              <w:bottom w:val="single" w:space="0" w:color="D3D3D3"/>
+              <w:start w:val="single" w:space="0" w:color="D3D3D3"/>
+              <w:end w:val="single" w:space="0" w:color="D3D3D3"/>
+            </w:tcBorders>
+          </w:tcPr>
+          <w:p>
+            <w:pPr>
+              <w:spacing w:before="0" w:after="60"/>
+              <w:keepNext/>
+              <w:jc w:val="center"/>
+            </w:pPr>
+            <w:r>
+              <w:rPr>
+                <w:rFonts w:ascii="Calibri" w:hAnsi="Calibri"/>
+                <w:sz w:val="20"/>
+              </w:rPr>
+              <w:t xml:space="default">60.0%</w:t>
+            </w:r>
+          </w:p>
+        </w:tc>
+        <w:tc>
+          <w:tcPr>
+            <w:tcBorders>
+              <w:top w:val="single" w:space="0" w:color="D3D3D3"/>
+              <w:bottom w:val="single" w:space="0" w:color="D3D3D3"/>
+              <w:start w:val="single" w:space="0" w:color="D3D3D3"/>
+              <w:end w:val="single" w:space="0" w:color="D3D3D3"/>
+            </w:tcBorders>
+          </w:tcPr>
+          <w:p>
+            <w:pPr>
+              <w:spacing w:before="0" w:after="60"/>
+              <w:keepNext/>
+              <w:jc w:val="center"/>
+            </w:pPr>
+            <w:r>
+              <w:rPr>
+                <w:rFonts w:ascii="Calibri" w:hAnsi="Calibri"/>
+                <w:sz w:val="20"/>
+              </w:rPr>
+              <w:t xml:space="default">8.3%</w:t>
             </w:r>
           </w:p>
         </w:tc>
@@ -395,7 +490,7 @@
             <w:pPr>
               <w:spacing w:before="0" w:after="60"/>
               <w:keepNext/>
-              <w:jc w:val="center"/>
+              <w:jc w:val="start"/>
             </w:pPr>
             <w:r>
               <w:rPr>
@@ -403,79 +498,79 @@
                 <w:sz w:val="20"/>
                 <w:b w:val="true"/>
               </w:rPr>
-              <w:t xml:space="preserve">Hypertonia</w:t>
-            </w:r>
-          </w:p>
-        </w:tc>
-        <w:tc>
-          <w:tcPr>
-            <w:tcBorders>
-              <w:top w:val="single" w:space="0" w:color="D3D3D3"/>
-              <w:bottom w:val="single" w:space="0" w:color="D3D3D3"/>
-              <w:start w:val="single" w:space="0" w:color="D3D3D3"/>
-              <w:end w:val="single" w:space="0" w:color="D3D3D3"/>
-            </w:tcBorders>
-          </w:tcPr>
-          <w:p>
-            <w:pPr>
-              <w:spacing w:before="0" w:after="60"/>
-              <w:keepNext/>
-              <w:jc w:val="center"/>
-            </w:pPr>
-            <w:r>
-              <w:rPr>
-                <w:rFonts w:ascii="Calibri" w:hAnsi="Calibri"/>
-                <w:sz w:val="20"/>
-              </w:rPr>
-              <w:t xml:space="preserve">0%</w:t>
-            </w:r>
-          </w:p>
-        </w:tc>
-        <w:tc>
-          <w:tcPr>
-            <w:tcBorders>
-              <w:top w:val="single" w:space="0" w:color="D3D3D3"/>
-              <w:bottom w:val="single" w:space="0" w:color="D3D3D3"/>
-              <w:start w:val="single" w:space="0" w:color="D3D3D3"/>
-              <w:end w:val="single" w:space="0" w:color="D3D3D3"/>
-            </w:tcBorders>
-          </w:tcPr>
-          <w:p>
-            <w:pPr>
-              <w:spacing w:before="0" w:after="60"/>
-              <w:keepNext/>
-              <w:jc w:val="center"/>
-            </w:pPr>
-            <w:r>
-              <w:rPr>
-                <w:rFonts w:ascii="Calibri" w:hAnsi="Calibri"/>
-                <w:sz w:val="20"/>
-              </w:rPr>
-              <w:t xml:space="preserve">60%</w:t>
-            </w:r>
-          </w:p>
-        </w:tc>
-        <w:tc>
-          <w:tcPr>
-            <w:tcBorders>
-              <w:top w:val="single" w:space="0" w:color="D3D3D3"/>
-              <w:bottom w:val="single" w:space="0" w:color="D3D3D3"/>
-              <w:start w:val="single" w:space="0" w:color="D3D3D3"/>
-              <w:end w:val="single" w:space="0" w:color="D3D3D3"/>
-            </w:tcBorders>
-          </w:tcPr>
-          <w:p>
-            <w:pPr>
-              <w:spacing w:before="0" w:after="60"/>
-              <w:keepNext/>
-              <w:jc w:val="center"/>
-            </w:pPr>
-            <w:r>
-              <w:rPr>
-                <w:rFonts w:ascii="Calibri" w:hAnsi="Calibri"/>
-                <w:sz w:val="20"/>
-              </w:rPr>
-              <w:t xml:space="preserve">8.3%</w:t>
+              <w:t xml:space="preserve">Ataxia</w:t>
+            </w:r>
+          </w:p>
+        </w:tc>
+        <w:tc>
+          <w:tcPr>
+            <w:tcBorders>
+              <w:top w:val="single" w:space="0" w:color="D3D3D3"/>
+              <w:bottom w:val="single" w:space="0" w:color="D3D3D3"/>
+              <w:start w:val="single" w:space="0" w:color="D3D3D3"/>
+              <w:end w:val="single" w:space="0" w:color="D3D3D3"/>
+            </w:tcBorders>
+          </w:tcPr>
+          <w:p>
+            <w:pPr>
+              <w:spacing w:before="0" w:after="60"/>
+              <w:keepNext/>
+              <w:jc w:val="center"/>
+            </w:pPr>
+            <w:r>
+              <w:rPr>
+                <w:rFonts w:ascii="Calibri" w:hAnsi="Calibri"/>
+                <w:sz w:val="20"/>
+              </w:rPr>
+              <w:t xml:space="default">100.0%</w:t>
+            </w:r>
+          </w:p>
+        </w:tc>
+        <w:tc>
+          <w:tcPr>
+            <w:tcBorders>
+              <w:top w:val="single" w:space="0" w:color="D3D3D3"/>
+              <w:bottom w:val="single" w:space="0" w:color="D3D3D3"/>
+              <w:start w:val="single" w:space="0" w:color="D3D3D3"/>
+              <w:end w:val="single" w:space="0" w:color="D3D3D3"/>
+            </w:tcBorders>
+          </w:tcPr>
+          <w:p>
+            <w:pPr>
+              <w:spacing w:before="0" w:after="60"/>
+              <w:keepNext/>
+              <w:jc w:val="center"/>
+            </w:pPr>
+            <w:r>
+              <w:rPr>
+                <w:rFonts w:ascii="Calibri" w:hAnsi="Calibri"/>
+                <w:sz w:val="20"/>
+              </w:rPr>
+              <w:t xml:space="default">0.0%</w:t>
+            </w:r>
+          </w:p>
+        </w:tc>
+        <w:tc>
+          <w:tcPr>
+            <w:tcBorders>
+              <w:top w:val="single" w:space="0" w:color="D3D3D3"/>
+              <w:bottom w:val="single" w:space="0" w:color="D3D3D3"/>
+              <w:start w:val="single" w:space="0" w:color="D3D3D3"/>
+              <w:end w:val="single" w:space="0" w:color="D3D3D3"/>
+            </w:tcBorders>
+          </w:tcPr>
+          <w:p>
+            <w:pPr>
+              <w:spacing w:before="0" w:after="60"/>
+              <w:keepNext/>
+              <w:jc w:val="center"/>
+            </w:pPr>
+            <w:r>
+              <w:rPr>
+                <w:rFonts w:ascii="Calibri" w:hAnsi="Calibri"/>
+                <w:sz w:val="20"/>
+              </w:rPr>
+              <w:t xml:space="default">0.0%</w:t>
             </w:r>
           </w:p>
         </w:tc>
@@ -497,7 +592,7 @@
             <w:pPr>
               <w:spacing w:before="0" w:after="60"/>
               <w:keepNext/>
-              <w:jc w:val="center"/>
+              <w:jc w:val="start"/>
             </w:pPr>
             <w:r>
               <w:rPr>
@@ -505,79 +600,79 @@
                 <w:sz w:val="20"/>
                 <w:b w:val="true"/>
               </w:rPr>
-              <w:t xml:space="preserve">Ataxia</w:t>
-            </w:r>
-          </w:p>
-        </w:tc>
-        <w:tc>
-          <w:tcPr>
-            <w:tcBorders>
-              <w:top w:val="single" w:space="0" w:color="D3D3D3"/>
-              <w:bottom w:val="single" w:space="0" w:color="D3D3D3"/>
-              <w:start w:val="single" w:space="0" w:color="D3D3D3"/>
-              <w:end w:val="single" w:space="0" w:color="D3D3D3"/>
-            </w:tcBorders>
-          </w:tcPr>
-          <w:p>
-            <w:pPr>
-              <w:spacing w:before="0" w:after="60"/>
-              <w:keepNext/>
-              <w:jc w:val="center"/>
-            </w:pPr>
-            <w:r>
-              <w:rPr>
-                <w:rFonts w:ascii="Calibri" w:hAnsi="Calibri"/>
-                <w:sz w:val="20"/>
-              </w:rPr>
-              <w:t xml:space="preserve">100%</w:t>
-            </w:r>
-          </w:p>
-        </w:tc>
-        <w:tc>
-          <w:tcPr>
-            <w:tcBorders>
-              <w:top w:val="single" w:space="0" w:color="D3D3D3"/>
-              <w:bottom w:val="single" w:space="0" w:color="D3D3D3"/>
-              <w:start w:val="single" w:space="0" w:color="D3D3D3"/>
-              <w:end w:val="single" w:space="0" w:color="D3D3D3"/>
-            </w:tcBorders>
-          </w:tcPr>
-          <w:p>
-            <w:pPr>
-              <w:spacing w:before="0" w:after="60"/>
-              <w:keepNext/>
-              <w:jc w:val="center"/>
-            </w:pPr>
-            <w:r>
-              <w:rPr>
-                <w:rFonts w:ascii="Calibri" w:hAnsi="Calibri"/>
-                <w:sz w:val="20"/>
-              </w:rPr>
-              <w:t xml:space="preserve">0%</w:t>
-            </w:r>
-          </w:p>
-        </w:tc>
-        <w:tc>
-          <w:tcPr>
-            <w:tcBorders>
-              <w:top w:val="single" w:space="0" w:color="D3D3D3"/>
-              <w:bottom w:val="single" w:space="0" w:color="D3D3D3"/>
-              <w:start w:val="single" w:space="0" w:color="D3D3D3"/>
-              <w:end w:val="single" w:space="0" w:color="D3D3D3"/>
-            </w:tcBorders>
-          </w:tcPr>
-          <w:p>
-            <w:pPr>
-              <w:spacing w:before="0" w:after="60"/>
-              <w:keepNext/>
-              <w:jc w:val="center"/>
-            </w:pPr>
-            <w:r>
-              <w:rPr>
-                <w:rFonts w:ascii="Calibri" w:hAnsi="Calibri"/>
-                <w:sz w:val="20"/>
-              </w:rPr>
-              <w:t xml:space="preserve">0%</w:t>
+              <w:t xml:space="preserve">Tremor</w:t>
+            </w:r>
+          </w:p>
+        </w:tc>
+        <w:tc>
+          <w:tcPr>
+            <w:tcBorders>
+              <w:top w:val="single" w:space="0" w:color="D3D3D3"/>
+              <w:bottom w:val="single" w:space="0" w:color="D3D3D3"/>
+              <w:start w:val="single" w:space="0" w:color="D3D3D3"/>
+              <w:end w:val="single" w:space="0" w:color="D3D3D3"/>
+            </w:tcBorders>
+          </w:tcPr>
+          <w:p>
+            <w:pPr>
+              <w:spacing w:before="0" w:after="60"/>
+              <w:keepNext/>
+              <w:jc w:val="center"/>
+            </w:pPr>
+            <w:r>
+              <w:rPr>
+                <w:rFonts w:ascii="Calibri" w:hAnsi="Calibri"/>
+                <w:sz w:val="20"/>
+              </w:rPr>
+              <w:t xml:space="default">0.0%</w:t>
+            </w:r>
+          </w:p>
+        </w:tc>
+        <w:tc>
+          <w:tcPr>
+            <w:tcBorders>
+              <w:top w:val="single" w:space="0" w:color="D3D3D3"/>
+              <w:bottom w:val="single" w:space="0" w:color="D3D3D3"/>
+              <w:start w:val="single" w:space="0" w:color="D3D3D3"/>
+              <w:end w:val="single" w:space="0" w:color="D3D3D3"/>
+            </w:tcBorders>
+          </w:tcPr>
+          <w:p>
+            <w:pPr>
+              <w:spacing w:before="0" w:after="60"/>
+              <w:keepNext/>
+              <w:jc w:val="center"/>
+            </w:pPr>
+            <w:r>
+              <w:rPr>
+                <w:rFonts w:ascii="Calibri" w:hAnsi="Calibri"/>
+                <w:sz w:val="20"/>
+              </w:rPr>
+              <w:t xml:space="default">40.0%</w:t>
+            </w:r>
+          </w:p>
+        </w:tc>
+        <w:tc>
+          <w:tcPr>
+            <w:tcBorders>
+              <w:top w:val="single" w:space="0" w:color="D3D3D3"/>
+              <w:bottom w:val="single" w:space="0" w:color="D3D3D3"/>
+              <w:start w:val="single" w:space="0" w:color="D3D3D3"/>
+              <w:end w:val="single" w:space="0" w:color="D3D3D3"/>
+            </w:tcBorders>
+          </w:tcPr>
+          <w:p>
+            <w:pPr>
+              <w:spacing w:before="0" w:after="60"/>
+              <w:keepNext/>
+              <w:jc w:val="center"/>
+            </w:pPr>
+            <w:r>
+              <w:rPr>
+                <w:rFonts w:ascii="Calibri" w:hAnsi="Calibri"/>
+                <w:sz w:val="20"/>
+              </w:rPr>
+              <w:t xml:space="default">0.0%</w:t>
             </w:r>
           </w:p>
         </w:tc>
@@ -599,7 +694,7 @@
             <w:pPr>
               <w:spacing w:before="0" w:after="60"/>
               <w:keepNext/>
-              <w:jc w:val="center"/>
+              <w:jc w:val="start"/>
             </w:pPr>
             <w:r>
               <w:rPr>
@@ -607,79 +702,79 @@
                 <w:sz w:val="20"/>
                 <w:b w:val="true"/>
               </w:rPr>
-              <w:t xml:space="preserve">Tremor</w:t>
-            </w:r>
-          </w:p>
-        </w:tc>
-        <w:tc>
-          <w:tcPr>
-            <w:tcBorders>
-              <w:top w:val="single" w:space="0" w:color="D3D3D3"/>
-              <w:bottom w:val="single" w:space="0" w:color="D3D3D3"/>
-              <w:start w:val="single" w:space="0" w:color="D3D3D3"/>
-              <w:end w:val="single" w:space="0" w:color="D3D3D3"/>
-            </w:tcBorders>
-          </w:tcPr>
-          <w:p>
-            <w:pPr>
-              <w:spacing w:before="0" w:after="60"/>
-              <w:keepNext/>
-              <w:jc w:val="center"/>
-            </w:pPr>
-            <w:r>
-              <w:rPr>
-                <w:rFonts w:ascii="Calibri" w:hAnsi="Calibri"/>
-                <w:sz w:val="20"/>
-              </w:rPr>
-              <w:t xml:space="preserve">0%</w:t>
-            </w:r>
-          </w:p>
-        </w:tc>
-        <w:tc>
-          <w:tcPr>
-            <w:tcBorders>
-              <w:top w:val="single" w:space="0" w:color="D3D3D3"/>
-              <w:bottom w:val="single" w:space="0" w:color="D3D3D3"/>
-              <w:start w:val="single" w:space="0" w:color="D3D3D3"/>
-              <w:end w:val="single" w:space="0" w:color="D3D3D3"/>
-            </w:tcBorders>
-          </w:tcPr>
-          <w:p>
-            <w:pPr>
-              <w:spacing w:before="0" w:after="60"/>
-              <w:keepNext/>
-              <w:jc w:val="center"/>
-            </w:pPr>
-            <w:r>
-              <w:rPr>
-                <w:rFonts w:ascii="Calibri" w:hAnsi="Calibri"/>
-                <w:sz w:val="20"/>
-              </w:rPr>
-              <w:t xml:space="preserve">40%</w:t>
-            </w:r>
-          </w:p>
-        </w:tc>
-        <w:tc>
-          <w:tcPr>
-            <w:tcBorders>
-              <w:top w:val="single" w:space="0" w:color="D3D3D3"/>
-              <w:bottom w:val="single" w:space="0" w:color="D3D3D3"/>
-              <w:start w:val="single" w:space="0" w:color="D3D3D3"/>
-              <w:end w:val="single" w:space="0" w:color="D3D3D3"/>
-            </w:tcBorders>
-          </w:tcPr>
-          <w:p>
-            <w:pPr>
-              <w:spacing w:before="0" w:after="60"/>
-              <w:keepNext/>
-              <w:jc w:val="center"/>
-            </w:pPr>
-            <w:r>
-              <w:rPr>
-                <w:rFonts w:ascii="Calibri" w:hAnsi="Calibri"/>
-                <w:sz w:val="20"/>
-              </w:rPr>
-              <w:t xml:space="preserve">0%</w:t>
+              <w:t xml:space="preserve">Myoclonus</w:t>
+            </w:r>
+          </w:p>
+        </w:tc>
+        <w:tc>
+          <w:tcPr>
+            <w:tcBorders>
+              <w:top w:val="single" w:space="0" w:color="D3D3D3"/>
+              <w:bottom w:val="single" w:space="0" w:color="D3D3D3"/>
+              <w:start w:val="single" w:space="0" w:color="D3D3D3"/>
+              <w:end w:val="single" w:space="0" w:color="D3D3D3"/>
+            </w:tcBorders>
+          </w:tcPr>
+          <w:p>
+            <w:pPr>
+              <w:spacing w:before="0" w:after="60"/>
+              <w:keepNext/>
+              <w:jc w:val="center"/>
+            </w:pPr>
+            <w:r>
+              <w:rPr>
+                <w:rFonts w:ascii="Calibri" w:hAnsi="Calibri"/>
+                <w:sz w:val="20"/>
+              </w:rPr>
+              <w:t xml:space="default">0.0%</w:t>
+            </w:r>
+          </w:p>
+        </w:tc>
+        <w:tc>
+          <w:tcPr>
+            <w:tcBorders>
+              <w:top w:val="single" w:space="0" w:color="D3D3D3"/>
+              <w:bottom w:val="single" w:space="0" w:color="D3D3D3"/>
+              <w:start w:val="single" w:space="0" w:color="D3D3D3"/>
+              <w:end w:val="single" w:space="0" w:color="D3D3D3"/>
+            </w:tcBorders>
+          </w:tcPr>
+          <w:p>
+            <w:pPr>
+              <w:spacing w:before="0" w:after="60"/>
+              <w:keepNext/>
+              <w:jc w:val="center"/>
+            </w:pPr>
+            <w:r>
+              <w:rPr>
+                <w:rFonts w:ascii="Calibri" w:hAnsi="Calibri"/>
+                <w:sz w:val="20"/>
+              </w:rPr>
+              <w:t xml:space="default">40.0%</w:t>
+            </w:r>
+          </w:p>
+        </w:tc>
+        <w:tc>
+          <w:tcPr>
+            <w:tcBorders>
+              <w:top w:val="single" w:space="0" w:color="D3D3D3"/>
+              <w:bottom w:val="single" w:space="0" w:color="D3D3D3"/>
+              <w:start w:val="single" w:space="0" w:color="D3D3D3"/>
+              <w:end w:val="single" w:space="0" w:color="D3D3D3"/>
+            </w:tcBorders>
+          </w:tcPr>
+          <w:p>
+            <w:pPr>
+              <w:spacing w:before="0" w:after="60"/>
+              <w:keepNext/>
+              <w:jc w:val="center"/>
+            </w:pPr>
+            <w:r>
+              <w:rPr>
+                <w:rFonts w:ascii="Calibri" w:hAnsi="Calibri"/>
+                <w:sz w:val="20"/>
+              </w:rPr>
+              <w:t xml:space="default">0.0%</w:t>
             </w:r>
           </w:p>
         </w:tc>
@@ -701,7 +796,7 @@
             <w:pPr>
               <w:spacing w:before="0" w:after="60"/>
               <w:keepNext/>
-              <w:jc w:val="center"/>
+              <w:jc w:val="start"/>
             </w:pPr>
             <w:r>
               <w:rPr>
@@ -709,79 +804,79 @@
                 <w:sz w:val="20"/>
                 <w:b w:val="true"/>
               </w:rPr>
-              <w:t xml:space="preserve">Myoclonus</w:t>
-            </w:r>
-          </w:p>
-        </w:tc>
-        <w:tc>
-          <w:tcPr>
-            <w:tcBorders>
-              <w:top w:val="single" w:space="0" w:color="D3D3D3"/>
-              <w:bottom w:val="single" w:space="0" w:color="D3D3D3"/>
-              <w:start w:val="single" w:space="0" w:color="D3D3D3"/>
-              <w:end w:val="single" w:space="0" w:color="D3D3D3"/>
-            </w:tcBorders>
-          </w:tcPr>
-          <w:p>
-            <w:pPr>
-              <w:spacing w:before="0" w:after="60"/>
-              <w:keepNext/>
-              <w:jc w:val="center"/>
-            </w:pPr>
-            <w:r>
-              <w:rPr>
-                <w:rFonts w:ascii="Calibri" w:hAnsi="Calibri"/>
-                <w:sz w:val="20"/>
-              </w:rPr>
-              <w:t xml:space="preserve">0%</w:t>
-            </w:r>
-          </w:p>
-        </w:tc>
-        <w:tc>
-          <w:tcPr>
-            <w:tcBorders>
-              <w:top w:val="single" w:space="0" w:color="D3D3D3"/>
-              <w:bottom w:val="single" w:space="0" w:color="D3D3D3"/>
-              <w:start w:val="single" w:space="0" w:color="D3D3D3"/>
-              <w:end w:val="single" w:space="0" w:color="D3D3D3"/>
-            </w:tcBorders>
-          </w:tcPr>
-          <w:p>
-            <w:pPr>
-              <w:spacing w:before="0" w:after="60"/>
-              <w:keepNext/>
-              <w:jc w:val="center"/>
-            </w:pPr>
-            <w:r>
-              <w:rPr>
-                <w:rFonts w:ascii="Calibri" w:hAnsi="Calibri"/>
-                <w:sz w:val="20"/>
-              </w:rPr>
-              <w:t xml:space="preserve">40%</w:t>
-            </w:r>
-          </w:p>
-        </w:tc>
-        <w:tc>
-          <w:tcPr>
-            <w:tcBorders>
-              <w:top w:val="single" w:space="0" w:color="D3D3D3"/>
-              <w:bottom w:val="single" w:space="0" w:color="D3D3D3"/>
-              <w:start w:val="single" w:space="0" w:color="D3D3D3"/>
-              <w:end w:val="single" w:space="0" w:color="D3D3D3"/>
-            </w:tcBorders>
-          </w:tcPr>
-          <w:p>
-            <w:pPr>
-              <w:spacing w:before="0" w:after="60"/>
-              <w:keepNext/>
-              <w:jc w:val="center"/>
-            </w:pPr>
-            <w:r>
-              <w:rPr>
-                <w:rFonts w:ascii="Calibri" w:hAnsi="Calibri"/>
-                <w:sz w:val="20"/>
-              </w:rPr>
-              <w:t xml:space="preserve">0%</w:t>
+              <w:t xml:space="preserve">Dystonia</w:t>
+            </w:r>
+          </w:p>
+        </w:tc>
+        <w:tc>
+          <w:tcPr>
+            <w:tcBorders>
+              <w:top w:val="single" w:space="0" w:color="D3D3D3"/>
+              <w:bottom w:val="single" w:space="0" w:color="D3D3D3"/>
+              <w:start w:val="single" w:space="0" w:color="D3D3D3"/>
+              <w:end w:val="single" w:space="0" w:color="D3D3D3"/>
+            </w:tcBorders>
+          </w:tcPr>
+          <w:p>
+            <w:pPr>
+              <w:spacing w:before="0" w:after="60"/>
+              <w:keepNext/>
+              <w:jc w:val="center"/>
+            </w:pPr>
+            <w:r>
+              <w:rPr>
+                <w:rFonts w:ascii="Calibri" w:hAnsi="Calibri"/>
+                <w:sz w:val="20"/>
+              </w:rPr>
+              <w:t xml:space="default">100.0%</w:t>
+            </w:r>
+          </w:p>
+        </w:tc>
+        <w:tc>
+          <w:tcPr>
+            <w:tcBorders>
+              <w:top w:val="single" w:space="0" w:color="D3D3D3"/>
+              <w:bottom w:val="single" w:space="0" w:color="D3D3D3"/>
+              <w:start w:val="single" w:space="0" w:color="D3D3D3"/>
+              <w:end w:val="single" w:space="0" w:color="D3D3D3"/>
+            </w:tcBorders>
+          </w:tcPr>
+          <w:p>
+            <w:pPr>
+              <w:spacing w:before="0" w:after="60"/>
+              <w:keepNext/>
+              <w:jc w:val="center"/>
+            </w:pPr>
+            <w:r>
+              <w:rPr>
+                <w:rFonts w:ascii="Calibri" w:hAnsi="Calibri"/>
+                <w:sz w:val="20"/>
+              </w:rPr>
+              <w:t xml:space="default">40.0%</w:t>
+            </w:r>
+          </w:p>
+        </w:tc>
+        <w:tc>
+          <w:tcPr>
+            <w:tcBorders>
+              <w:top w:val="single" w:space="0" w:color="D3D3D3"/>
+              <w:bottom w:val="single" w:space="0" w:color="D3D3D3"/>
+              <w:start w:val="single" w:space="0" w:color="D3D3D3"/>
+              <w:end w:val="single" w:space="0" w:color="D3D3D3"/>
+            </w:tcBorders>
+          </w:tcPr>
+          <w:p>
+            <w:pPr>
+              <w:spacing w:before="0" w:after="60"/>
+              <w:keepNext/>
+              <w:jc w:val="center"/>
+            </w:pPr>
+            <w:r>
+              <w:rPr>
+                <w:rFonts w:ascii="Calibri" w:hAnsi="Calibri"/>
+                <w:sz w:val="20"/>
+              </w:rPr>
+              <w:t xml:space="default">0.0%</w:t>
             </w:r>
           </w:p>
         </w:tc>
@@ -803,7 +898,7 @@
             <w:pPr>
               <w:spacing w:before="0" w:after="60"/>
               <w:keepNext/>
-              <w:jc w:val="center"/>
+              <w:jc w:val="start"/>
             </w:pPr>
             <w:r>
               <w:rPr>
@@ -811,79 +906,79 @@
                 <w:sz w:val="20"/>
                 <w:b w:val="true"/>
               </w:rPr>
-              <w:t xml:space="preserve">Dystonia</w:t>
-            </w:r>
-          </w:p>
-        </w:tc>
-        <w:tc>
-          <w:tcPr>
-            <w:tcBorders>
-              <w:top w:val="single" w:space="0" w:color="D3D3D3"/>
-              <w:bottom w:val="single" w:space="0" w:color="D3D3D3"/>
-              <w:start w:val="single" w:space="0" w:color="D3D3D3"/>
-              <w:end w:val="single" w:space="0" w:color="D3D3D3"/>
-            </w:tcBorders>
-          </w:tcPr>
-          <w:p>
-            <w:pPr>
-              <w:spacing w:before="0" w:after="60"/>
-              <w:keepNext/>
-              <w:jc w:val="center"/>
-            </w:pPr>
-            <w:r>
-              <w:rPr>
-                <w:rFonts w:ascii="Calibri" w:hAnsi="Calibri"/>
-                <w:sz w:val="20"/>
-              </w:rPr>
-              <w:t xml:space="preserve">100%</w:t>
-            </w:r>
-          </w:p>
-        </w:tc>
-        <w:tc>
-          <w:tcPr>
-            <w:tcBorders>
-              <w:top w:val="single" w:space="0" w:color="D3D3D3"/>
-              <w:bottom w:val="single" w:space="0" w:color="D3D3D3"/>
-              <w:start w:val="single" w:space="0" w:color="D3D3D3"/>
-              <w:end w:val="single" w:space="0" w:color="D3D3D3"/>
-            </w:tcBorders>
-          </w:tcPr>
-          <w:p>
-            <w:pPr>
-              <w:spacing w:before="0" w:after="60"/>
-              <w:keepNext/>
-              <w:jc w:val="center"/>
-            </w:pPr>
-            <w:r>
-              <w:rPr>
-                <w:rFonts w:ascii="Calibri" w:hAnsi="Calibri"/>
-                <w:sz w:val="20"/>
-              </w:rPr>
-              <w:t xml:space="preserve">40%</w:t>
-            </w:r>
-          </w:p>
-        </w:tc>
-        <w:tc>
-          <w:tcPr>
-            <w:tcBorders>
-              <w:top w:val="single" w:space="0" w:color="D3D3D3"/>
-              <w:bottom w:val="single" w:space="0" w:color="D3D3D3"/>
-              <w:start w:val="single" w:space="0" w:color="D3D3D3"/>
-              <w:end w:val="single" w:space="0" w:color="D3D3D3"/>
-            </w:tcBorders>
-          </w:tcPr>
-          <w:p>
-            <w:pPr>
-              <w:spacing w:before="0" w:after="60"/>
-              <w:keepNext/>
-              <w:jc w:val="center"/>
-            </w:pPr>
-            <w:r>
-              <w:rPr>
-                <w:rFonts w:ascii="Calibri" w:hAnsi="Calibri"/>
-                <w:sz w:val="20"/>
-              </w:rPr>
-              <w:t xml:space="preserve">0%</w:t>
+              <w:t xml:space="preserve">Anxiety</w:t>
+            </w:r>
+          </w:p>
+        </w:tc>
+        <w:tc>
+          <w:tcPr>
+            <w:tcBorders>
+              <w:top w:val="single" w:space="0" w:color="D3D3D3"/>
+              <w:bottom w:val="single" w:space="0" w:color="D3D3D3"/>
+              <w:start w:val="single" w:space="0" w:color="D3D3D3"/>
+              <w:end w:val="single" w:space="0" w:color="D3D3D3"/>
+            </w:tcBorders>
+          </w:tcPr>
+          <w:p>
+            <w:pPr>
+              <w:spacing w:before="0" w:after="60"/>
+              <w:keepNext/>
+              <w:jc w:val="center"/>
+            </w:pPr>
+            <w:r>
+              <w:rPr>
+                <w:rFonts w:ascii="Calibri" w:hAnsi="Calibri"/>
+                <w:sz w:val="20"/>
+              </w:rPr>
+              <w:t xml:space="default">100.0%</w:t>
+            </w:r>
+          </w:p>
+        </w:tc>
+        <w:tc>
+          <w:tcPr>
+            <w:tcBorders>
+              <w:top w:val="single" w:space="0" w:color="D3D3D3"/>
+              <w:bottom w:val="single" w:space="0" w:color="D3D3D3"/>
+              <w:start w:val="single" w:space="0" w:color="D3D3D3"/>
+              <w:end w:val="single" w:space="0" w:color="D3D3D3"/>
+            </w:tcBorders>
+          </w:tcPr>
+          <w:p>
+            <w:pPr>
+              <w:spacing w:before="0" w:after="60"/>
+              <w:keepNext/>
+              <w:jc w:val="center"/>
+            </w:pPr>
+            <w:r>
+              <w:rPr>
+                <w:rFonts w:ascii="Calibri" w:hAnsi="Calibri"/>
+                <w:sz w:val="20"/>
+              </w:rPr>
+              <w:t xml:space="default">40.0%</w:t>
+            </w:r>
+          </w:p>
+        </w:tc>
+        <w:tc>
+          <w:tcPr>
+            <w:tcBorders>
+              <w:top w:val="single" w:space="0" w:color="D3D3D3"/>
+              <w:bottom w:val="single" w:space="0" w:color="D3D3D3"/>
+              <w:start w:val="single" w:space="0" w:color="D3D3D3"/>
+              <w:end w:val="single" w:space="0" w:color="D3D3D3"/>
+            </w:tcBorders>
+          </w:tcPr>
+          <w:p>
+            <w:pPr>
+              <w:spacing w:before="0" w:after="60"/>
+              <w:keepNext/>
+              <w:jc w:val="center"/>
+            </w:pPr>
+            <w:r>
+              <w:rPr>
+                <w:rFonts w:ascii="Calibri" w:hAnsi="Calibri"/>
+                <w:sz w:val="20"/>
+              </w:rPr>
+              <w:t xml:space="default">33.3%</w:t>
             </w:r>
           </w:p>
         </w:tc>
@@ -905,7 +1000,7 @@
             <w:pPr>
               <w:spacing w:before="0" w:after="60"/>
               <w:keepNext/>
-              <w:jc w:val="center"/>
+              <w:jc w:val="start"/>
             </w:pPr>
             <w:r>
               <w:rPr>
@@ -913,79 +1008,79 @@
                 <w:sz w:val="20"/>
                 <w:b w:val="true"/>
               </w:rPr>
-              <w:t xml:space="preserve">Anxiety</w:t>
-            </w:r>
-          </w:p>
-        </w:tc>
-        <w:tc>
-          <w:tcPr>
-            <w:tcBorders>
-              <w:top w:val="single" w:space="0" w:color="D3D3D3"/>
-              <w:bottom w:val="single" w:space="0" w:color="D3D3D3"/>
-              <w:start w:val="single" w:space="0" w:color="D3D3D3"/>
-              <w:end w:val="single" w:space="0" w:color="D3D3D3"/>
-            </w:tcBorders>
-          </w:tcPr>
-          <w:p>
-            <w:pPr>
-              <w:spacing w:before="0" w:after="60"/>
-              <w:keepNext/>
-              <w:jc w:val="center"/>
-            </w:pPr>
-            <w:r>
-              <w:rPr>
-                <w:rFonts w:ascii="Calibri" w:hAnsi="Calibri"/>
-                <w:sz w:val="20"/>
-              </w:rPr>
-              <w:t xml:space="preserve">100%</w:t>
-            </w:r>
-          </w:p>
-        </w:tc>
-        <w:tc>
-          <w:tcPr>
-            <w:tcBorders>
-              <w:top w:val="single" w:space="0" w:color="D3D3D3"/>
-              <w:bottom w:val="single" w:space="0" w:color="D3D3D3"/>
-              <w:start w:val="single" w:space="0" w:color="D3D3D3"/>
-              <w:end w:val="single" w:space="0" w:color="D3D3D3"/>
-            </w:tcBorders>
-          </w:tcPr>
-          <w:p>
-            <w:pPr>
-              <w:spacing w:before="0" w:after="60"/>
-              <w:keepNext/>
-              <w:jc w:val="center"/>
-            </w:pPr>
-            <w:r>
-              <w:rPr>
-                <w:rFonts w:ascii="Calibri" w:hAnsi="Calibri"/>
-                <w:sz w:val="20"/>
-              </w:rPr>
-              <w:t xml:space="preserve">40%</w:t>
-            </w:r>
-          </w:p>
-        </w:tc>
-        <w:tc>
-          <w:tcPr>
-            <w:tcBorders>
-              <w:top w:val="single" w:space="0" w:color="D3D3D3"/>
-              <w:bottom w:val="single" w:space="0" w:color="D3D3D3"/>
-              <w:start w:val="single" w:space="0" w:color="D3D3D3"/>
-              <w:end w:val="single" w:space="0" w:color="D3D3D3"/>
-            </w:tcBorders>
-          </w:tcPr>
-          <w:p>
-            <w:pPr>
-              <w:spacing w:before="0" w:after="60"/>
-              <w:keepNext/>
-              <w:jc w:val="center"/>
-            </w:pPr>
-            <w:r>
-              <w:rPr>
-                <w:rFonts w:ascii="Calibri" w:hAnsi="Calibri"/>
-                <w:sz w:val="20"/>
-              </w:rPr>
-              <w:t xml:space="preserve">33.3%</w:t>
+              <w:t xml:space="preserve">Microcephaly</w:t>
+            </w:r>
+          </w:p>
+        </w:tc>
+        <w:tc>
+          <w:tcPr>
+            <w:tcBorders>
+              <w:top w:val="single" w:space="0" w:color="D3D3D3"/>
+              <w:bottom w:val="single" w:space="0" w:color="D3D3D3"/>
+              <w:start w:val="single" w:space="0" w:color="D3D3D3"/>
+              <w:end w:val="single" w:space="0" w:color="D3D3D3"/>
+            </w:tcBorders>
+          </w:tcPr>
+          <w:p>
+            <w:pPr>
+              <w:spacing w:before="0" w:after="60"/>
+              <w:keepNext/>
+              <w:jc w:val="center"/>
+            </w:pPr>
+            <w:r>
+              <w:rPr>
+                <w:rFonts w:ascii="Calibri" w:hAnsi="Calibri"/>
+                <w:sz w:val="20"/>
+              </w:rPr>
+              <w:t xml:space="default">0.0%</w:t>
+            </w:r>
+          </w:p>
+        </w:tc>
+        <w:tc>
+          <w:tcPr>
+            <w:tcBorders>
+              <w:top w:val="single" w:space="0" w:color="D3D3D3"/>
+              <w:bottom w:val="single" w:space="0" w:color="D3D3D3"/>
+              <w:start w:val="single" w:space="0" w:color="D3D3D3"/>
+              <w:end w:val="single" w:space="0" w:color="D3D3D3"/>
+            </w:tcBorders>
+          </w:tcPr>
+          <w:p>
+            <w:pPr>
+              <w:spacing w:before="0" w:after="60"/>
+              <w:keepNext/>
+              <w:jc w:val="center"/>
+            </w:pPr>
+            <w:r>
+              <w:rPr>
+                <w:rFonts w:ascii="Calibri" w:hAnsi="Calibri"/>
+                <w:sz w:val="20"/>
+              </w:rPr>
+              <w:t xml:space="default">80.0%</w:t>
+            </w:r>
+          </w:p>
+        </w:tc>
+        <w:tc>
+          <w:tcPr>
+            <w:tcBorders>
+              <w:top w:val="single" w:space="0" w:color="D3D3D3"/>
+              <w:bottom w:val="single" w:space="0" w:color="D3D3D3"/>
+              <w:start w:val="single" w:space="0" w:color="D3D3D3"/>
+              <w:end w:val="single" w:space="0" w:color="D3D3D3"/>
+            </w:tcBorders>
+          </w:tcPr>
+          <w:p>
+            <w:pPr>
+              <w:spacing w:before="0" w:after="60"/>
+              <w:keepNext/>
+              <w:jc w:val="center"/>
+            </w:pPr>
+            <w:r>
+              <w:rPr>
+                <w:rFonts w:ascii="Calibri" w:hAnsi="Calibri"/>
+                <w:sz w:val="20"/>
+              </w:rPr>
+              <w:t xml:space="default">50.0%</w:t>
             </w:r>
           </w:p>
         </w:tc>
@@ -1007,7 +1102,7 @@
             <w:pPr>
               <w:spacing w:before="0" w:after="60"/>
               <w:keepNext/>
-              <w:jc w:val="center"/>
+              <w:jc w:val="start"/>
             </w:pPr>
             <w:r>
               <w:rPr>
@@ -1015,79 +1110,79 @@
                 <w:sz w:val="20"/>
                 <w:b w:val="true"/>
               </w:rPr>
-              <w:t xml:space="preserve">Microcephaly</w:t>
-            </w:r>
-          </w:p>
-        </w:tc>
-        <w:tc>
-          <w:tcPr>
-            <w:tcBorders>
-              <w:top w:val="single" w:space="0" w:color="D3D3D3"/>
-              <w:bottom w:val="single" w:space="0" w:color="D3D3D3"/>
-              <w:start w:val="single" w:space="0" w:color="D3D3D3"/>
-              <w:end w:val="single" w:space="0" w:color="D3D3D3"/>
-            </w:tcBorders>
-          </w:tcPr>
-          <w:p>
-            <w:pPr>
-              <w:spacing w:before="0" w:after="60"/>
-              <w:keepNext/>
-              <w:jc w:val="center"/>
-            </w:pPr>
-            <w:r>
-              <w:rPr>
-                <w:rFonts w:ascii="Calibri" w:hAnsi="Calibri"/>
-                <w:sz w:val="20"/>
-              </w:rPr>
-              <w:t xml:space="preserve">0%</w:t>
-            </w:r>
-          </w:p>
-        </w:tc>
-        <w:tc>
-          <w:tcPr>
-            <w:tcBorders>
-              <w:top w:val="single" w:space="0" w:color="D3D3D3"/>
-              <w:bottom w:val="single" w:space="0" w:color="D3D3D3"/>
-              <w:start w:val="single" w:space="0" w:color="D3D3D3"/>
-              <w:end w:val="single" w:space="0" w:color="D3D3D3"/>
-            </w:tcBorders>
-          </w:tcPr>
-          <w:p>
-            <w:pPr>
-              <w:spacing w:before="0" w:after="60"/>
-              <w:keepNext/>
-              <w:jc w:val="center"/>
-            </w:pPr>
-            <w:r>
-              <w:rPr>
-                <w:rFonts w:ascii="Calibri" w:hAnsi="Calibri"/>
-                <w:sz w:val="20"/>
-              </w:rPr>
-              <w:t xml:space="preserve">80%</w:t>
-            </w:r>
-          </w:p>
-        </w:tc>
-        <w:tc>
-          <w:tcPr>
-            <w:tcBorders>
-              <w:top w:val="single" w:space="0" w:color="D3D3D3"/>
-              <w:bottom w:val="single" w:space="0" w:color="D3D3D3"/>
-              <w:start w:val="single" w:space="0" w:color="D3D3D3"/>
-              <w:end w:val="single" w:space="0" w:color="D3D3D3"/>
-            </w:tcBorders>
-          </w:tcPr>
-          <w:p>
-            <w:pPr>
-              <w:spacing w:before="0" w:after="60"/>
-              <w:keepNext/>
-              <w:jc w:val="center"/>
-            </w:pPr>
-            <w:r>
-              <w:rPr>
-                <w:rFonts w:ascii="Calibri" w:hAnsi="Calibri"/>
-                <w:sz w:val="20"/>
-              </w:rPr>
-              <w:t xml:space="preserve">50%</w:t>
+              <w:t xml:space="preserve">Delay in gross motor</w:t>
+            </w:r>
+          </w:p>
+        </w:tc>
+        <w:tc>
+          <w:tcPr>
+            <w:tcBorders>
+              <w:top w:val="single" w:space="0" w:color="D3D3D3"/>
+              <w:bottom w:val="single" w:space="0" w:color="D3D3D3"/>
+              <w:start w:val="single" w:space="0" w:color="D3D3D3"/>
+              <w:end w:val="single" w:space="0" w:color="D3D3D3"/>
+            </w:tcBorders>
+          </w:tcPr>
+          <w:p>
+            <w:pPr>
+              <w:spacing w:before="0" w:after="60"/>
+              <w:keepNext/>
+              <w:jc w:val="center"/>
+            </w:pPr>
+            <w:r>
+              <w:rPr>
+                <w:rFonts w:ascii="Calibri" w:hAnsi="Calibri"/>
+                <w:sz w:val="20"/>
+              </w:rPr>
+              <w:t xml:space="default">100.0%</w:t>
+            </w:r>
+          </w:p>
+        </w:tc>
+        <w:tc>
+          <w:tcPr>
+            <w:tcBorders>
+              <w:top w:val="single" w:space="0" w:color="D3D3D3"/>
+              <w:bottom w:val="single" w:space="0" w:color="D3D3D3"/>
+              <w:start w:val="single" w:space="0" w:color="D3D3D3"/>
+              <w:end w:val="single" w:space="0" w:color="D3D3D3"/>
+            </w:tcBorders>
+          </w:tcPr>
+          <w:p>
+            <w:pPr>
+              <w:spacing w:before="0" w:after="60"/>
+              <w:keepNext/>
+              <w:jc w:val="center"/>
+            </w:pPr>
+            <w:r>
+              <w:rPr>
+                <w:rFonts w:ascii="Calibri" w:hAnsi="Calibri"/>
+                <w:sz w:val="20"/>
+              </w:rPr>
+              <w:t xml:space="default">100.0%</w:t>
+            </w:r>
+          </w:p>
+        </w:tc>
+        <w:tc>
+          <w:tcPr>
+            <w:tcBorders>
+              <w:top w:val="single" w:space="0" w:color="D3D3D3"/>
+              <w:bottom w:val="single" w:space="0" w:color="D3D3D3"/>
+              <w:start w:val="single" w:space="0" w:color="D3D3D3"/>
+              <w:end w:val="single" w:space="0" w:color="D3D3D3"/>
+            </w:tcBorders>
+          </w:tcPr>
+          <w:p>
+            <w:pPr>
+              <w:spacing w:before="0" w:after="60"/>
+              <w:keepNext/>
+              <w:jc w:val="center"/>
+            </w:pPr>
+            <w:r>
+              <w:rPr>
+                <w:rFonts w:ascii="Calibri" w:hAnsi="Calibri"/>
+                <w:sz w:val="20"/>
+              </w:rPr>
+              <w:t xml:space="default">100.0%</w:t>
             </w:r>
           </w:p>
         </w:tc>
@@ -1109,7 +1204,7 @@
             <w:pPr>
               <w:spacing w:before="0" w:after="60"/>
               <w:keepNext/>
-              <w:jc w:val="center"/>
+              <w:jc w:val="start"/>
             </w:pPr>
             <w:r>
               <w:rPr>
@@ -1117,79 +1212,79 @@
                 <w:sz w:val="20"/>
                 <w:b w:val="true"/>
               </w:rPr>
-              <w:t xml:space="preserve">Delay in gross motor</w:t>
-            </w:r>
-          </w:p>
-        </w:tc>
-        <w:tc>
-          <w:tcPr>
-            <w:tcBorders>
-              <w:top w:val="single" w:space="0" w:color="D3D3D3"/>
-              <w:bottom w:val="single" w:space="0" w:color="D3D3D3"/>
-              <w:start w:val="single" w:space="0" w:color="D3D3D3"/>
-              <w:end w:val="single" w:space="0" w:color="D3D3D3"/>
-            </w:tcBorders>
-          </w:tcPr>
-          <w:p>
-            <w:pPr>
-              <w:spacing w:before="0" w:after="60"/>
-              <w:keepNext/>
-              <w:jc w:val="center"/>
-            </w:pPr>
-            <w:r>
-              <w:rPr>
-                <w:rFonts w:ascii="Calibri" w:hAnsi="Calibri"/>
-                <w:sz w:val="20"/>
-              </w:rPr>
-              <w:t xml:space="preserve">100%</w:t>
-            </w:r>
-          </w:p>
-        </w:tc>
-        <w:tc>
-          <w:tcPr>
-            <w:tcBorders>
-              <w:top w:val="single" w:space="0" w:color="D3D3D3"/>
-              <w:bottom w:val="single" w:space="0" w:color="D3D3D3"/>
-              <w:start w:val="single" w:space="0" w:color="D3D3D3"/>
-              <w:end w:val="single" w:space="0" w:color="D3D3D3"/>
-            </w:tcBorders>
-          </w:tcPr>
-          <w:p>
-            <w:pPr>
-              <w:spacing w:before="0" w:after="60"/>
-              <w:keepNext/>
-              <w:jc w:val="center"/>
-            </w:pPr>
-            <w:r>
-              <w:rPr>
-                <w:rFonts w:ascii="Calibri" w:hAnsi="Calibri"/>
-                <w:sz w:val="20"/>
-              </w:rPr>
-              <w:t xml:space="preserve">100%</w:t>
-            </w:r>
-          </w:p>
-        </w:tc>
-        <w:tc>
-          <w:tcPr>
-            <w:tcBorders>
-              <w:top w:val="single" w:space="0" w:color="D3D3D3"/>
-              <w:bottom w:val="single" w:space="0" w:color="D3D3D3"/>
-              <w:start w:val="single" w:space="0" w:color="D3D3D3"/>
-              <w:end w:val="single" w:space="0" w:color="D3D3D3"/>
-            </w:tcBorders>
-          </w:tcPr>
-          <w:p>
-            <w:pPr>
-              <w:spacing w:before="0" w:after="60"/>
-              <w:keepNext/>
-              <w:jc w:val="center"/>
-            </w:pPr>
-            <w:r>
-              <w:rPr>
-                <w:rFonts w:ascii="Calibri" w:hAnsi="Calibri"/>
-                <w:sz w:val="20"/>
-              </w:rPr>
-              <w:t xml:space="preserve">100%</w:t>
+              <w:t xml:space="preserve">Delay in fine motor</w:t>
+            </w:r>
+          </w:p>
+        </w:tc>
+        <w:tc>
+          <w:tcPr>
+            <w:tcBorders>
+              <w:top w:val="single" w:space="0" w:color="D3D3D3"/>
+              <w:bottom w:val="single" w:space="0" w:color="D3D3D3"/>
+              <w:start w:val="single" w:space="0" w:color="D3D3D3"/>
+              <w:end w:val="single" w:space="0" w:color="D3D3D3"/>
+            </w:tcBorders>
+          </w:tcPr>
+          <w:p>
+            <w:pPr>
+              <w:spacing w:before="0" w:after="60"/>
+              <w:keepNext/>
+              <w:jc w:val="center"/>
+            </w:pPr>
+            <w:r>
+              <w:rPr>
+                <w:rFonts w:ascii="Calibri" w:hAnsi="Calibri"/>
+                <w:sz w:val="20"/>
+              </w:rPr>
+              <w:t xml:space="default">100.0%</w:t>
+            </w:r>
+          </w:p>
+        </w:tc>
+        <w:tc>
+          <w:tcPr>
+            <w:tcBorders>
+              <w:top w:val="single" w:space="0" w:color="D3D3D3"/>
+              <w:bottom w:val="single" w:space="0" w:color="D3D3D3"/>
+              <w:start w:val="single" w:space="0" w:color="D3D3D3"/>
+              <w:end w:val="single" w:space="0" w:color="D3D3D3"/>
+            </w:tcBorders>
+          </w:tcPr>
+          <w:p>
+            <w:pPr>
+              <w:spacing w:before="0" w:after="60"/>
+              <w:keepNext/>
+              <w:jc w:val="center"/>
+            </w:pPr>
+            <w:r>
+              <w:rPr>
+                <w:rFonts w:ascii="Calibri" w:hAnsi="Calibri"/>
+                <w:sz w:val="20"/>
+              </w:rPr>
+              <w:t xml:space="default">80.0%</w:t>
+            </w:r>
+          </w:p>
+        </w:tc>
+        <w:tc>
+          <w:tcPr>
+            <w:tcBorders>
+              <w:top w:val="single" w:space="0" w:color="D3D3D3"/>
+              <w:bottom w:val="single" w:space="0" w:color="D3D3D3"/>
+              <w:start w:val="single" w:space="0" w:color="D3D3D3"/>
+              <w:end w:val="single" w:space="0" w:color="D3D3D3"/>
+            </w:tcBorders>
+          </w:tcPr>
+          <w:p>
+            <w:pPr>
+              <w:spacing w:before="0" w:after="60"/>
+              <w:keepNext/>
+              <w:jc w:val="center"/>
+            </w:pPr>
+            <w:r>
+              <w:rPr>
+                <w:rFonts w:ascii="Calibri" w:hAnsi="Calibri"/>
+                <w:sz w:val="20"/>
+              </w:rPr>
+              <w:t xml:space="default">83.3%</w:t>
             </w:r>
           </w:p>
         </w:tc>
@@ -1211,7 +1306,7 @@
             <w:pPr>
               <w:spacing w:before="0" w:after="60"/>
               <w:keepNext/>
-              <w:jc w:val="center"/>
+              <w:jc w:val="start"/>
             </w:pPr>
             <w:r>
               <w:rPr>
@@ -1219,79 +1314,79 @@
                 <w:sz w:val="20"/>
                 <w:b w:val="true"/>
               </w:rPr>
-              <w:t xml:space="preserve">Delay in fine motor</w:t>
-            </w:r>
-          </w:p>
-        </w:tc>
-        <w:tc>
-          <w:tcPr>
-            <w:tcBorders>
-              <w:top w:val="single" w:space="0" w:color="D3D3D3"/>
-              <w:bottom w:val="single" w:space="0" w:color="D3D3D3"/>
-              <w:start w:val="single" w:space="0" w:color="D3D3D3"/>
-              <w:end w:val="single" w:space="0" w:color="D3D3D3"/>
-            </w:tcBorders>
-          </w:tcPr>
-          <w:p>
-            <w:pPr>
-              <w:spacing w:before="0" w:after="60"/>
-              <w:keepNext/>
-              <w:jc w:val="center"/>
-            </w:pPr>
-            <w:r>
-              <w:rPr>
-                <w:rFonts w:ascii="Calibri" w:hAnsi="Calibri"/>
-                <w:sz w:val="20"/>
-              </w:rPr>
-              <w:t xml:space="preserve">100%</w:t>
-            </w:r>
-          </w:p>
-        </w:tc>
-        <w:tc>
-          <w:tcPr>
-            <w:tcBorders>
-              <w:top w:val="single" w:space="0" w:color="D3D3D3"/>
-              <w:bottom w:val="single" w:space="0" w:color="D3D3D3"/>
-              <w:start w:val="single" w:space="0" w:color="D3D3D3"/>
-              <w:end w:val="single" w:space="0" w:color="D3D3D3"/>
-            </w:tcBorders>
-          </w:tcPr>
-          <w:p>
-            <w:pPr>
-              <w:spacing w:before="0" w:after="60"/>
-              <w:keepNext/>
-              <w:jc w:val="center"/>
-            </w:pPr>
-            <w:r>
-              <w:rPr>
-                <w:rFonts w:ascii="Calibri" w:hAnsi="Calibri"/>
-                <w:sz w:val="20"/>
-              </w:rPr>
-              <w:t xml:space="preserve">80%</w:t>
-            </w:r>
-          </w:p>
-        </w:tc>
-        <w:tc>
-          <w:tcPr>
-            <w:tcBorders>
-              <w:top w:val="single" w:space="0" w:color="D3D3D3"/>
-              <w:bottom w:val="single" w:space="0" w:color="D3D3D3"/>
-              <w:start w:val="single" w:space="0" w:color="D3D3D3"/>
-              <w:end w:val="single" w:space="0" w:color="D3D3D3"/>
-            </w:tcBorders>
-          </w:tcPr>
-          <w:p>
-            <w:pPr>
-              <w:spacing w:before="0" w:after="60"/>
-              <w:keepNext/>
-              <w:jc w:val="center"/>
-            </w:pPr>
-            <w:r>
-              <w:rPr>
-                <w:rFonts w:ascii="Calibri" w:hAnsi="Calibri"/>
-                <w:sz w:val="20"/>
-              </w:rPr>
-              <w:t xml:space="preserve">83.3%</w:t>
+              <w:t xml:space="preserve">Delay in language</w:t>
+            </w:r>
+          </w:p>
+        </w:tc>
+        <w:tc>
+          <w:tcPr>
+            <w:tcBorders>
+              <w:top w:val="single" w:space="0" w:color="D3D3D3"/>
+              <w:bottom w:val="single" w:space="0" w:color="D3D3D3"/>
+              <w:start w:val="single" w:space="0" w:color="D3D3D3"/>
+              <w:end w:val="single" w:space="0" w:color="D3D3D3"/>
+            </w:tcBorders>
+          </w:tcPr>
+          <w:p>
+            <w:pPr>
+              <w:spacing w:before="0" w:after="60"/>
+              <w:keepNext/>
+              <w:jc w:val="center"/>
+            </w:pPr>
+            <w:r>
+              <w:rPr>
+                <w:rFonts w:ascii="Calibri" w:hAnsi="Calibri"/>
+                <w:sz w:val="20"/>
+              </w:rPr>
+              <w:t xml:space="default">100.0%</w:t>
+            </w:r>
+          </w:p>
+        </w:tc>
+        <w:tc>
+          <w:tcPr>
+            <w:tcBorders>
+              <w:top w:val="single" w:space="0" w:color="D3D3D3"/>
+              <w:bottom w:val="single" w:space="0" w:color="D3D3D3"/>
+              <w:start w:val="single" w:space="0" w:color="D3D3D3"/>
+              <w:end w:val="single" w:space="0" w:color="D3D3D3"/>
+            </w:tcBorders>
+          </w:tcPr>
+          <w:p>
+            <w:pPr>
+              <w:spacing w:before="0" w:after="60"/>
+              <w:keepNext/>
+              <w:jc w:val="center"/>
+            </w:pPr>
+            <w:r>
+              <w:rPr>
+                <w:rFonts w:ascii="Calibri" w:hAnsi="Calibri"/>
+                <w:sz w:val="20"/>
+              </w:rPr>
+              <w:t xml:space="default">100.0%</w:t>
+            </w:r>
+          </w:p>
+        </w:tc>
+        <w:tc>
+          <w:tcPr>
+            <w:tcBorders>
+              <w:top w:val="single" w:space="0" w:color="D3D3D3"/>
+              <w:bottom w:val="single" w:space="0" w:color="D3D3D3"/>
+              <w:start w:val="single" w:space="0" w:color="D3D3D3"/>
+              <w:end w:val="single" w:space="0" w:color="D3D3D3"/>
+            </w:tcBorders>
+          </w:tcPr>
+          <w:p>
+            <w:pPr>
+              <w:spacing w:before="0" w:after="60"/>
+              <w:keepNext/>
+              <w:jc w:val="center"/>
+            </w:pPr>
+            <w:r>
+              <w:rPr>
+                <w:rFonts w:ascii="Calibri" w:hAnsi="Calibri"/>
+                <w:sz w:val="20"/>
+              </w:rPr>
+              <w:t xml:space="default">100.0%</w:t>
             </w:r>
           </w:p>
         </w:tc>
@@ -1313,7 +1408,7 @@
             <w:pPr>
               <w:spacing w:before="0" w:after="60"/>
               <w:keepNext/>
-              <w:jc w:val="center"/>
+              <w:jc w:val="start"/>
             </w:pPr>
             <w:r>
               <w:rPr>
@@ -1321,79 +1416,79 @@
                 <w:sz w:val="20"/>
                 <w:b w:val="true"/>
               </w:rPr>
-              <w:t xml:space="preserve">Delay in language</w:t>
-            </w:r>
-          </w:p>
-        </w:tc>
-        <w:tc>
-          <w:tcPr>
-            <w:tcBorders>
-              <w:top w:val="single" w:space="0" w:color="D3D3D3"/>
-              <w:bottom w:val="single" w:space="0" w:color="D3D3D3"/>
-              <w:start w:val="single" w:space="0" w:color="D3D3D3"/>
-              <w:end w:val="single" w:space="0" w:color="D3D3D3"/>
-            </w:tcBorders>
-          </w:tcPr>
-          <w:p>
-            <w:pPr>
-              <w:spacing w:before="0" w:after="60"/>
-              <w:keepNext/>
-              <w:jc w:val="center"/>
-            </w:pPr>
-            <w:r>
-              <w:rPr>
-                <w:rFonts w:ascii="Calibri" w:hAnsi="Calibri"/>
-                <w:sz w:val="20"/>
-              </w:rPr>
-              <w:t xml:space="preserve">100%</w:t>
-            </w:r>
-          </w:p>
-        </w:tc>
-        <w:tc>
-          <w:tcPr>
-            <w:tcBorders>
-              <w:top w:val="single" w:space="0" w:color="D3D3D3"/>
-              <w:bottom w:val="single" w:space="0" w:color="D3D3D3"/>
-              <w:start w:val="single" w:space="0" w:color="D3D3D3"/>
-              <w:end w:val="single" w:space="0" w:color="D3D3D3"/>
-            </w:tcBorders>
-          </w:tcPr>
-          <w:p>
-            <w:pPr>
-              <w:spacing w:before="0" w:after="60"/>
-              <w:keepNext/>
-              <w:jc w:val="center"/>
-            </w:pPr>
-            <w:r>
-              <w:rPr>
-                <w:rFonts w:ascii="Calibri" w:hAnsi="Calibri"/>
-                <w:sz w:val="20"/>
-              </w:rPr>
-              <w:t xml:space="preserve">100%</w:t>
-            </w:r>
-          </w:p>
-        </w:tc>
-        <w:tc>
-          <w:tcPr>
-            <w:tcBorders>
-              <w:top w:val="single" w:space="0" w:color="D3D3D3"/>
-              <w:bottom w:val="single" w:space="0" w:color="D3D3D3"/>
-              <w:start w:val="single" w:space="0" w:color="D3D3D3"/>
-              <w:end w:val="single" w:space="0" w:color="D3D3D3"/>
-            </w:tcBorders>
-          </w:tcPr>
-          <w:p>
-            <w:pPr>
-              <w:spacing w:before="0" w:after="60"/>
-              <w:keepNext/>
-              <w:jc w:val="center"/>
-            </w:pPr>
-            <w:r>
-              <w:rPr>
-                <w:rFonts w:ascii="Calibri" w:hAnsi="Calibri"/>
-                <w:sz w:val="20"/>
-              </w:rPr>
-              <w:t xml:space="preserve">100%</w:t>
+              <w:t xml:space="preserve">Intellectual disability</w:t>
+            </w:r>
+          </w:p>
+        </w:tc>
+        <w:tc>
+          <w:tcPr>
+            <w:tcBorders>
+              <w:top w:val="single" w:space="0" w:color="D3D3D3"/>
+              <w:bottom w:val="single" w:space="0" w:color="D3D3D3"/>
+              <w:start w:val="single" w:space="0" w:color="D3D3D3"/>
+              <w:end w:val="single" w:space="0" w:color="D3D3D3"/>
+            </w:tcBorders>
+          </w:tcPr>
+          <w:p>
+            <w:pPr>
+              <w:spacing w:before="0" w:after="60"/>
+              <w:keepNext/>
+              <w:jc w:val="center"/>
+            </w:pPr>
+            <w:r>
+              <w:rPr>
+                <w:rFonts w:ascii="Calibri" w:hAnsi="Calibri"/>
+                <w:sz w:val="20"/>
+              </w:rPr>
+              <w:t xml:space="default">100.0%</w:t>
+            </w:r>
+          </w:p>
+        </w:tc>
+        <w:tc>
+          <w:tcPr>
+            <w:tcBorders>
+              <w:top w:val="single" w:space="0" w:color="D3D3D3"/>
+              <w:bottom w:val="single" w:space="0" w:color="D3D3D3"/>
+              <w:start w:val="single" w:space="0" w:color="D3D3D3"/>
+              <w:end w:val="single" w:space="0" w:color="D3D3D3"/>
+            </w:tcBorders>
+          </w:tcPr>
+          <w:p>
+            <w:pPr>
+              <w:spacing w:before="0" w:after="60"/>
+              <w:keepNext/>
+              <w:jc w:val="center"/>
+            </w:pPr>
+            <w:r>
+              <w:rPr>
+                <w:rFonts w:ascii="Calibri" w:hAnsi="Calibri"/>
+                <w:sz w:val="20"/>
+              </w:rPr>
+              <w:t xml:space="default">60.0%</w:t>
+            </w:r>
+          </w:p>
+        </w:tc>
+        <w:tc>
+          <w:tcPr>
+            <w:tcBorders>
+              <w:top w:val="single" w:space="0" w:color="D3D3D3"/>
+              <w:bottom w:val="single" w:space="0" w:color="D3D3D3"/>
+              <w:start w:val="single" w:space="0" w:color="D3D3D3"/>
+              <w:end w:val="single" w:space="0" w:color="D3D3D3"/>
+            </w:tcBorders>
+          </w:tcPr>
+          <w:p>
+            <w:pPr>
+              <w:spacing w:before="0" w:after="60"/>
+              <w:keepNext/>
+              <w:jc w:val="center"/>
+            </w:pPr>
+            <w:r>
+              <w:rPr>
+                <w:rFonts w:ascii="Calibri" w:hAnsi="Calibri"/>
+                <w:sz w:val="20"/>
+              </w:rPr>
+              <w:t xml:space="default">66.7%</w:t>
             </w:r>
           </w:p>
         </w:tc>
@@ -1415,7 +1510,7 @@
             <w:pPr>
               <w:spacing w:before="0" w:after="60"/>
               <w:keepNext/>
-              <w:jc w:val="center"/>
+              <w:jc w:val="start"/>
             </w:pPr>
             <w:r>
               <w:rPr>
@@ -1423,79 +1518,79 @@
                 <w:sz w:val="20"/>
                 <w:b w:val="true"/>
               </w:rPr>
-              <w:t xml:space="preserve">Intellectual disability</w:t>
-            </w:r>
-          </w:p>
-        </w:tc>
-        <w:tc>
-          <w:tcPr>
-            <w:tcBorders>
-              <w:top w:val="single" w:space="0" w:color="D3D3D3"/>
-              <w:bottom w:val="single" w:space="0" w:color="D3D3D3"/>
-              <w:start w:val="single" w:space="0" w:color="D3D3D3"/>
-              <w:end w:val="single" w:space="0" w:color="D3D3D3"/>
-            </w:tcBorders>
-          </w:tcPr>
-          <w:p>
-            <w:pPr>
-              <w:spacing w:before="0" w:after="60"/>
-              <w:keepNext/>
-              <w:jc w:val="center"/>
-            </w:pPr>
-            <w:r>
-              <w:rPr>
-                <w:rFonts w:ascii="Calibri" w:hAnsi="Calibri"/>
-                <w:sz w:val="20"/>
-              </w:rPr>
-              <w:t xml:space="preserve">100%</w:t>
-            </w:r>
-          </w:p>
-        </w:tc>
-        <w:tc>
-          <w:tcPr>
-            <w:tcBorders>
-              <w:top w:val="single" w:space="0" w:color="D3D3D3"/>
-              <w:bottom w:val="single" w:space="0" w:color="D3D3D3"/>
-              <w:start w:val="single" w:space="0" w:color="D3D3D3"/>
-              <w:end w:val="single" w:space="0" w:color="D3D3D3"/>
-            </w:tcBorders>
-          </w:tcPr>
-          <w:p>
-            <w:pPr>
-              <w:spacing w:before="0" w:after="60"/>
-              <w:keepNext/>
-              <w:jc w:val="center"/>
-            </w:pPr>
-            <w:r>
-              <w:rPr>
-                <w:rFonts w:ascii="Calibri" w:hAnsi="Calibri"/>
-                <w:sz w:val="20"/>
-              </w:rPr>
-              <w:t xml:space="preserve">60%</w:t>
-            </w:r>
-          </w:p>
-        </w:tc>
-        <w:tc>
-          <w:tcPr>
-            <w:tcBorders>
-              <w:top w:val="single" w:space="0" w:color="D3D3D3"/>
-              <w:bottom w:val="single" w:space="0" w:color="D3D3D3"/>
-              <w:start w:val="single" w:space="0" w:color="D3D3D3"/>
-              <w:end w:val="single" w:space="0" w:color="D3D3D3"/>
-            </w:tcBorders>
-          </w:tcPr>
-          <w:p>
-            <w:pPr>
-              <w:spacing w:before="0" w:after="60"/>
-              <w:keepNext/>
-              <w:jc w:val="center"/>
-            </w:pPr>
-            <w:r>
-              <w:rPr>
-                <w:rFonts w:ascii="Calibri" w:hAnsi="Calibri"/>
-                <w:sz w:val="20"/>
-              </w:rPr>
-              <w:t xml:space="preserve">66.7%</w:t>
+              <w:t xml:space="preserve">ADHD</w:t>
+            </w:r>
+          </w:p>
+        </w:tc>
+        <w:tc>
+          <w:tcPr>
+            <w:tcBorders>
+              <w:top w:val="single" w:space="0" w:color="D3D3D3"/>
+              <w:bottom w:val="single" w:space="0" w:color="D3D3D3"/>
+              <w:start w:val="single" w:space="0" w:color="D3D3D3"/>
+              <w:end w:val="single" w:space="0" w:color="D3D3D3"/>
+            </w:tcBorders>
+          </w:tcPr>
+          <w:p>
+            <w:pPr>
+              <w:spacing w:before="0" w:after="60"/>
+              <w:keepNext/>
+              <w:jc w:val="center"/>
+            </w:pPr>
+            <w:r>
+              <w:rPr>
+                <w:rFonts w:ascii="Calibri" w:hAnsi="Calibri"/>
+                <w:sz w:val="20"/>
+              </w:rPr>
+              <w:t xml:space="default">100.0%</w:t>
+            </w:r>
+          </w:p>
+        </w:tc>
+        <w:tc>
+          <w:tcPr>
+            <w:tcBorders>
+              <w:top w:val="single" w:space="0" w:color="D3D3D3"/>
+              <w:bottom w:val="single" w:space="0" w:color="D3D3D3"/>
+              <w:start w:val="single" w:space="0" w:color="D3D3D3"/>
+              <w:end w:val="single" w:space="0" w:color="D3D3D3"/>
+            </w:tcBorders>
+          </w:tcPr>
+          <w:p>
+            <w:pPr>
+              <w:spacing w:before="0" w:after="60"/>
+              <w:keepNext/>
+              <w:jc w:val="center"/>
+            </w:pPr>
+            <w:r>
+              <w:rPr>
+                <w:rFonts w:ascii="Calibri" w:hAnsi="Calibri"/>
+                <w:sz w:val="20"/>
+              </w:rPr>
+              <w:t xml:space="default">0.0%</w:t>
+            </w:r>
+          </w:p>
+        </w:tc>
+        <w:tc>
+          <w:tcPr>
+            <w:tcBorders>
+              <w:top w:val="single" w:space="0" w:color="D3D3D3"/>
+              <w:bottom w:val="single" w:space="0" w:color="D3D3D3"/>
+              <w:start w:val="single" w:space="0" w:color="D3D3D3"/>
+              <w:end w:val="single" w:space="0" w:color="D3D3D3"/>
+            </w:tcBorders>
+          </w:tcPr>
+          <w:p>
+            <w:pPr>
+              <w:spacing w:before="0" w:after="60"/>
+              <w:keepNext/>
+              <w:jc w:val="center"/>
+            </w:pPr>
+            <w:r>
+              <w:rPr>
+                <w:rFonts w:ascii="Calibri" w:hAnsi="Calibri"/>
+                <w:sz w:val="20"/>
+              </w:rPr>
+              <w:t xml:space="default">50.0%</w:t>
             </w:r>
           </w:p>
         </w:tc>
@@ -1517,7 +1612,7 @@
             <w:pPr>
               <w:spacing w:before="0" w:after="60"/>
               <w:keepNext/>
-              <w:jc w:val="center"/>
+              <w:jc w:val="start"/>
             </w:pPr>
             <w:r>
               <w:rPr>
@@ -1525,79 +1620,79 @@
                 <w:sz w:val="20"/>
                 <w:b w:val="true"/>
               </w:rPr>
-              <w:t xml:space="preserve">ADHD</w:t>
-            </w:r>
-          </w:p>
-        </w:tc>
-        <w:tc>
-          <w:tcPr>
-            <w:tcBorders>
-              <w:top w:val="single" w:space="0" w:color="D3D3D3"/>
-              <w:bottom w:val="single" w:space="0" w:color="D3D3D3"/>
-              <w:start w:val="single" w:space="0" w:color="D3D3D3"/>
-              <w:end w:val="single" w:space="0" w:color="D3D3D3"/>
-            </w:tcBorders>
-          </w:tcPr>
-          <w:p>
-            <w:pPr>
-              <w:spacing w:before="0" w:after="60"/>
-              <w:keepNext/>
-              <w:jc w:val="center"/>
-            </w:pPr>
-            <w:r>
-              <w:rPr>
-                <w:rFonts w:ascii="Calibri" w:hAnsi="Calibri"/>
-                <w:sz w:val="20"/>
-              </w:rPr>
-              <w:t xml:space="preserve">100%</w:t>
-            </w:r>
-          </w:p>
-        </w:tc>
-        <w:tc>
-          <w:tcPr>
-            <w:tcBorders>
-              <w:top w:val="single" w:space="0" w:color="D3D3D3"/>
-              <w:bottom w:val="single" w:space="0" w:color="D3D3D3"/>
-              <w:start w:val="single" w:space="0" w:color="D3D3D3"/>
-              <w:end w:val="single" w:space="0" w:color="D3D3D3"/>
-            </w:tcBorders>
-          </w:tcPr>
-          <w:p>
-            <w:pPr>
-              <w:spacing w:before="0" w:after="60"/>
-              <w:keepNext/>
-              <w:jc w:val="center"/>
-            </w:pPr>
-            <w:r>
-              <w:rPr>
-                <w:rFonts w:ascii="Calibri" w:hAnsi="Calibri"/>
-                <w:sz w:val="20"/>
-              </w:rPr>
-              <w:t xml:space="preserve">0%</w:t>
-            </w:r>
-          </w:p>
-        </w:tc>
-        <w:tc>
-          <w:tcPr>
-            <w:tcBorders>
-              <w:top w:val="single" w:space="0" w:color="D3D3D3"/>
-              <w:bottom w:val="single" w:space="0" w:color="D3D3D3"/>
-              <w:start w:val="single" w:space="0" w:color="D3D3D3"/>
-              <w:end w:val="single" w:space="0" w:color="D3D3D3"/>
-            </w:tcBorders>
-          </w:tcPr>
-          <w:p>
-            <w:pPr>
-              <w:spacing w:before="0" w:after="60"/>
-              <w:keepNext/>
-              <w:jc w:val="center"/>
-            </w:pPr>
-            <w:r>
-              <w:rPr>
-                <w:rFonts w:ascii="Calibri" w:hAnsi="Calibri"/>
-                <w:sz w:val="20"/>
-              </w:rPr>
-              <w:t xml:space="preserve">50%</w:t>
+              <w:t xml:space="preserve">Autism</w:t>
+            </w:r>
+          </w:p>
+        </w:tc>
+        <w:tc>
+          <w:tcPr>
+            <w:tcBorders>
+              <w:top w:val="single" w:space="0" w:color="D3D3D3"/>
+              <w:bottom w:val="single" w:space="0" w:color="D3D3D3"/>
+              <w:start w:val="single" w:space="0" w:color="D3D3D3"/>
+              <w:end w:val="single" w:space="0" w:color="D3D3D3"/>
+            </w:tcBorders>
+          </w:tcPr>
+          <w:p>
+            <w:pPr>
+              <w:spacing w:before="0" w:after="60"/>
+              <w:keepNext/>
+              <w:jc w:val="center"/>
+            </w:pPr>
+            <w:r>
+              <w:rPr>
+                <w:rFonts w:ascii="Calibri" w:hAnsi="Calibri"/>
+                <w:sz w:val="20"/>
+              </w:rPr>
+              <w:t xml:space="default">100.0%</w:t>
+            </w:r>
+          </w:p>
+        </w:tc>
+        <w:tc>
+          <w:tcPr>
+            <w:tcBorders>
+              <w:top w:val="single" w:space="0" w:color="D3D3D3"/>
+              <w:bottom w:val="single" w:space="0" w:color="D3D3D3"/>
+              <w:start w:val="single" w:space="0" w:color="D3D3D3"/>
+              <w:end w:val="single" w:space="0" w:color="D3D3D3"/>
+            </w:tcBorders>
+          </w:tcPr>
+          <w:p>
+            <w:pPr>
+              <w:spacing w:before="0" w:after="60"/>
+              <w:keepNext/>
+              <w:jc w:val="center"/>
+            </w:pPr>
+            <w:r>
+              <w:rPr>
+                <w:rFonts w:ascii="Calibri" w:hAnsi="Calibri"/>
+                <w:sz w:val="20"/>
+              </w:rPr>
+              <w:t xml:space="default">0.0%</w:t>
+            </w:r>
+          </w:p>
+        </w:tc>
+        <w:tc>
+          <w:tcPr>
+            <w:tcBorders>
+              <w:top w:val="single" w:space="0" w:color="D3D3D3"/>
+              <w:bottom w:val="single" w:space="0" w:color="D3D3D3"/>
+              <w:start w:val="single" w:space="0" w:color="D3D3D3"/>
+              <w:end w:val="single" w:space="0" w:color="D3D3D3"/>
+            </w:tcBorders>
+          </w:tcPr>
+          <w:p>
+            <w:pPr>
+              <w:spacing w:before="0" w:after="60"/>
+              <w:keepNext/>
+              <w:jc w:val="center"/>
+            </w:pPr>
+            <w:r>
+              <w:rPr>
+                <w:rFonts w:ascii="Calibri" w:hAnsi="Calibri"/>
+                <w:sz w:val="20"/>
+              </w:rPr>
+              <w:t xml:space="default">25.0%</w:t>
             </w:r>
           </w:p>
         </w:tc>
@@ -1619,7 +1714,7 @@
             <w:pPr>
               <w:spacing w:before="0" w:after="60"/>
               <w:keepNext/>
-              <w:jc w:val="center"/>
+              <w:jc w:val="start"/>
             </w:pPr>
             <w:r>
               <w:rPr>
@@ -1627,108 +1722,6 @@
                 <w:sz w:val="20"/>
                 <w:b w:val="true"/>
               </w:rPr>
-              <w:t xml:space="preserve">Autism</w:t>
-            </w:r>
-          </w:p>
-        </w:tc>
-        <w:tc>
-          <w:tcPr>
-            <w:tcBorders>
-              <w:top w:val="single" w:space="0" w:color="D3D3D3"/>
-              <w:bottom w:val="single" w:space="0" w:color="D3D3D3"/>
-              <w:start w:val="single" w:space="0" w:color="D3D3D3"/>
-              <w:end w:val="single" w:space="0" w:color="D3D3D3"/>
-            </w:tcBorders>
-          </w:tcPr>
-          <w:p>
-            <w:pPr>
-              <w:spacing w:before="0" w:after="60"/>
-              <w:keepNext/>
-              <w:jc w:val="center"/>
-            </w:pPr>
-            <w:r>
-              <w:rPr>
-                <w:rFonts w:ascii="Calibri" w:hAnsi="Calibri"/>
-                <w:sz w:val="20"/>
-              </w:rPr>
-              <w:t xml:space="preserve">100%</w:t>
-            </w:r>
-          </w:p>
-        </w:tc>
-        <w:tc>
-          <w:tcPr>
-            <w:tcBorders>
-              <w:top w:val="single" w:space="0" w:color="D3D3D3"/>
-              <w:bottom w:val="single" w:space="0" w:color="D3D3D3"/>
-              <w:start w:val="single" w:space="0" w:color="D3D3D3"/>
-              <w:end w:val="single" w:space="0" w:color="D3D3D3"/>
-            </w:tcBorders>
-          </w:tcPr>
-          <w:p>
-            <w:pPr>
-              <w:spacing w:before="0" w:after="60"/>
-              <w:keepNext/>
-              <w:jc w:val="center"/>
-            </w:pPr>
-            <w:r>
-              <w:rPr>
-                <w:rFonts w:ascii="Calibri" w:hAnsi="Calibri"/>
-                <w:sz w:val="20"/>
-              </w:rPr>
-              <w:t xml:space="preserve">0%</w:t>
-            </w:r>
-          </w:p>
-        </w:tc>
-        <w:tc>
-          <w:tcPr>
-            <w:tcBorders>
-              <w:top w:val="single" w:space="0" w:color="D3D3D3"/>
-              <w:bottom w:val="single" w:space="0" w:color="D3D3D3"/>
-              <w:start w:val="single" w:space="0" w:color="D3D3D3"/>
-              <w:end w:val="single" w:space="0" w:color="D3D3D3"/>
-            </w:tcBorders>
-          </w:tcPr>
-          <w:p>
-            <w:pPr>
-              <w:spacing w:before="0" w:after="60"/>
-              <w:keepNext/>
-              <w:jc w:val="center"/>
-            </w:pPr>
-            <w:r>
-              <w:rPr>
-                <w:rFonts w:ascii="Calibri" w:hAnsi="Calibri"/>
-                <w:sz w:val="20"/>
-              </w:rPr>
-              <w:t xml:space="preserve">25%</w:t>
-            </w:r>
-          </w:p>
-        </w:tc>
-      </w:tr>
-      <w:tr>
-        <w:trPr>
-          <w:cantSplit/>
-        </w:trPr>
-        <w:tc>
-          <w:tcPr>
-            <w:tcBorders>
-              <w:top w:val="single" w:space="0" w:color="D3D3D3"/>
-              <w:bottom w:val="single" w:space="0" w:color="D3D3D3"/>
-              <w:start w:val="single" w:space="0" w:color="D3D3D3"/>
-              <w:end w:val="single" w:space="0" w:color="D3D3D3"/>
-            </w:tcBorders>
-          </w:tcPr>
-          <w:p>
-            <w:pPr>
-              <w:spacing w:before="0" w:after="60"/>
-              <w:keepNext/>
-              <w:jc w:val="center"/>
-            </w:pPr>
-            <w:r>
-              <w:rPr>
-                <w:rFonts w:ascii="Calibri" w:hAnsi="Calibri"/>
-                <w:sz w:val="20"/>
-                <w:b w:val="true"/>
-              </w:rPr>
               <w:t xml:space="preserve">Sensory integration disorder</w:t>
             </w:r>
           </w:p>
@@ -1753,55 +1746,55 @@
                 <w:rFonts w:ascii="Calibri" w:hAnsi="Calibri"/>
                 <w:sz w:val="20"/>
               </w:rPr>
-              <w:t xml:space="preserve">0%</w:t>
-            </w:r>
-          </w:p>
-        </w:tc>
-        <w:tc>
-          <w:tcPr>
-            <w:tcBorders>
-              <w:top w:val="single" w:space="0" w:color="D3D3D3"/>
-              <w:bottom w:val="single" w:space="0" w:color="D3D3D3"/>
-              <w:start w:val="single" w:space="0" w:color="D3D3D3"/>
-              <w:end w:val="single" w:space="0" w:color="D3D3D3"/>
-            </w:tcBorders>
-          </w:tcPr>
-          <w:p>
-            <w:pPr>
-              <w:spacing w:before="0" w:after="60"/>
-              <w:keepNext/>
-              <w:jc w:val="center"/>
-            </w:pPr>
-            <w:r>
-              <w:rPr>
-                <w:rFonts w:ascii="Calibri" w:hAnsi="Calibri"/>
-                <w:sz w:val="20"/>
-              </w:rPr>
-              <w:t xml:space="preserve">20%</w:t>
-            </w:r>
-          </w:p>
-        </w:tc>
-        <w:tc>
-          <w:tcPr>
-            <w:tcBorders>
-              <w:top w:val="single" w:space="0" w:color="D3D3D3"/>
-              <w:bottom w:val="single" w:space="0" w:color="D3D3D3"/>
-              <w:start w:val="single" w:space="0" w:color="D3D3D3"/>
-              <w:end w:val="single" w:space="0" w:color="D3D3D3"/>
-            </w:tcBorders>
-          </w:tcPr>
-          <w:p>
-            <w:pPr>
-              <w:spacing w:before="0" w:after="60"/>
-              <w:keepNext/>
-              <w:jc w:val="center"/>
-            </w:pPr>
-            <w:r>
-              <w:rPr>
-                <w:rFonts w:ascii="Calibri" w:hAnsi="Calibri"/>
-                <w:sz w:val="20"/>
-              </w:rPr>
-              <w:t xml:space="preserve">33.3%</w:t>
+              <w:t xml:space="default">0.0%</w:t>
+            </w:r>
+          </w:p>
+        </w:tc>
+        <w:tc>
+          <w:tcPr>
+            <w:tcBorders>
+              <w:top w:val="single" w:space="0" w:color="D3D3D3"/>
+              <w:bottom w:val="single" w:space="0" w:color="D3D3D3"/>
+              <w:start w:val="single" w:space="0" w:color="D3D3D3"/>
+              <w:end w:val="single" w:space="0" w:color="D3D3D3"/>
+            </w:tcBorders>
+          </w:tcPr>
+          <w:p>
+            <w:pPr>
+              <w:spacing w:before="0" w:after="60"/>
+              <w:keepNext/>
+              <w:jc w:val="center"/>
+            </w:pPr>
+            <w:r>
+              <w:rPr>
+                <w:rFonts w:ascii="Calibri" w:hAnsi="Calibri"/>
+                <w:sz w:val="20"/>
+              </w:rPr>
+              <w:t xml:space="default">20.0%</w:t>
+            </w:r>
+          </w:p>
+        </w:tc>
+        <w:tc>
+          <w:tcPr>
+            <w:tcBorders>
+              <w:top w:val="single" w:space="0" w:color="D3D3D3"/>
+              <w:bottom w:val="single" w:space="0" w:color="D3D3D3"/>
+              <w:start w:val="single" w:space="0" w:color="D3D3D3"/>
+              <w:end w:val="single" w:space="0" w:color="D3D3D3"/>
+            </w:tcBorders>
+          </w:tcPr>
+          <w:p>
+            <w:pPr>
+              <w:spacing w:before="0" w:after="60"/>
+              <w:keepNext/>
+              <w:jc w:val="center"/>
+            </w:pPr>
+            <w:r>
+              <w:rPr>
+                <w:rFonts w:ascii="Calibri" w:hAnsi="Calibri"/>
+                <w:sz w:val="20"/>
+              </w:rPr>
+              <w:t xml:space="default">33.3%</w:t>
             </w:r>
           </w:p>
         </w:tc>

--- a/table.docx
+++ b/table.docx
@@ -47,7 +47,6 @@
               <w:bottom w:val="single" w:sz="16" w:space="0" w:color="D3D3D3"/>
               <w:end w:val="single" w:space="0" w:color="D3D3D3"/>
             </w:tcBorders>
-            <w:shd w:val="clear" w:color="auto" w:fill="BFBFBF"/>
             <w:gridSpan w:val="3"/>
           </w:tcPr>
           <w:p>
@@ -97,7 +96,6 @@
             <w:tcBorders>
               <w:bottom w:val="single" w:sz="16" w:space="0" w:color="D3D3D3"/>
             </w:tcBorders>
-            <w:shd w:val="clear" w:color="auto" w:fill="BFBFBF"/>
             <w:gridSpan w:val="1"/>
           </w:tcPr>
           <w:p>
@@ -120,7 +118,6 @@
             <w:tcBorders>
               <w:bottom w:val="single" w:sz="16" w:space="0" w:color="D3D3D3"/>
             </w:tcBorders>
-            <w:shd w:val="clear" w:color="auto" w:fill="BFBFBF"/>
             <w:gridSpan w:val="1"/>
           </w:tcPr>
           <w:p>
@@ -144,7 +141,6 @@
               <w:bottom w:val="single" w:sz="16" w:space="0" w:color="D3D3D3"/>
               <w:end w:val="single" w:space="0" w:color="D3D3D3"/>
             </w:tcBorders>
-            <w:shd w:val="clear" w:color="auto" w:fill="BFBFBF"/>
             <w:gridSpan w:val="1"/>
           </w:tcPr>
           <w:p>
@@ -174,7 +170,6 @@
               <w:bottom w:val="single" w:sz="16" w:space="0" w:color="D3D3D3"/>
               <w:start w:val="single" w:space="0" w:color="D3D3D3"/>
             </w:tcBorders>
-            <w:shd w:val="clear" w:color="auto" w:fill="BFBFBF"/>
           </w:tcPr>
         </w:tc>
         <w:tc>
@@ -182,7 +177,6 @@
             <w:tcBorders>
               <w:bottom w:val="single" w:sz="16" w:space="0" w:color="D3D3D3"/>
             </w:tcBorders>
-            <w:shd w:val="clear" w:color="auto" w:fill="BFBFBF"/>
           </w:tcPr>
           <w:p>
             <w:pPr>
@@ -212,7 +206,6 @@
             <w:tcBorders>
               <w:bottom w:val="single" w:sz="16" w:space="0" w:color="D3D3D3"/>
             </w:tcBorders>
-            <w:shd w:val="clear" w:color="auto" w:fill="BFBFBF"/>
           </w:tcPr>
           <w:p>
             <w:pPr>
@@ -243,7 +236,6 @@
               <w:bottom w:val="single" w:sz="16" w:space="0" w:color="D3D3D3"/>
               <w:end w:val="single" w:space="0" w:color="D3D3D3"/>
             </w:tcBorders>
-            <w:shd w:val="clear" w:color="auto" w:fill="BFBFBF"/>
           </w:tcPr>
           <w:p>
             <w:pPr>
@@ -281,6 +273,7 @@
               <w:start w:val="single" w:space="0" w:color="D3D3D3"/>
               <w:end w:val="single" w:space="0" w:color="D3D3D3"/>
             </w:tcBorders>
+            <w:shd w:val="clear" w:color="auto" w:fill="E5E5E5"/>
           </w:tcPr>
           <w:p>
             <w:pPr>
@@ -306,6 +299,7 @@
               <w:start w:val="single" w:space="0" w:color="D3D3D3"/>
               <w:end w:val="single" w:space="0" w:color="D3D3D3"/>
             </w:tcBorders>
+            <w:shd w:val="clear" w:color="auto" w:fill="F2F2F2"/>
           </w:tcPr>
           <w:p>
             <w:pPr>
@@ -330,6 +324,7 @@
               <w:start w:val="single" w:space="0" w:color="D3D3D3"/>
               <w:end w:val="single" w:space="0" w:color="D3D3D3"/>
             </w:tcBorders>
+            <w:shd w:val="clear" w:color="auto" w:fill="F2F2F2"/>
           </w:tcPr>
           <w:p>
             <w:pPr>
@@ -354,6 +349,7 @@
               <w:start w:val="single" w:space="0" w:color="D3D3D3"/>
               <w:end w:val="single" w:space="0" w:color="D3D3D3"/>
             </w:tcBorders>
+            <w:shd w:val="clear" w:color="auto" w:fill="F2F2F2"/>
           </w:tcPr>
           <w:p>
             <w:pPr>
@@ -383,6 +379,7 @@
               <w:start w:val="single" w:space="0" w:color="D3D3D3"/>
               <w:end w:val="single" w:space="0" w:color="D3D3D3"/>
             </w:tcBorders>
+            <w:shd w:val="clear" w:color="auto" w:fill="E5E5E5"/>
           </w:tcPr>
           <w:p>
             <w:pPr>
@@ -485,6 +482,7 @@
               <w:start w:val="single" w:space="0" w:color="D3D3D3"/>
               <w:end w:val="single" w:space="0" w:color="D3D3D3"/>
             </w:tcBorders>
+            <w:shd w:val="clear" w:color="auto" w:fill="E5E5E5"/>
           </w:tcPr>
           <w:p>
             <w:pPr>
@@ -510,6 +508,7 @@
               <w:start w:val="single" w:space="0" w:color="D3D3D3"/>
               <w:end w:val="single" w:space="0" w:color="D3D3D3"/>
             </w:tcBorders>
+            <w:shd w:val="clear" w:color="auto" w:fill="F2F2F2"/>
           </w:tcPr>
           <w:p>
             <w:pPr>
@@ -534,6 +533,7 @@
               <w:start w:val="single" w:space="0" w:color="D3D3D3"/>
               <w:end w:val="single" w:space="0" w:color="D3D3D3"/>
             </w:tcBorders>
+            <w:shd w:val="clear" w:color="auto" w:fill="F2F2F2"/>
           </w:tcPr>
           <w:p>
             <w:pPr>
@@ -558,6 +558,7 @@
               <w:start w:val="single" w:space="0" w:color="D3D3D3"/>
               <w:end w:val="single" w:space="0" w:color="D3D3D3"/>
             </w:tcBorders>
+            <w:shd w:val="clear" w:color="auto" w:fill="F2F2F2"/>
           </w:tcPr>
           <w:p>
             <w:pPr>
@@ -587,6 +588,7 @@
               <w:start w:val="single" w:space="0" w:color="D3D3D3"/>
               <w:end w:val="single" w:space="0" w:color="D3D3D3"/>
             </w:tcBorders>
+            <w:shd w:val="clear" w:color="auto" w:fill="E5E5E5"/>
           </w:tcPr>
           <w:p>
             <w:pPr>
@@ -689,6 +691,7 @@
               <w:start w:val="single" w:space="0" w:color="D3D3D3"/>
               <w:end w:val="single" w:space="0" w:color="D3D3D3"/>
             </w:tcBorders>
+            <w:shd w:val="clear" w:color="auto" w:fill="E5E5E5"/>
           </w:tcPr>
           <w:p>
             <w:pPr>
@@ -714,6 +717,7 @@
               <w:start w:val="single" w:space="0" w:color="D3D3D3"/>
               <w:end w:val="single" w:space="0" w:color="D3D3D3"/>
             </w:tcBorders>
+            <w:shd w:val="clear" w:color="auto" w:fill="F2F2F2"/>
           </w:tcPr>
           <w:p>
             <w:pPr>
@@ -738,6 +742,7 @@
               <w:start w:val="single" w:space="0" w:color="D3D3D3"/>
               <w:end w:val="single" w:space="0" w:color="D3D3D3"/>
             </w:tcBorders>
+            <w:shd w:val="clear" w:color="auto" w:fill="F2F2F2"/>
           </w:tcPr>
           <w:p>
             <w:pPr>
@@ -762,6 +767,7 @@
               <w:start w:val="single" w:space="0" w:color="D3D3D3"/>
               <w:end w:val="single" w:space="0" w:color="D3D3D3"/>
             </w:tcBorders>
+            <w:shd w:val="clear" w:color="auto" w:fill="F2F2F2"/>
           </w:tcPr>
           <w:p>
             <w:pPr>
@@ -791,6 +797,7 @@
               <w:start w:val="single" w:space="0" w:color="D3D3D3"/>
               <w:end w:val="single" w:space="0" w:color="D3D3D3"/>
             </w:tcBorders>
+            <w:shd w:val="clear" w:color="auto" w:fill="E5E5E5"/>
           </w:tcPr>
           <w:p>
             <w:pPr>
@@ -893,6 +900,7 @@
               <w:start w:val="single" w:space="0" w:color="D3D3D3"/>
               <w:end w:val="single" w:space="0" w:color="D3D3D3"/>
             </w:tcBorders>
+            <w:shd w:val="clear" w:color="auto" w:fill="E5E5E5"/>
           </w:tcPr>
           <w:p>
             <w:pPr>
@@ -918,6 +926,7 @@
               <w:start w:val="single" w:space="0" w:color="D3D3D3"/>
               <w:end w:val="single" w:space="0" w:color="D3D3D3"/>
             </w:tcBorders>
+            <w:shd w:val="clear" w:color="auto" w:fill="F2F2F2"/>
           </w:tcPr>
           <w:p>
             <w:pPr>
@@ -942,6 +951,7 @@
               <w:start w:val="single" w:space="0" w:color="D3D3D3"/>
               <w:end w:val="single" w:space="0" w:color="D3D3D3"/>
             </w:tcBorders>
+            <w:shd w:val="clear" w:color="auto" w:fill="F2F2F2"/>
           </w:tcPr>
           <w:p>
             <w:pPr>
@@ -966,6 +976,7 @@
               <w:start w:val="single" w:space="0" w:color="D3D3D3"/>
               <w:end w:val="single" w:space="0" w:color="D3D3D3"/>
             </w:tcBorders>
+            <w:shd w:val="clear" w:color="auto" w:fill="F2F2F2"/>
           </w:tcPr>
           <w:p>
             <w:pPr>
@@ -995,6 +1006,7 @@
               <w:start w:val="single" w:space="0" w:color="D3D3D3"/>
               <w:end w:val="single" w:space="0" w:color="D3D3D3"/>
             </w:tcBorders>
+            <w:shd w:val="clear" w:color="auto" w:fill="E5E5E5"/>
           </w:tcPr>
           <w:p>
             <w:pPr>
@@ -1097,6 +1109,7 @@
               <w:start w:val="single" w:space="0" w:color="D3D3D3"/>
               <w:end w:val="single" w:space="0" w:color="D3D3D3"/>
             </w:tcBorders>
+            <w:shd w:val="clear" w:color="auto" w:fill="E5E5E5"/>
           </w:tcPr>
           <w:p>
             <w:pPr>
@@ -1122,6 +1135,7 @@
               <w:start w:val="single" w:space="0" w:color="D3D3D3"/>
               <w:end w:val="single" w:space="0" w:color="D3D3D3"/>
             </w:tcBorders>
+            <w:shd w:val="clear" w:color="auto" w:fill="F2F2F2"/>
           </w:tcPr>
           <w:p>
             <w:pPr>
@@ -1146,6 +1160,7 @@
               <w:start w:val="single" w:space="0" w:color="D3D3D3"/>
               <w:end w:val="single" w:space="0" w:color="D3D3D3"/>
             </w:tcBorders>
+            <w:shd w:val="clear" w:color="auto" w:fill="F2F2F2"/>
           </w:tcPr>
           <w:p>
             <w:pPr>
@@ -1170,6 +1185,7 @@
               <w:start w:val="single" w:space="0" w:color="D3D3D3"/>
               <w:end w:val="single" w:space="0" w:color="D3D3D3"/>
             </w:tcBorders>
+            <w:shd w:val="clear" w:color="auto" w:fill="F2F2F2"/>
           </w:tcPr>
           <w:p>
             <w:pPr>
@@ -1199,6 +1215,7 @@
               <w:start w:val="single" w:space="0" w:color="D3D3D3"/>
               <w:end w:val="single" w:space="0" w:color="D3D3D3"/>
             </w:tcBorders>
+            <w:shd w:val="clear" w:color="auto" w:fill="E5E5E5"/>
           </w:tcPr>
           <w:p>
             <w:pPr>
@@ -1301,6 +1318,7 @@
               <w:start w:val="single" w:space="0" w:color="D3D3D3"/>
               <w:end w:val="single" w:space="0" w:color="D3D3D3"/>
             </w:tcBorders>
+            <w:shd w:val="clear" w:color="auto" w:fill="E5E5E5"/>
           </w:tcPr>
           <w:p>
             <w:pPr>
@@ -1326,6 +1344,7 @@
               <w:start w:val="single" w:space="0" w:color="D3D3D3"/>
               <w:end w:val="single" w:space="0" w:color="D3D3D3"/>
             </w:tcBorders>
+            <w:shd w:val="clear" w:color="auto" w:fill="F2F2F2"/>
           </w:tcPr>
           <w:p>
             <w:pPr>
@@ -1350,6 +1369,7 @@
               <w:start w:val="single" w:space="0" w:color="D3D3D3"/>
               <w:end w:val="single" w:space="0" w:color="D3D3D3"/>
             </w:tcBorders>
+            <w:shd w:val="clear" w:color="auto" w:fill="F2F2F2"/>
           </w:tcPr>
           <w:p>
             <w:pPr>
@@ -1374,6 +1394,7 @@
               <w:start w:val="single" w:space="0" w:color="D3D3D3"/>
               <w:end w:val="single" w:space="0" w:color="D3D3D3"/>
             </w:tcBorders>
+            <w:shd w:val="clear" w:color="auto" w:fill="F2F2F2"/>
           </w:tcPr>
           <w:p>
             <w:pPr>
@@ -1403,6 +1424,7 @@
               <w:start w:val="single" w:space="0" w:color="D3D3D3"/>
               <w:end w:val="single" w:space="0" w:color="D3D3D3"/>
             </w:tcBorders>
+            <w:shd w:val="clear" w:color="auto" w:fill="E5E5E5"/>
           </w:tcPr>
           <w:p>
             <w:pPr>
@@ -1505,6 +1527,7 @@
               <w:start w:val="single" w:space="0" w:color="D3D3D3"/>
               <w:end w:val="single" w:space="0" w:color="D3D3D3"/>
             </w:tcBorders>
+            <w:shd w:val="clear" w:color="auto" w:fill="E5E5E5"/>
           </w:tcPr>
           <w:p>
             <w:pPr>
@@ -1530,6 +1553,7 @@
               <w:start w:val="single" w:space="0" w:color="D3D3D3"/>
               <w:end w:val="single" w:space="0" w:color="D3D3D3"/>
             </w:tcBorders>
+            <w:shd w:val="clear" w:color="auto" w:fill="F2F2F2"/>
           </w:tcPr>
           <w:p>
             <w:pPr>
@@ -1554,6 +1578,7 @@
               <w:start w:val="single" w:space="0" w:color="D3D3D3"/>
               <w:end w:val="single" w:space="0" w:color="D3D3D3"/>
             </w:tcBorders>
+            <w:shd w:val="clear" w:color="auto" w:fill="F2F2F2"/>
           </w:tcPr>
           <w:p>
             <w:pPr>
@@ -1578,6 +1603,7 @@
               <w:start w:val="single" w:space="0" w:color="D3D3D3"/>
               <w:end w:val="single" w:space="0" w:color="D3D3D3"/>
             </w:tcBorders>
+            <w:shd w:val="clear" w:color="auto" w:fill="F2F2F2"/>
           </w:tcPr>
           <w:p>
             <w:pPr>
@@ -1607,6 +1633,7 @@
               <w:start w:val="single" w:space="0" w:color="D3D3D3"/>
               <w:end w:val="single" w:space="0" w:color="D3D3D3"/>
             </w:tcBorders>
+            <w:shd w:val="clear" w:color="auto" w:fill="E5E5E5"/>
           </w:tcPr>
           <w:p>
             <w:pPr>
@@ -1709,6 +1736,7 @@
               <w:start w:val="single" w:space="0" w:color="D3D3D3"/>
               <w:end w:val="single" w:space="0" w:color="D3D3D3"/>
             </w:tcBorders>
+            <w:shd w:val="clear" w:color="auto" w:fill="E5E5E5"/>
           </w:tcPr>
           <w:p>
             <w:pPr>
@@ -1734,6 +1762,7 @@
               <w:start w:val="single" w:space="0" w:color="D3D3D3"/>
               <w:end w:val="single" w:space="0" w:color="D3D3D3"/>
             </w:tcBorders>
+            <w:shd w:val="clear" w:color="auto" w:fill="F2F2F2"/>
           </w:tcPr>
           <w:p>
             <w:pPr>
@@ -1758,6 +1787,7 @@
               <w:start w:val="single" w:space="0" w:color="D3D3D3"/>
               <w:end w:val="single" w:space="0" w:color="D3D3D3"/>
             </w:tcBorders>
+            <w:shd w:val="clear" w:color="auto" w:fill="F2F2F2"/>
           </w:tcPr>
           <w:p>
             <w:pPr>
@@ -1782,6 +1812,7 @@
               <w:start w:val="single" w:space="0" w:color="D3D3D3"/>
               <w:end w:val="single" w:space="0" w:color="D3D3D3"/>
             </w:tcBorders>
+            <w:shd w:val="clear" w:color="auto" w:fill="F2F2F2"/>
           </w:tcPr>
           <w:p>
             <w:pPr>

--- a/table.docx
+++ b/table.docx
@@ -82,7 +82,7 @@
             <w:pPr>
               <w:spacing w:before="0" w:after="60"/>
               <w:keepNext/>
-              <w:jc w:val="center"/>
+              <w:jc w:val="start"/>
             </w:pPr>
             <w:r>
               <w:rPr>
@@ -105,7 +105,7 @@
             <w:pPr>
               <w:spacing w:before="0" w:after="60"/>
               <w:keepNext/>
-              <w:jc w:val="center"/>
+              <w:jc w:val="start"/>
             </w:pPr>
             <w:r>
               <w:rPr>
@@ -128,7 +128,7 @@
             <w:pPr>
               <w:spacing w:before="0" w:after="60"/>
               <w:keepNext/>
-              <w:jc w:val="center"/>
+              <w:jc w:val="start"/>
             </w:pPr>
             <w:r>
               <w:rPr>
@@ -152,7 +152,7 @@
             <w:pPr>
               <w:spacing w:before="0" w:after="60"/>
               <w:keepNext/>
-              <w:jc w:val="center"/>
+              <w:jc w:val="start"/>
             </w:pPr>
             <w:r>
               <w:rPr>
